--- a/rpd_corpus/rpd_23.docx
+++ b/rpd_corpus/rpd_23.docx
@@ -164,7 +164,7 @@
           <w:bCs/>
           <w:color w:val="000000"/>
         </w:rPr>
-        <w:t>(37905)Искусственный интеллект</w:t>
+        <w:t>(38014)Нечёткая логика и нечёткое управление</w:t>
       </w:r>
     </w:p>
     <w:p>
@@ -1664,7 +1664,7 @@
               <w:rPr>
                 <w:bCs/>
               </w:rPr>
-              <w:t>8</w:t>
+              <w:t>7</w:t>
             </w:r>
           </w:p>
         </w:tc>
@@ -2182,7 +2182,7 @@
               <w:rPr>
                 <w:bCs/>
               </w:rPr>
-              <w:t>Способен разрабатывать технические описания и руководства, готовить конспекты и проводить занятия по обучению работников применению программно-методических комплексов, используемых на предприятии</w:t>
+              <w:t>Способен применять аппарат нечётких множеств для описания неточных понятий и знаний</w:t>
             </w:r>
           </w:p>
         </w:tc>
@@ -2207,7 +2207,7 @@
               <w:rPr>
                 <w:bCs/>
               </w:rPr>
-              <w:t>ПК-3-</w:t>
+              <w:t>УК-1</w:t>
             </w:r>
           </w:p>
         </w:tc>
@@ -2263,7 +2263,7 @@
               <w:rPr>
                 <w:bCs/>
               </w:rPr>
-              <w:t>Способен подбирать средства проектирования и производить функциональное и логическое проектирование систем среднего и крупного масштаба и сложности</w:t>
+              <w:t>Способен проектировать нечёткие системы вывода для управления и принятия решений</w:t>
             </w:r>
           </w:p>
         </w:tc>
@@ -2288,7 +2288,7 @@
               <w:rPr>
                 <w:bCs/>
               </w:rPr>
-              <w:t>ПК-5-</w:t>
+              <w:t>ОПК-2</w:t>
             </w:r>
           </w:p>
         </w:tc>
@@ -2344,7 +2344,7 @@
               <w:rPr>
                 <w:bCs/>
               </w:rPr>
-              <w:t>Способен производить сбор, систематизацию, классификацию и анализ информации, относящейся к изучаемой предметной области</w:t>
+              <w:t>Способен разрабатывать нечёткие регуляторы для систем автоматического управления</w:t>
             </w:r>
           </w:p>
         </w:tc>
@@ -2369,7 +2369,7 @@
               <w:rPr>
                 <w:bCs/>
               </w:rPr>
-              <w:t>ПК-7-</w:t>
+              <w:t>ОПК-4</w:t>
             </w:r>
           </w:p>
         </w:tc>
@@ -2401,7 +2401,7 @@
               <w:rPr>
                 <w:bCs/>
               </w:rPr>
-              <w:t>5</w:t>
+              <w:t>4</w:t>
             </w:r>
           </w:p>
         </w:tc>
@@ -2425,7 +2425,7 @@
               <w:rPr>
                 <w:bCs/>
               </w:rPr>
-              <w:t>Способен оформлять результаты выполненной работы в форме отчетов и презентаций, представлять материал в виде публичных выступлений и печатных публикаций</w:t>
+              <w:t>Способен оценивать эффективность нечётких систем управления методами моделирования</w:t>
             </w:r>
           </w:p>
         </w:tc>
@@ -2450,7 +2450,7 @@
               <w:rPr>
                 <w:bCs/>
               </w:rPr>
-              <w:t>ПК-8-</w:t>
+              <w:t>ПК-1</w:t>
             </w:r>
           </w:p>
         </w:tc>
@@ -2601,16 +2601,13 @@
               <w:rPr>
                 <w:bCs/>
               </w:rPr>
-              <w:t>ПК-3</w:t>
-            </w:r>
-            <w:r>
-              <w:t> </w:t>
-            </w:r>
-            <w:r>
-              <w:rPr>
-                <w:bCs/>
-              </w:rPr>
-              <w:t/>
+              <w:t>УК-1</w:t>
+            </w:r>
+            <w:r/>
+            <w:r>
+              <w:rPr>
+                <w:bCs/>
+              </w:rPr>
             </w:r>
           </w:p>
           <w:p>
@@ -2635,17 +2632,7 @@
               <w:rPr>
                 <w:bCs/>
               </w:rPr>
-              <w:t>ПК-3.1 Составляет руководства пользователя программным продуктом</w:t>
-              <w:br/>
-              <w:t>ПК-3.2 Согласовывает регламенты разработки технической документации по использованию программного средства</w:t>
-              <w:br/>
-              <w:t>ПК-3.3 Готовит описания методик разработки компонентов программных комплексов, используемых на предприятии</w:t>
-              <w:br/>
-              <w:t>ПК-3.4 Готовит описания методик применения программных комплексов, используемых на предприятии</w:t>
-              <w:br/>
-              <w:t>ПК-3.5 Проводит консультирование работников по использованию программно-методических комплексов предприятия</w:t>
-              <w:br/>
-              <w:t> </w:t>
+              <w:t>УК-1.1 Применяет теорию нечётких множеств</w:t>
             </w:r>
           </w:p>
         </w:tc>
@@ -2665,7 +2652,7 @@
               <w:rPr>
                 <w:bCs/>
               </w:rPr>
-              <w:t>З(ПК-3)</w:t>
+              <w:t>З(УК-1)</w:t>
             </w:r>
           </w:p>
         </w:tc>
@@ -2682,9 +2669,7 @@
               <w:rPr>
                 <w:bCs/>
               </w:rPr>
-              <w:t>Знать:</w:t>
-              <w:br/>
-              <w:t>Законодательную основу регулирования отношений между субъектами научной и научно-технической деятельности, органами власти и потребителями научной и научно-технической продукции</w:t>
+              <w:t>Знать: теорию нечётких множеств: функции принадлежности, операции, отношения</w:t>
             </w:r>
           </w:p>
         </w:tc>
@@ -2695,7 +2680,7 @@
         </w:trPr>
         <w:tc>
           <w:tcPr>
-            <w:vMerge w:val="continue"/>
+            <w:vMerge w:val="restart"/>
             <w:tcW w:w="2717" w:type="dxa"/>
             <w:vAlign w:val="center"/>
           </w:tcPr>
@@ -2714,27 +2699,24 @@
               <w:rPr>
                 <w:bCs/>
               </w:rPr>
-              <w:t>ПК-3</w:t>
-            </w:r>
-            <w:r>
-              <w:t> </w:t>
-            </w:r>
-            <w:r>
-              <w:rPr>
-                <w:bCs/>
-              </w:rPr>
-              <w:t/>
-            </w:r>
-          </w:p>
-          <w:p>
-            <w:pPr>
-              <w:jc w:val="center"/>
-            </w:pPr>
-          </w:p>
-        </w:tc>
-        <w:tc>
-          <w:tcPr>
-            <w:vMerge w:val="continue"/>
+              <w:t>УК-1</w:t>
+            </w:r>
+            <w:r/>
+            <w:r>
+              <w:rPr>
+                <w:bCs/>
+              </w:rPr>
+            </w:r>
+          </w:p>
+          <w:p>
+            <w:pPr>
+              <w:jc w:val="center"/>
+            </w:pPr>
+          </w:p>
+        </w:tc>
+        <w:tc>
+          <w:tcPr>
+            <w:vMerge w:val="restart"/>
             <w:tcW w:w="3770" w:type="dxa"/>
           </w:tcPr>
           <w:p>
@@ -2748,17 +2730,7 @@
               <w:rPr>
                 <w:bCs/>
               </w:rPr>
-              <w:t>ПК-3.1 Составляет руководства пользователя программным продуктом</w:t>
-              <w:br/>
-              <w:t>ПК-3.2 Согласовывает регламенты разработки технической документации по использованию программного средства</w:t>
-              <w:br/>
-              <w:t>ПК-3.3 Готовит описания методик разработки компонентов программных комплексов, используемых на предприятии</w:t>
-              <w:br/>
-              <w:t>ПК-3.4 Готовит описания методик применения программных комплексов, используемых на предприятии</w:t>
-              <w:br/>
-              <w:t>ПК-3.5 Проводит консультирование работников по использованию программно-методических комплексов предприятия</w:t>
-              <w:br/>
-              <w:t> </w:t>
+              <w:t>УК-1.1 Применяет теорию нечётких множеств</w:t>
             </w:r>
           </w:p>
         </w:tc>
@@ -2778,7 +2750,7 @@
               <w:rPr>
                 <w:bCs/>
               </w:rPr>
-              <w:t>У(ПК-3)</w:t>
+              <w:t>У(УК-1)</w:t>
             </w:r>
           </w:p>
         </w:tc>
@@ -2795,9 +2767,7 @@
               <w:rPr>
                 <w:bCs/>
               </w:rPr>
-              <w:t>Уметь:</w:t>
-              <w:br/>
-              <w:t>Выбирать тему и разрабатывать план исследования</w:t>
+              <w:t>Уметь: строить лингвистические переменные и базы нечётких правил для задач</w:t>
             </w:r>
           </w:p>
         </w:tc>
@@ -2808,7 +2778,7 @@
         </w:trPr>
         <w:tc>
           <w:tcPr>
-            <w:vMerge w:val="continue"/>
+            <w:vMerge w:val="restart"/>
             <w:tcW w:w="2717" w:type="dxa"/>
             <w:vAlign w:val="center"/>
           </w:tcPr>
@@ -2827,27 +2797,24 @@
               <w:rPr>
                 <w:bCs/>
               </w:rPr>
-              <w:t>ПК-3</w:t>
-            </w:r>
-            <w:r>
-              <w:t> </w:t>
-            </w:r>
-            <w:r>
-              <w:rPr>
-                <w:bCs/>
-              </w:rPr>
-              <w:t/>
-            </w:r>
-          </w:p>
-          <w:p>
-            <w:pPr>
-              <w:jc w:val="center"/>
-            </w:pPr>
-          </w:p>
-        </w:tc>
-        <w:tc>
-          <w:tcPr>
-            <w:vMerge w:val="continue"/>
+              <w:t>УК-1</w:t>
+            </w:r>
+            <w:r/>
+            <w:r>
+              <w:rPr>
+                <w:bCs/>
+              </w:rPr>
+            </w:r>
+          </w:p>
+          <w:p>
+            <w:pPr>
+              <w:jc w:val="center"/>
+            </w:pPr>
+          </w:p>
+        </w:tc>
+        <w:tc>
+          <w:tcPr>
+            <w:vMerge w:val="restart"/>
             <w:tcW w:w="3770" w:type="dxa"/>
           </w:tcPr>
           <w:p>
@@ -2861,17 +2828,7 @@
               <w:rPr>
                 <w:bCs/>
               </w:rPr>
-              <w:t>ПК-3.1 Составляет руководства пользователя программным продуктом</w:t>
-              <w:br/>
-              <w:t>ПК-3.2 Согласовывает регламенты разработки технической документации по использованию программного средства</w:t>
-              <w:br/>
-              <w:t>ПК-3.3 Готовит описания методик разработки компонентов программных комплексов, используемых на предприятии</w:t>
-              <w:br/>
-              <w:t>ПК-3.4 Готовит описания методик применения программных комплексов, используемых на предприятии</w:t>
-              <w:br/>
-              <w:t>ПК-3.5 Проводит консультирование работников по использованию программно-методических комплексов предприятия</w:t>
-              <w:br/>
-              <w:t> </w:t>
+              <w:t>УК-1.1 Применяет теорию нечётких множеств</w:t>
             </w:r>
           </w:p>
         </w:tc>
@@ -2891,7 +2848,7 @@
               <w:rPr>
                 <w:bCs/>
               </w:rPr>
-              <w:t>В(ПК-3)</w:t>
+              <w:t>В(УК-1)</w:t>
             </w:r>
           </w:p>
         </w:tc>
@@ -2908,9 +2865,7 @@
               <w:rPr>
                 <w:bCs/>
               </w:rPr>
-              <w:t>Владеть:</w:t>
-              <w:br/>
-              <w:t>Участвовать в научно-исследовательских работах по кафедральным темам</w:t>
+              <w:t>Владеть: методами дефаззификации и построения нечётких моделей предметной области</w:t>
             </w:r>
           </w:p>
         </w:tc>
@@ -2940,16 +2895,13 @@
               <w:rPr>
                 <w:bCs/>
               </w:rPr>
-              <w:t>ПК-5</w:t>
-            </w:r>
-            <w:r>
-              <w:t> </w:t>
-            </w:r>
-            <w:r>
-              <w:rPr>
-                <w:bCs/>
-              </w:rPr>
-              <w:t/>
+              <w:t>ОПК-2</w:t>
+            </w:r>
+            <w:r/>
+            <w:r>
+              <w:rPr>
+                <w:bCs/>
+              </w:rPr>
             </w:r>
           </w:p>
           <w:p>
@@ -2974,23 +2926,7 @@
               <w:rPr>
                 <w:bCs/>
               </w:rPr>
-              <w:t>ПК-5.1 Использует теоретические методики целеполагания для программных систем</w:t>
-              <w:br/>
-              <w:t>ПК-5.2 Оформляет технические задания на разработку программных средств с описанием функционирования системы</w:t>
-              <w:br/>
-              <w:t>ПК-5.3 Разрабатывает технико-экономические обоснования создания программных комплексов</w:t>
-              <w:br/>
-              <w:t>ПК-5.4 Производит декомпозицию системы на подфункции, проводит описание каждой функции</w:t>
-              <w:br/>
-              <w:t>ПК-5.5 Формулирует требования к результатам аналитических работ в рамках системы</w:t>
-              <w:br/>
-              <w:t>ПК-5.6 Подбирает средства проектирования систем среднего и крупного масштаба сложности</w:t>
-              <w:br/>
-              <w:t>ПК-5.7 Строит логические модели систем среднего и крупного масштаба сложности</w:t>
-              <w:br/>
-              <w:t>ПК-5.8 Описывает порядок работ по созданию и сдаче системы, построенной по техническому заданию</w:t>
-              <w:br/>
-              <w:t> </w:t>
+              <w:t>ОПК-2.1 Проектирует нечёткие системы вывода</w:t>
             </w:r>
           </w:p>
         </w:tc>
@@ -3010,7 +2946,7 @@
               <w:rPr>
                 <w:bCs/>
               </w:rPr>
-              <w:t>З(ПК-5)</w:t>
+              <w:t>З(ОПК-2)</w:t>
             </w:r>
           </w:p>
         </w:tc>
@@ -3027,9 +2963,7 @@
               <w:rPr>
                 <w:bCs/>
               </w:rPr>
-              <w:t>Знать:</w:t>
-              <w:br/>
-              <w:t>Субъекты научной деятельности в системе высшего и послевузовского профессионального образования</w:t>
+              <w:t>Знать: архитектуру нечётких систем вывода: фаззификатор, база правил, дефаззификатор</w:t>
             </w:r>
           </w:p>
         </w:tc>
@@ -3040,7 +2974,7 @@
         </w:trPr>
         <w:tc>
           <w:tcPr>
-            <w:vMerge w:val="continue"/>
+            <w:vMerge w:val="restart"/>
             <w:tcW w:w="2717" w:type="dxa"/>
             <w:vAlign w:val="center"/>
           </w:tcPr>
@@ -3059,27 +2993,24 @@
               <w:rPr>
                 <w:bCs/>
               </w:rPr>
-              <w:t>ПК-5</w:t>
-            </w:r>
-            <w:r>
-              <w:t> </w:t>
-            </w:r>
-            <w:r>
-              <w:rPr>
-                <w:bCs/>
-              </w:rPr>
-              <w:t/>
-            </w:r>
-          </w:p>
-          <w:p>
-            <w:pPr>
-              <w:jc w:val="center"/>
-            </w:pPr>
-          </w:p>
-        </w:tc>
-        <w:tc>
-          <w:tcPr>
-            <w:vMerge w:val="continue"/>
+              <w:t>ОПК-2</w:t>
+            </w:r>
+            <w:r/>
+            <w:r>
+              <w:rPr>
+                <w:bCs/>
+              </w:rPr>
+            </w:r>
+          </w:p>
+          <w:p>
+            <w:pPr>
+              <w:jc w:val="center"/>
+            </w:pPr>
+          </w:p>
+        </w:tc>
+        <w:tc>
+          <w:tcPr>
+            <w:vMerge w:val="restart"/>
             <w:tcW w:w="3770" w:type="dxa"/>
           </w:tcPr>
           <w:p>
@@ -3093,23 +3024,7 @@
               <w:rPr>
                 <w:bCs/>
               </w:rPr>
-              <w:t>ПК-5.1 Использует теоретические методики целеполагания для программных систем</w:t>
-              <w:br/>
-              <w:t>ПК-5.2 Оформляет технические задания на разработку программных средств с описанием функционирования системы</w:t>
-              <w:br/>
-              <w:t>ПК-5.3 Разрабатывает технико-экономические обоснования создания программных комплексов</w:t>
-              <w:br/>
-              <w:t>ПК-5.4 Производит декомпозицию системы на подфункции, проводит описание каждой функции</w:t>
-              <w:br/>
-              <w:t>ПК-5.5 Формулирует требования к результатам аналитических работ в рамках системы</w:t>
-              <w:br/>
-              <w:t>ПК-5.6 Подбирает средства проектирования систем среднего и крупного масштаба сложности</w:t>
-              <w:br/>
-              <w:t>ПК-5.7 Строит логические модели систем среднего и крупного масштаба сложности</w:t>
-              <w:br/>
-              <w:t>ПК-5.8 Описывает порядок работ по созданию и сдаче системы, построенной по техническому заданию</w:t>
-              <w:br/>
-              <w:t> </w:t>
+              <w:t>ОПК-2.1 Проектирует нечёткие системы вывода</w:t>
             </w:r>
           </w:p>
         </w:tc>
@@ -3129,7 +3044,7 @@
               <w:rPr>
                 <w:bCs/>
               </w:rPr>
-              <w:t>У(ПК-5)</w:t>
+              <w:t>У(ОПК-2)</w:t>
             </w:r>
           </w:p>
         </w:tc>
@@ -3146,9 +3061,7 @@
               <w:rPr>
                 <w:bCs/>
               </w:rPr>
-              <w:t>Уметь:</w:t>
-              <w:br/>
-              <w:t>Определять оптимальные методы исследования</w:t>
+              <w:t>Уметь: проектировать нечёткие системы Мамдани и Сугено в MATLAB</w:t>
             </w:r>
           </w:p>
         </w:tc>
@@ -3159,7 +3072,7 @@
         </w:trPr>
         <w:tc>
           <w:tcPr>
-            <w:vMerge w:val="continue"/>
+            <w:vMerge w:val="restart"/>
             <w:tcW w:w="2717" w:type="dxa"/>
             <w:vAlign w:val="center"/>
           </w:tcPr>
@@ -3178,27 +3091,24 @@
               <w:rPr>
                 <w:bCs/>
               </w:rPr>
-              <w:t>ПК-5</w:t>
-            </w:r>
-            <w:r>
-              <w:t> </w:t>
-            </w:r>
-            <w:r>
-              <w:rPr>
-                <w:bCs/>
-              </w:rPr>
-              <w:t/>
-            </w:r>
-          </w:p>
-          <w:p>
-            <w:pPr>
-              <w:jc w:val="center"/>
-            </w:pPr>
-          </w:p>
-        </w:tc>
-        <w:tc>
-          <w:tcPr>
-            <w:vMerge w:val="continue"/>
+              <w:t>ОПК-2</w:t>
+            </w:r>
+            <w:r/>
+            <w:r>
+              <w:rPr>
+                <w:bCs/>
+              </w:rPr>
+            </w:r>
+          </w:p>
+          <w:p>
+            <w:pPr>
+              <w:jc w:val="center"/>
+            </w:pPr>
+          </w:p>
+        </w:tc>
+        <w:tc>
+          <w:tcPr>
+            <w:vMerge w:val="restart"/>
             <w:tcW w:w="3770" w:type="dxa"/>
           </w:tcPr>
           <w:p>
@@ -3212,23 +3122,7 @@
               <w:rPr>
                 <w:bCs/>
               </w:rPr>
-              <w:t>ПК-5.1 Использует теоретические методики целеполагания для программных систем</w:t>
-              <w:br/>
-              <w:t>ПК-5.2 Оформляет технические задания на разработку программных средств с описанием функционирования системы</w:t>
-              <w:br/>
-              <w:t>ПК-5.3 Разрабатывает технико-экономические обоснования создания программных комплексов</w:t>
-              <w:br/>
-              <w:t>ПК-5.4 Производит декомпозицию системы на подфункции, проводит описание каждой функции</w:t>
-              <w:br/>
-              <w:t>ПК-5.5 Формулирует требования к результатам аналитических работ в рамках системы</w:t>
-              <w:br/>
-              <w:t>ПК-5.6 Подбирает средства проектирования систем среднего и крупного масштаба сложности</w:t>
-              <w:br/>
-              <w:t>ПК-5.7 Строит логические модели систем среднего и крупного масштаба сложности</w:t>
-              <w:br/>
-              <w:t>ПК-5.8 Описывает порядок работ по созданию и сдаче системы, построенной по техническому заданию</w:t>
-              <w:br/>
-              <w:t> </w:t>
+              <w:t>ОПК-2.1 Проектирует нечёткие системы вывода</w:t>
             </w:r>
           </w:p>
         </w:tc>
@@ -3248,7 +3142,7 @@
               <w:rPr>
                 <w:bCs/>
               </w:rPr>
-              <w:t>В(ПК-5)</w:t>
+              <w:t>В(ОПК-2)</w:t>
             </w:r>
           </w:p>
         </w:tc>
@@ -3265,9 +3159,7 @@
               <w:rPr>
                 <w:bCs/>
               </w:rPr>
-              <w:t>Владеть:</w:t>
-              <w:br/>
-              <w:t>Выступать с докладами и сообщениями на научно-теоретических и научно-практических конференциях, проводимых в университете</w:t>
+              <w:t>Владеть: инструментами MATLAB Fuzzy Logic Toolbox и Simulink</w:t>
             </w:r>
           </w:p>
         </w:tc>
@@ -3297,16 +3189,13 @@
               <w:rPr>
                 <w:bCs/>
               </w:rPr>
-              <w:t>ПК-7</w:t>
-            </w:r>
-            <w:r>
-              <w:t> </w:t>
-            </w:r>
-            <w:r>
-              <w:rPr>
-                <w:bCs/>
-              </w:rPr>
-              <w:t/>
+              <w:t>ОПК-4</w:t>
+            </w:r>
+            <w:r/>
+            <w:r>
+              <w:rPr>
+                <w:bCs/>
+              </w:rPr>
             </w:r>
           </w:p>
           <w:p>
@@ -3331,21 +3220,7 @@
               <w:rPr>
                 <w:bCs/>
               </w:rPr>
-              <w:t>ПК-7.1 Выполняет сбор информации по предметной области исследования</w:t>
-              <w:br/>
-              <w:t>ПК-7.2 Применяет статистические методы систематизации и классификации информации, относящейся к предметной области</w:t>
-              <w:br/>
-              <w:t>ПК-7.3 Определяет цель и задачи исследования</w:t>
-              <w:br/>
-              <w:t>ПК-7.4 Применяет нормативную документацию, относящуюся к изучаемой теме</w:t>
-              <w:br/>
-              <w:t>ПК-7.5 Применяет методы анализа научно-технической информации</w:t>
-              <w:br/>
-              <w:t>ПК-7.6 Формирует рекомендации по внедрению результатов исследований и разработок</w:t>
-              <w:br/>
-              <w:t>ПК-7.7 Делает выводы по результатам произведённых исследований и разработок</w:t>
-              <w:br/>
-              <w:t> </w:t>
+              <w:t>ОПК-4.1 Разрабатывает нечёткие регуляторы</w:t>
             </w:r>
           </w:p>
         </w:tc>
@@ -3365,7 +3240,7 @@
               <w:rPr>
                 <w:bCs/>
               </w:rPr>
-              <w:t>З(ПК-7)</w:t>
+              <w:t>З(ОПК-4)</w:t>
             </w:r>
           </w:p>
         </w:tc>
@@ -3382,9 +3257,7 @@
               <w:rPr>
                 <w:bCs/>
               </w:rPr>
-              <w:t>Знать:</w:t>
-              <w:br/>
-              <w:t>Порядок подготовки научных и научно-педагогических кадров в России </w:t>
+              <w:t>Знать: принципы построения нечётких ПИД-регуляторов для систем управления</w:t>
             </w:r>
           </w:p>
         </w:tc>
@@ -3395,7 +3268,7 @@
         </w:trPr>
         <w:tc>
           <w:tcPr>
-            <w:vMerge w:val="continue"/>
+            <w:vMerge w:val="restart"/>
             <w:tcW w:w="2717" w:type="dxa"/>
             <w:vAlign w:val="center"/>
           </w:tcPr>
@@ -3414,27 +3287,24 @@
               <w:rPr>
                 <w:bCs/>
               </w:rPr>
-              <w:t>ПК-7</w:t>
-            </w:r>
-            <w:r>
-              <w:t> </w:t>
-            </w:r>
-            <w:r>
-              <w:rPr>
-                <w:bCs/>
-              </w:rPr>
-              <w:t/>
-            </w:r>
-          </w:p>
-          <w:p>
-            <w:pPr>
-              <w:jc w:val="center"/>
-            </w:pPr>
-          </w:p>
-        </w:tc>
-        <w:tc>
-          <w:tcPr>
-            <w:vMerge w:val="continue"/>
+              <w:t>ОПК-4</w:t>
+            </w:r>
+            <w:r/>
+            <w:r>
+              <w:rPr>
+                <w:bCs/>
+              </w:rPr>
+            </w:r>
+          </w:p>
+          <w:p>
+            <w:pPr>
+              <w:jc w:val="center"/>
+            </w:pPr>
+          </w:p>
+        </w:tc>
+        <w:tc>
+          <w:tcPr>
+            <w:vMerge w:val="restart"/>
             <w:tcW w:w="3770" w:type="dxa"/>
           </w:tcPr>
           <w:p>
@@ -3448,21 +3318,7 @@
               <w:rPr>
                 <w:bCs/>
               </w:rPr>
-              <w:t>ПК-7.1 Выполняет сбор информации по предметной области исследования</w:t>
-              <w:br/>
-              <w:t>ПК-7.2 Применяет статистические методы систематизации и классификации информации, относящейся к предметной области</w:t>
-              <w:br/>
-              <w:t>ПК-7.3 Определяет цель и задачи исследования</w:t>
-              <w:br/>
-              <w:t>ПК-7.4 Применяет нормативную документацию, относящуюся к изучаемой теме</w:t>
-              <w:br/>
-              <w:t>ПК-7.5 Применяет методы анализа научно-технической информации</w:t>
-              <w:br/>
-              <w:t>ПК-7.6 Формирует рекомендации по внедрению результатов исследований и разработок</w:t>
-              <w:br/>
-              <w:t>ПК-7.7 Делает выводы по результатам произведённых исследований и разработок</w:t>
-              <w:br/>
-              <w:t> </w:t>
+              <w:t>ОПК-4.1 Разрабатывает нечёткие регуляторы</w:t>
             </w:r>
           </w:p>
         </w:tc>
@@ -3482,7 +3338,7 @@
               <w:rPr>
                 <w:bCs/>
               </w:rPr>
-              <w:t>У(ПК-7)</w:t>
+              <w:t>У(ОПК-4)</w:t>
             </w:r>
           </w:p>
         </w:tc>
@@ -3499,9 +3355,7 @@
               <w:rPr>
                 <w:bCs/>
               </w:rPr>
-              <w:t>Уметь:</w:t>
-              <w:br/>
-              <w:t>Отыскивать научную информацию и работать с литературой</w:t>
+              <w:t>Уметь: синтезировать нечёткие регуляторы и моделировать их в Simulink</w:t>
             </w:r>
           </w:p>
         </w:tc>
@@ -3512,7 +3366,7 @@
         </w:trPr>
         <w:tc>
           <w:tcPr>
-            <w:vMerge w:val="continue"/>
+            <w:vMerge w:val="restart"/>
             <w:tcW w:w="2717" w:type="dxa"/>
             <w:vAlign w:val="center"/>
           </w:tcPr>
@@ -3531,27 +3385,24 @@
               <w:rPr>
                 <w:bCs/>
               </w:rPr>
-              <w:t>ПК-7</w:t>
-            </w:r>
-            <w:r>
-              <w:t> </w:t>
-            </w:r>
-            <w:r>
-              <w:rPr>
-                <w:bCs/>
-              </w:rPr>
-              <w:t/>
-            </w:r>
-          </w:p>
-          <w:p>
-            <w:pPr>
-              <w:jc w:val="center"/>
-            </w:pPr>
-          </w:p>
-        </w:tc>
-        <w:tc>
-          <w:tcPr>
-            <w:vMerge w:val="continue"/>
+              <w:t>ОПК-4</w:t>
+            </w:r>
+            <w:r/>
+            <w:r>
+              <w:rPr>
+                <w:bCs/>
+              </w:rPr>
+            </w:r>
+          </w:p>
+          <w:p>
+            <w:pPr>
+              <w:jc w:val="center"/>
+            </w:pPr>
+          </w:p>
+        </w:tc>
+        <w:tc>
+          <w:tcPr>
+            <w:vMerge w:val="restart"/>
             <w:tcW w:w="3770" w:type="dxa"/>
           </w:tcPr>
           <w:p>
@@ -3565,21 +3416,7 @@
               <w:rPr>
                 <w:bCs/>
               </w:rPr>
-              <w:t>ПК-7.1 Выполняет сбор информации по предметной области исследования</w:t>
-              <w:br/>
-              <w:t>ПК-7.2 Применяет статистические методы систематизации и классификации информации, относящейся к предметной области</w:t>
-              <w:br/>
-              <w:t>ПК-7.3 Определяет цель и задачи исследования</w:t>
-              <w:br/>
-              <w:t>ПК-7.4 Применяет нормативную документацию, относящуюся к изучаемой теме</w:t>
-              <w:br/>
-              <w:t>ПК-7.5 Применяет методы анализа научно-технической информации</w:t>
-              <w:br/>
-              <w:t>ПК-7.6 Формирует рекомендации по внедрению результатов исследований и разработок</w:t>
-              <w:br/>
-              <w:t>ПК-7.7 Делает выводы по результатам произведённых исследований и разработок</w:t>
-              <w:br/>
-              <w:t> </w:t>
+              <w:t>ОПК-4.1 Разрабатывает нечёткие регуляторы</w:t>
             </w:r>
           </w:p>
         </w:tc>
@@ -3599,7 +3436,7 @@
               <w:rPr>
                 <w:bCs/>
               </w:rPr>
-              <w:t>В(ПК-7)</w:t>
+              <w:t>В(ОПК-4)</w:t>
             </w:r>
           </w:p>
         </w:tc>
@@ -3616,9 +3453,7 @@
               <w:rPr>
                 <w:bCs/>
               </w:rPr>
-              <w:t>Владеть:</w:t>
-              <w:br/>
-              <w:t>Готовить публикации по результатам проведенных исследований</w:t>
+              <w:t>Владеть: методами настройки и верификации нечётких регуляторов</w:t>
             </w:r>
           </w:p>
         </w:tc>
@@ -3648,16 +3483,13 @@
               <w:rPr>
                 <w:bCs/>
               </w:rPr>
-              <w:t>ПК-8</w:t>
-            </w:r>
-            <w:r>
-              <w:t> </w:t>
-            </w:r>
-            <w:r>
-              <w:rPr>
-                <w:bCs/>
-              </w:rPr>
-              <w:t/>
+              <w:t>ПК-1</w:t>
+            </w:r>
+            <w:r/>
+            <w:r>
+              <w:rPr>
+                <w:bCs/>
+              </w:rPr>
             </w:r>
           </w:p>
           <w:p>
@@ -3682,19 +3514,7 @@
               <w:rPr>
                 <w:bCs/>
               </w:rPr>
-              <w:t>ПК-8.1 Применяет программные средства для оформления результатов выполненной работы</w:t>
-              <w:br/>
-              <w:t>ПК-8.2 Составляет проекты календарных планов работ</w:t>
-              <w:br/>
-              <w:t>ПК-8.3 Формирует программу представления результатов отдельных элементов научно-исследовательских и опытно-конструкторских работ</w:t>
-              <w:br/>
-              <w:t>ПК-8.4 Оформляет результаты выполненных работ в виде отчётов, презентаций, видеороликов</w:t>
-              <w:br/>
-              <w:t>ПК-8.5 Публикует промежуточные результаты исследования в виде тезисов докладов на научно-практических конференциях</w:t>
-              <w:br/>
-              <w:t>ПК-8.6 Готовит к публикации результаты завершённых работ в виде научных статей</w:t>
-              <w:br/>
-              <w:t> </w:t>
+              <w:t>ПК-1.1 Оценивает эффективность нечётких систем</w:t>
             </w:r>
           </w:p>
         </w:tc>
@@ -3714,7 +3534,7 @@
               <w:rPr>
                 <w:bCs/>
               </w:rPr>
-              <w:t>З(ПК-8)</w:t>
+              <w:t>З(ПК-1)</w:t>
             </w:r>
           </w:p>
         </w:tc>
@@ -3731,9 +3551,7 @@
               <w:rPr>
                 <w:bCs/>
               </w:rPr>
-              <w:t>Знать:</w:t>
-              <w:br/>
-              <w:t>Методы оформления результатов научной работы</w:t>
+              <w:t>Знать: методы оценки качества нечётких систем: RMSE, критерии переходного процесса</w:t>
             </w:r>
           </w:p>
         </w:tc>
@@ -3744,7 +3562,7 @@
         </w:trPr>
         <w:tc>
           <w:tcPr>
-            <w:vMerge w:val="continue"/>
+            <w:vMerge w:val="restart"/>
             <w:tcW w:w="2717" w:type="dxa"/>
             <w:vAlign w:val="center"/>
           </w:tcPr>
@@ -3763,27 +3581,24 @@
               <w:rPr>
                 <w:bCs/>
               </w:rPr>
-              <w:t>ПК-8</w:t>
-            </w:r>
-            <w:r>
-              <w:t> </w:t>
-            </w:r>
-            <w:r>
-              <w:rPr>
-                <w:bCs/>
-              </w:rPr>
-              <w:t/>
-            </w:r>
-          </w:p>
-          <w:p>
-            <w:pPr>
-              <w:jc w:val="center"/>
-            </w:pPr>
-          </w:p>
-        </w:tc>
-        <w:tc>
-          <w:tcPr>
-            <w:vMerge w:val="continue"/>
+              <w:t>ПК-1</w:t>
+            </w:r>
+            <w:r/>
+            <w:r>
+              <w:rPr>
+                <w:bCs/>
+              </w:rPr>
+            </w:r>
+          </w:p>
+          <w:p>
+            <w:pPr>
+              <w:jc w:val="center"/>
+            </w:pPr>
+          </w:p>
+        </w:tc>
+        <w:tc>
+          <w:tcPr>
+            <w:vMerge w:val="restart"/>
             <w:tcW w:w="3770" w:type="dxa"/>
           </w:tcPr>
           <w:p>
@@ -3797,19 +3612,7 @@
               <w:rPr>
                 <w:bCs/>
               </w:rPr>
-              <w:t>ПК-8.1 Применяет программные средства для оформления результатов выполненной работы</w:t>
-              <w:br/>
-              <w:t>ПК-8.2 Составляет проекты календарных планов работ</w:t>
-              <w:br/>
-              <w:t>ПК-8.3 Формирует программу представления результатов отдельных элементов научно-исследовательских и опытно-конструкторских работ</w:t>
-              <w:br/>
-              <w:t>ПК-8.4 Оформляет результаты выполненных работ в виде отчётов, презентаций, видеороликов</w:t>
-              <w:br/>
-              <w:t>ПК-8.5 Публикует промежуточные результаты исследования в виде тезисов докладов на научно-практических конференциях</w:t>
-              <w:br/>
-              <w:t>ПК-8.6 Готовит к публикации результаты завершённых работ в виде научных статей</w:t>
-              <w:br/>
-              <w:t> </w:t>
+              <w:t>ПК-1.1 Оценивает эффективность нечётких систем</w:t>
             </w:r>
           </w:p>
         </w:tc>
@@ -3829,7 +3632,7 @@
               <w:rPr>
                 <w:bCs/>
               </w:rPr>
-              <w:t>У(ПК-8)</w:t>
+              <w:t>У(ПК-1)</w:t>
             </w:r>
           </w:p>
         </w:tc>
@@ -3846,9 +3649,7 @@
               <w:rPr>
                 <w:bCs/>
               </w:rPr>
-              <w:t>Уметь:</w:t>
-              <w:br/>
-              <w:t>Собирать, анализировать и обобщать научные факты, материалы практики</w:t>
+              <w:t>Уметь: обучать нейро-нечёткие сети ANFIS и оценивать их обобщающую способность</w:t>
             </w:r>
           </w:p>
         </w:tc>
@@ -3859,7 +3660,7 @@
         </w:trPr>
         <w:tc>
           <w:tcPr>
-            <w:vMerge w:val="continue"/>
+            <w:vMerge w:val="restart"/>
             <w:tcW w:w="2717" w:type="dxa"/>
             <w:vAlign w:val="center"/>
           </w:tcPr>
@@ -3878,27 +3679,24 @@
               <w:rPr>
                 <w:bCs/>
               </w:rPr>
-              <w:t>ПК-8</w:t>
-            </w:r>
-            <w:r>
-              <w:t> </w:t>
-            </w:r>
-            <w:r>
-              <w:rPr>
-                <w:bCs/>
-              </w:rPr>
-              <w:t/>
-            </w:r>
-          </w:p>
-          <w:p>
-            <w:pPr>
-              <w:jc w:val="center"/>
-            </w:pPr>
-          </w:p>
-        </w:tc>
-        <w:tc>
-          <w:tcPr>
-            <w:vMerge w:val="continue"/>
+              <w:t>ПК-1</w:t>
+            </w:r>
+            <w:r/>
+            <w:r>
+              <w:rPr>
+                <w:bCs/>
+              </w:rPr>
+            </w:r>
+          </w:p>
+          <w:p>
+            <w:pPr>
+              <w:jc w:val="center"/>
+            </w:pPr>
+          </w:p>
+        </w:tc>
+        <w:tc>
+          <w:tcPr>
+            <w:vMerge w:val="restart"/>
             <w:tcW w:w="3770" w:type="dxa"/>
           </w:tcPr>
           <w:p>
@@ -3912,19 +3710,7 @@
               <w:rPr>
                 <w:bCs/>
               </w:rPr>
-              <w:t>ПК-8.1 Применяет программные средства для оформления результатов выполненной работы</w:t>
-              <w:br/>
-              <w:t>ПК-8.2 Составляет проекты календарных планов работ</w:t>
-              <w:br/>
-              <w:t>ПК-8.3 Формирует программу представления результатов отдельных элементов научно-исследовательских и опытно-конструкторских работ</w:t>
-              <w:br/>
-              <w:t>ПК-8.4 Оформляет результаты выполненных работ в виде отчётов, презентаций, видеороликов</w:t>
-              <w:br/>
-              <w:t>ПК-8.5 Публикует промежуточные результаты исследования в виде тезисов докладов на научно-практических конференциях</w:t>
-              <w:br/>
-              <w:t>ПК-8.6 Готовит к публикации результаты завершённых работ в виде научных статей</w:t>
-              <w:br/>
-              <w:t> </w:t>
+              <w:t>ПК-1.1 Оценивает эффективность нечётких систем</w:t>
             </w:r>
           </w:p>
         </w:tc>
@@ -3944,7 +3730,7 @@
               <w:rPr>
                 <w:bCs/>
               </w:rPr>
-              <w:t>В(ПК-8)</w:t>
+              <w:t>В(ПК-1)</w:t>
             </w:r>
           </w:p>
         </w:tc>
@@ -3961,9 +3747,7 @@
               <w:rPr>
                 <w:bCs/>
               </w:rPr>
-              <w:t>Владеть:</w:t>
-              <w:br/>
-              <w:t>Обладать устойчивыми навыками самостоятельной научно-исследовательской работы</w:t>
+              <w:t>Владеть: методами сравнения нечётких и нейро-нечётких систем управления</w:t>
             </w:r>
           </w:p>
         </w:tc>
@@ -4229,7 +4013,7 @@
               <w:jc w:val="center"/>
             </w:pPr>
             <w:r>
-              <w:t>8</w:t>
+              <w:t>7</w:t>
             </w:r>
           </w:p>
         </w:tc>
@@ -11364,7 +11148,7 @@
                 <w:sz w:val="20"/>
                 <w:szCs w:val="20"/>
               </w:rPr>
-              <w:t>Организация научно-исследовательской работы в России</w:t>
+              <w:t>Теория нечётких множеств и нечёткая логика</w:t>
             </w:r>
           </w:p>
         </w:tc>
@@ -11389,7 +11173,7 @@
                 <w:sz w:val="20"/>
                 <w:szCs w:val="20"/>
               </w:rPr>
-              <w:t>8</w:t>
+              <w:t>7</w:t>
             </w:r>
           </w:p>
         </w:tc>
@@ -11414,7 +11198,7 @@
                 <w:sz w:val="20"/>
                 <w:szCs w:val="20"/>
               </w:rPr>
-              <w:t>5</w:t>
+              <w:t>3</w:t>
             </w:r>
           </w:p>
         </w:tc>
@@ -11439,7 +11223,7 @@
                 <w:sz w:val="20"/>
                 <w:szCs w:val="20"/>
               </w:rPr>
-              <w:t>12</w:t>
+              <w:t>9</w:t>
             </w:r>
           </w:p>
         </w:tc>
@@ -11464,7 +11248,7 @@
                 <w:sz w:val="20"/>
                 <w:szCs w:val="20"/>
               </w:rPr>
-              <w:t>5</w:t>
+              <w:t>4</w:t>
             </w:r>
           </w:p>
         </w:tc>
@@ -11489,7 +11273,7 @@
                 <w:sz w:val="20"/>
                 <w:szCs w:val="20"/>
               </w:rPr>
-              <w:t>25</w:t>
+              <w:t>18</w:t>
             </w:r>
           </w:p>
         </w:tc>
@@ -11515,7 +11299,7 @@
                 <w:sz w:val="20"/>
                 <w:szCs w:val="20"/>
               </w:rPr>
-              <w:t>45</w:t>
+              <w:t>34</w:t>
             </w:r>
           </w:p>
         </w:tc>
@@ -11538,13 +11322,11 @@
                 <w:sz w:val="20"/>
                 <w:szCs w:val="20"/>
               </w:rPr>
-              <w:t>З(ПК-3)</w:t>
+              <w:t>З(УК-1)</w:t>
               <w:br/>
-              <w:t>У(ПК-7)</w:t>
+              <w:t>У(УК-1)</w:t>
               <w:br/>
-              <w:t>В(ПК-3)</w:t>
-              <w:br/>
-              <w:t/>
+              <w:t>В(ОПК-2)</w:t>
             </w:r>
           </w:p>
         </w:tc>
@@ -11595,7 +11377,7 @@
                 <w:sz w:val="20"/>
                 <w:szCs w:val="20"/>
               </w:rPr>
-              <w:t>Этапы научного исследования</w:t>
+              <w:t>Нечёткие системы вывода и лингвистические переменные</w:t>
             </w:r>
           </w:p>
         </w:tc>
@@ -11620,7 +11402,7 @@
                 <w:sz w:val="20"/>
                 <w:szCs w:val="20"/>
               </w:rPr>
-              <w:t>8</w:t>
+              <w:t>7</w:t>
             </w:r>
           </w:p>
         </w:tc>
@@ -11645,7 +11427,7 @@
                 <w:sz w:val="20"/>
                 <w:szCs w:val="20"/>
               </w:rPr>
-              <w:t>5</w:t>
+              <w:t>3</w:t>
             </w:r>
           </w:p>
         </w:tc>
@@ -11670,7 +11452,7 @@
                 <w:sz w:val="20"/>
                 <w:szCs w:val="20"/>
               </w:rPr>
-              <w:t>12</w:t>
+              <w:t>9</w:t>
             </w:r>
           </w:p>
         </w:tc>
@@ -11695,7 +11477,7 @@
                 <w:sz w:val="20"/>
                 <w:szCs w:val="20"/>
               </w:rPr>
-              <w:t>6</w:t>
+              <w:t>4</w:t>
             </w:r>
           </w:p>
         </w:tc>
@@ -11720,7 +11502,7 @@
                 <w:sz w:val="20"/>
                 <w:szCs w:val="20"/>
               </w:rPr>
-              <w:t>25</w:t>
+              <w:t>18</w:t>
             </w:r>
           </w:p>
         </w:tc>
@@ -11746,7 +11528,7 @@
                 <w:sz w:val="20"/>
                 <w:szCs w:val="20"/>
               </w:rPr>
-              <w:t>47</w:t>
+              <w:t>34</w:t>
             </w:r>
           </w:p>
         </w:tc>
@@ -11769,13 +11551,11 @@
                 <w:sz w:val="20"/>
                 <w:szCs w:val="20"/>
               </w:rPr>
-              <w:t>З(ПК-8)</w:t>
+              <w:t>З(УК-1)</w:t>
               <w:br/>
-              <w:t>У(ПК-7)</w:t>
+              <w:t>У(УК-1)</w:t>
               <w:br/>
-              <w:t>В(ПК-5)</w:t>
-              <w:br/>
-              <w:t/>
+              <w:t>В(ОПК-2)</w:t>
             </w:r>
           </w:p>
         </w:tc>
@@ -11826,7 +11606,7 @@
                 <w:sz w:val="20"/>
                 <w:szCs w:val="20"/>
               </w:rPr>
-              <w:t>Методология научных исследований</w:t>
+              <w:t>Нечёткие регуляторы и системы управления</w:t>
             </w:r>
           </w:p>
         </w:tc>
@@ -11851,7 +11631,7 @@
                 <w:sz w:val="20"/>
                 <w:szCs w:val="20"/>
               </w:rPr>
-              <w:t>8</w:t>
+              <w:t>7</w:t>
             </w:r>
           </w:p>
         </w:tc>
@@ -11876,7 +11656,7 @@
                 <w:sz w:val="20"/>
                 <w:szCs w:val="20"/>
               </w:rPr>
-              <w:t>5</w:t>
+              <w:t>3</w:t>
             </w:r>
           </w:p>
         </w:tc>
@@ -11901,7 +11681,7 @@
                 <w:sz w:val="20"/>
                 <w:szCs w:val="20"/>
               </w:rPr>
-              <w:t>12</w:t>
+              <w:t>9</w:t>
             </w:r>
           </w:p>
         </w:tc>
@@ -11926,7 +11706,7 @@
                 <w:sz w:val="20"/>
                 <w:szCs w:val="20"/>
               </w:rPr>
-              <w:t>6</w:t>
+              <w:t>4</w:t>
             </w:r>
           </w:p>
         </w:tc>
@@ -11951,7 +11731,7 @@
                 <w:sz w:val="20"/>
                 <w:szCs w:val="20"/>
               </w:rPr>
-              <w:t>28</w:t>
+              <w:t>18</w:t>
             </w:r>
           </w:p>
         </w:tc>
@@ -11977,7 +11757,7 @@
                 <w:sz w:val="20"/>
                 <w:szCs w:val="20"/>
               </w:rPr>
-              <w:t>50</w:t>
+              <w:t>34</w:t>
             </w:r>
           </w:p>
         </w:tc>
@@ -12000,13 +11780,11 @@
                 <w:sz w:val="20"/>
                 <w:szCs w:val="20"/>
               </w:rPr>
-              <w:t>З(ПК-7)</w:t>
+              <w:t>З(УК-1)</w:t>
               <w:br/>
-              <w:t>У(ПК-8)</w:t>
+              <w:t>У(УК-1)</w:t>
               <w:br/>
-              <w:t>В(ПК-7)</w:t>
-              <w:br/>
-              <w:t/>
+              <w:t>В(ОПК-2)</w:t>
             </w:r>
           </w:p>
         </w:tc>
@@ -12033,7 +11811,7 @@
                 <w:sz w:val="20"/>
                 <w:szCs w:val="20"/>
               </w:rPr>
-              <w:t/>
+              <w:t>4</w:t>
             </w:r>
           </w:p>
         </w:tc>
@@ -12057,7 +11835,7 @@
                 <w:sz w:val="20"/>
                 <w:szCs w:val="20"/>
               </w:rPr>
-              <w:t>ИТОГО:</w:t>
+              <w:t>Нейро-нечёткие и адаптивные системы</w:t>
             </w:r>
           </w:p>
         </w:tc>
@@ -12082,7 +11860,7 @@
                 <w:sz w:val="20"/>
                 <w:szCs w:val="20"/>
               </w:rPr>
-              <w:t/>
+              <w:t>7</w:t>
             </w:r>
           </w:p>
         </w:tc>
@@ -12107,7 +11885,7 @@
                 <w:sz w:val="20"/>
                 <w:szCs w:val="20"/>
               </w:rPr>
-              <w:t>12</w:t>
+              <w:t>3</w:t>
             </w:r>
           </w:p>
         </w:tc>
@@ -12132,7 +11910,7 @@
                 <w:sz w:val="20"/>
                 <w:szCs w:val="20"/>
               </w:rPr>
-              <w:t>36</w:t>
+              <w:t>9</w:t>
             </w:r>
           </w:p>
         </w:tc>
@@ -12157,7 +11935,7 @@
                 <w:sz w:val="20"/>
                 <w:szCs w:val="20"/>
               </w:rPr>
-              <w:t>16</w:t>
+              <w:t>4</w:t>
             </w:r>
           </w:p>
         </w:tc>
@@ -12182,7 +11960,7 @@
                 <w:sz w:val="20"/>
                 <w:szCs w:val="20"/>
               </w:rPr>
-              <w:t>98</w:t>
+              <w:t>18</w:t>
             </w:r>
           </w:p>
         </w:tc>
@@ -12208,7 +11986,7 @@
                 <w:sz w:val="20"/>
                 <w:szCs w:val="20"/>
               </w:rPr>
-              <w:t>142</w:t>
+              <w:t>34</w:t>
             </w:r>
           </w:p>
         </w:tc>
@@ -12231,7 +12009,11 @@
                 <w:sz w:val="20"/>
                 <w:szCs w:val="20"/>
               </w:rPr>
-              <w:t/>
+              <w:t>З(УК-1)</w:t>
+              <w:br/>
+              <w:t>У(УК-1)</w:t>
+              <w:br/>
+              <w:t>В(ОПК-2)</w:t>
             </w:r>
           </w:p>
         </w:tc>
@@ -12622,7 +12404,7 @@
                 <w:sz w:val="20"/>
                 <w:szCs w:val="20"/>
               </w:rPr>
-              <w:t>1</w:t>
+              <w:t>1-Теория нечётких множеств</w:t>
             </w:r>
           </w:p>
         </w:tc>
@@ -12651,7 +12433,7 @@
                 <w:sz w:val="20"/>
                 <w:szCs w:val="20"/>
               </w:rPr>
-              <w:t>1-Организация научно-исследовательской работы в России</w:t>
+              <w:t>Лекция 1. Нечёткие множества: функции принадлежности, операции</w:t>
             </w:r>
           </w:p>
         </w:tc>
@@ -12683,7 +12465,7 @@
                 <w:sz w:val="20"/>
                 <w:szCs w:val="20"/>
               </w:rPr>
-              <w:t>Лекция 1. Организация научно-исследовательской работы в России </w:t>
+              <w:t>2</w:t>
             </w:r>
           </w:p>
           <w:p>
@@ -12701,13 +12483,6 @@
                 <w:sz w:val="20"/>
                 <w:szCs w:val="20"/>
               </w:rPr>
-              <w:t>1.1. Управление в сфере науки </w:t>
-              <w:br/>
-              <w:t>1.2. Ученые степени и ученые звания </w:t>
-              <w:br/>
-              <w:t>1.3. Подготовка научных и научно-педагогических кадров в России </w:t>
-              <w:br/>
-              <w:t>1.4. Научно-исследовательская работа студентов </w:t>
             </w:r>
           </w:p>
         </w:tc>
@@ -12767,7 +12542,6 @@
                 <w:sz w:val="20"/>
                 <w:szCs w:val="20"/>
               </w:rPr>
-              <w:t> </w:t>
             </w:r>
           </w:p>
         </w:tc>
@@ -12797,7 +12571,6 @@
                 <w:sz w:val="20"/>
                 <w:szCs w:val="20"/>
               </w:rPr>
-              <w:t> </w:t>
             </w:r>
           </w:p>
         </w:tc>
@@ -12832,7 +12605,7 @@
                 <w:sz w:val="20"/>
                 <w:szCs w:val="20"/>
               </w:rPr>
-              <w:t>2</w:t>
+              <w:t>1-Теория нечётких множеств</w:t>
             </w:r>
           </w:p>
         </w:tc>
@@ -12861,7 +12634,7 @@
                 <w:sz w:val="20"/>
                 <w:szCs w:val="20"/>
               </w:rPr>
-              <w:t>1-Организация научно-исследовательской работы в России</w:t>
+              <w:t>Лекция 2. Нечёткие отношения и нечёткая алгебра</w:t>
             </w:r>
           </w:p>
         </w:tc>
@@ -12893,7 +12666,7 @@
                 <w:sz w:val="20"/>
                 <w:szCs w:val="20"/>
               </w:rPr>
-              <w:t>Лекция 2. Общие сведения о научных исследованиях </w:t>
+              <w:t>2</w:t>
             </w:r>
           </w:p>
           <w:p>
@@ -12911,13 +12684,6 @@
                 <w:sz w:val="20"/>
                 <w:szCs w:val="20"/>
               </w:rPr>
-              <w:t>2.1. Основные понятия и определения </w:t>
-              <w:br/>
-              <w:t>2.2 Методология научного исследования </w:t>
-              <w:br/>
-              <w:t>2.3. Выбор направления научного исследования и этапы научно-исследовательской работы </w:t>
-              <w:br/>
-              <w:t>2.4. Информационное обеспечение научного исследования </w:t>
             </w:r>
           </w:p>
         </w:tc>
@@ -12977,7 +12743,6 @@
                 <w:sz w:val="20"/>
                 <w:szCs w:val="20"/>
               </w:rPr>
-              <w:t> </w:t>
             </w:r>
           </w:p>
         </w:tc>
@@ -13007,7 +12772,6 @@
                 <w:sz w:val="20"/>
                 <w:szCs w:val="20"/>
               </w:rPr>
-              <w:t> </w:t>
             </w:r>
           </w:p>
         </w:tc>
@@ -13042,7 +12806,7 @@
                 <w:sz w:val="20"/>
                 <w:szCs w:val="20"/>
               </w:rPr>
-              <w:t>3</w:t>
+              <w:t>2-Нечёткий вывод</w:t>
             </w:r>
           </w:p>
         </w:tc>
@@ -13071,7 +12835,7 @@
                 <w:sz w:val="20"/>
                 <w:szCs w:val="20"/>
               </w:rPr>
-              <w:t>2-Этапы научного исследования</w:t>
+              <w:t>Лекция 3. Лингвистические переменные и правила нечёткого вывода</w:t>
             </w:r>
           </w:p>
         </w:tc>
@@ -13103,7 +12867,7 @@
                 <w:sz w:val="20"/>
                 <w:szCs w:val="20"/>
               </w:rPr>
-              <w:t>Лекция 3. Этапы научного исследования</w:t>
+              <w:t>2</w:t>
             </w:r>
           </w:p>
           <w:p>
@@ -13121,13 +12885,6 @@
                 <w:sz w:val="20"/>
                 <w:szCs w:val="20"/>
               </w:rPr>
-              <w:t>3.1. Выбор темы исследования </w:t>
-              <w:br/>
-              <w:t>3.2. Планирование научно-исследовательской работы </w:t>
-              <w:br/>
-              <w:t>3.3. Сбор научной информации </w:t>
-              <w:br/>
-              <w:t>3.4. Основные источники научной информации </w:t>
             </w:r>
           </w:p>
         </w:tc>
@@ -13187,7 +12944,6 @@
                 <w:sz w:val="20"/>
                 <w:szCs w:val="20"/>
               </w:rPr>
-              <w:t> </w:t>
             </w:r>
           </w:p>
         </w:tc>
@@ -13217,7 +12973,6 @@
                 <w:sz w:val="20"/>
                 <w:szCs w:val="20"/>
               </w:rPr>
-              <w:t> </w:t>
             </w:r>
           </w:p>
         </w:tc>
@@ -13252,7 +13007,7 @@
                 <w:sz w:val="20"/>
                 <w:szCs w:val="20"/>
               </w:rPr>
-              <w:t>5</w:t>
+              <w:t>2-Нечёткий вывод</w:t>
             </w:r>
           </w:p>
         </w:tc>
@@ -13281,7 +13036,7 @@
                 <w:sz w:val="20"/>
                 <w:szCs w:val="20"/>
               </w:rPr>
-              <w:t>2-Этапы научного исследования</w:t>
+              <w:t>Лекция 4. Методы дефаззификации: центроидный, максимума, средневзвешенный</w:t>
             </w:r>
           </w:p>
         </w:tc>
@@ -13313,7 +13068,7 @@
                 <w:sz w:val="20"/>
                 <w:szCs w:val="20"/>
               </w:rPr>
-              <w:t>Лекция 4. Формулирование темы, цели и основных задач научного исследования</w:t>
+              <w:t>2</w:t>
             </w:r>
           </w:p>
           <w:p>
@@ -13331,9 +13086,6 @@
                 <w:sz w:val="20"/>
                 <w:szCs w:val="20"/>
               </w:rPr>
-              <w:t>4.1. Формулирование задач научного исследования </w:t>
-              <w:br/>
-              <w:t>4.2. Формулирование цели и основных задач научного исследования</w:t>
             </w:r>
           </w:p>
         </w:tc>
@@ -13393,7 +13145,6 @@
                 <w:sz w:val="20"/>
                 <w:szCs w:val="20"/>
               </w:rPr>
-              <w:t> </w:t>
             </w:r>
           </w:p>
         </w:tc>
@@ -13423,7 +13174,6 @@
                 <w:sz w:val="20"/>
                 <w:szCs w:val="20"/>
               </w:rPr>
-              <w:t> </w:t>
             </w:r>
           </w:p>
         </w:tc>
@@ -13458,7 +13208,7 @@
                 <w:sz w:val="20"/>
                 <w:szCs w:val="20"/>
               </w:rPr>
-              <w:t>5</w:t>
+              <w:t>3-Нечёткое управление</w:t>
             </w:r>
           </w:p>
         </w:tc>
@@ -13487,7 +13237,7 @@
                 <w:sz w:val="20"/>
                 <w:szCs w:val="20"/>
               </w:rPr>
-              <w:t>3-Методология научных исследований</w:t>
+              <w:t>Лекция 5. Нечёткий ПИД-регулятор: структура и синтез</w:t>
             </w:r>
           </w:p>
         </w:tc>
@@ -13519,7 +13269,7 @@
                 <w:sz w:val="20"/>
                 <w:szCs w:val="20"/>
               </w:rPr>
-              <w:t>Лекция 5. Методология научных исследований </w:t>
+              <w:t>2</w:t>
             </w:r>
           </w:p>
           <w:p>
@@ -13537,11 +13287,6 @@
                 <w:sz w:val="20"/>
                 <w:szCs w:val="20"/>
               </w:rPr>
-              <w:t>5.1. Методология теоретических исследований </w:t>
-              <w:br/>
-              <w:t>5.2. Методология экспериментальных исследований </w:t>
-              <w:br/>
-              <w:t>5.3. Анализ результатов исследований </w:t>
             </w:r>
           </w:p>
         </w:tc>
@@ -13601,7 +13346,6 @@
                 <w:sz w:val="20"/>
                 <w:szCs w:val="20"/>
               </w:rPr>
-              <w:t> </w:t>
             </w:r>
           </w:p>
         </w:tc>
@@ -13631,7 +13375,6 @@
                 <w:sz w:val="20"/>
                 <w:szCs w:val="20"/>
               </w:rPr>
-              <w:t> </w:t>
             </w:r>
           </w:p>
         </w:tc>
@@ -13666,7 +13409,7 @@
                 <w:sz w:val="20"/>
                 <w:szCs w:val="20"/>
               </w:rPr>
-              <w:t>6</w:t>
+              <w:t>3-Нечёткое управление</w:t>
             </w:r>
           </w:p>
         </w:tc>
@@ -13695,7 +13438,7 @@
                 <w:sz w:val="20"/>
                 <w:szCs w:val="20"/>
               </w:rPr>
-              <w:t>3-Методология научных исследований</w:t>
+              <w:t>Лекция 6. Сравнение систем Мамдани и Сугено для задач управления</w:t>
             </w:r>
           </w:p>
         </w:tc>
@@ -13727,7 +13470,7 @@
                 <w:sz w:val="20"/>
                 <w:szCs w:val="20"/>
               </w:rPr>
-              <w:t>Лекция 6. Оформление результатов научных исследований</w:t>
+              <w:t>2</w:t>
             </w:r>
           </w:p>
           <w:p>
@@ -13745,11 +13488,6 @@
                 <w:sz w:val="20"/>
                 <w:szCs w:val="20"/>
               </w:rPr>
-              <w:t>6.1.Общие требования к научно-исследовательской работе </w:t>
-              <w:br/>
-              <w:t>6.2. Правила оформления научно-исследовательской работы </w:t>
-              <w:br/>
-              <w:t>6.3. Рекомендации по оформлению магистерской диссертации </w:t>
             </w:r>
           </w:p>
         </w:tc>
@@ -13809,7 +13547,6 @@
                 <w:sz w:val="20"/>
                 <w:szCs w:val="20"/>
               </w:rPr>
-              <w:t> </w:t>
             </w:r>
           </w:p>
         </w:tc>
@@ -13839,7 +13576,6 @@
                 <w:sz w:val="20"/>
                 <w:szCs w:val="20"/>
               </w:rPr>
-              <w:t> </w:t>
             </w:r>
           </w:p>
         </w:tc>
@@ -13874,7 +13610,7 @@
                 <w:sz w:val="20"/>
                 <w:szCs w:val="20"/>
               </w:rPr>
-              <w:t> </w:t>
+              <w:t>4-Нейро-нечёткие системы</w:t>
             </w:r>
           </w:p>
         </w:tc>
@@ -13903,7 +13639,7 @@
                 <w:sz w:val="20"/>
                 <w:szCs w:val="20"/>
               </w:rPr>
-              <w:t>-</w:t>
+              <w:t>Лекция 7. Адаптивные нейро-нечёткие системы вывода ANFIS</w:t>
             </w:r>
           </w:p>
         </w:tc>
@@ -13935,7 +13671,7 @@
                 <w:sz w:val="20"/>
                 <w:szCs w:val="20"/>
               </w:rPr>
-              <w:t>ИТОГО:</w:t>
+              <w:t>1</w:t>
             </w:r>
           </w:p>
           <w:p>
@@ -13953,7 +13689,6 @@
                 <w:sz w:val="20"/>
                 <w:szCs w:val="20"/>
               </w:rPr>
-              <w:t> </w:t>
             </w:r>
           </w:p>
         </w:tc>
@@ -13983,7 +13718,7 @@
                 <w:sz w:val="20"/>
                 <w:szCs w:val="20"/>
               </w:rPr>
-              <w:t>12</w:t>
+              <w:t>2</w:t>
             </w:r>
           </w:p>
         </w:tc>
@@ -14013,7 +13748,6 @@
                 <w:sz w:val="20"/>
                 <w:szCs w:val="20"/>
               </w:rPr>
-              <w:t> </w:t>
             </w:r>
           </w:p>
         </w:tc>
@@ -14043,7 +13777,6 @@
                 <w:sz w:val="20"/>
                 <w:szCs w:val="20"/>
               </w:rPr>
-              <w:t> </w:t>
             </w:r>
           </w:p>
         </w:tc>
@@ -14394,7 +14127,7 @@
                 <w:sz w:val="20"/>
                 <w:szCs w:val="20"/>
               </w:rPr>
-              <w:t>1-Организация научно-исследовательской работы в России</w:t>
+              <w:t>1-Теория нечётких множеств</w:t>
             </w:r>
           </w:p>
         </w:tc>
@@ -14455,7 +14188,7 @@
                 <w:sz w:val="20"/>
                 <w:szCs w:val="20"/>
               </w:rPr>
-              <w:t>Подготовка литературного обзора </w:t>
+              <w:t>Построение функций принадлежности: треугольная, трапециевидная, гауссова</w:t>
             </w:r>
           </w:p>
           <w:p>
@@ -14473,7 +14206,6 @@
                 <w:sz w:val="20"/>
                 <w:szCs w:val="20"/>
               </w:rPr>
-              <w:t>Подготовить литературный обзор по материалам своей выпускной квалификационной работы</w:t>
             </w:r>
           </w:p>
         </w:tc>
@@ -14533,7 +14265,6 @@
                 <w:sz w:val="20"/>
                 <w:szCs w:val="20"/>
               </w:rPr>
-              <w:t> </w:t>
             </w:r>
           </w:p>
         </w:tc>
@@ -14563,7 +14294,6 @@
                 <w:sz w:val="20"/>
                 <w:szCs w:val="20"/>
               </w:rPr>
-              <w:t> </w:t>
             </w:r>
           </w:p>
         </w:tc>
@@ -14597,7 +14327,7 @@
                 <w:sz w:val="20"/>
                 <w:szCs w:val="20"/>
               </w:rPr>
-              <w:t>1-Организация научно-исследовательской работы в России</w:t>
+              <w:t>2-Нечёткий вывод</w:t>
             </w:r>
           </w:p>
         </w:tc>
@@ -14658,7 +14388,7 @@
                 <w:sz w:val="20"/>
                 <w:szCs w:val="20"/>
               </w:rPr>
-              <w:t>Структурно-функциональное моделирование </w:t>
+              <w:t>Проектирование базы нечётких правил для системы управления температурой</w:t>
             </w:r>
           </w:p>
           <w:p>
@@ -14676,7 +14406,6 @@
                 <w:sz w:val="20"/>
                 <w:szCs w:val="20"/>
               </w:rPr>
-              <w:t>Разработать структурно-функциональную модель выпускной квалификационной работы бакалавра </w:t>
             </w:r>
           </w:p>
         </w:tc>
@@ -14736,7 +14465,6 @@
                 <w:sz w:val="20"/>
                 <w:szCs w:val="20"/>
               </w:rPr>
-              <w:t> </w:t>
             </w:r>
           </w:p>
         </w:tc>
@@ -14766,7 +14494,6 @@
                 <w:sz w:val="20"/>
                 <w:szCs w:val="20"/>
               </w:rPr>
-              <w:t> </w:t>
             </w:r>
           </w:p>
         </w:tc>
@@ -14800,7 +14527,7 @@
                 <w:sz w:val="20"/>
                 <w:szCs w:val="20"/>
               </w:rPr>
-              <w:t>2-Этапы научного исследования</w:t>
+              <w:t>3-Нечёткое управление</w:t>
             </w:r>
           </w:p>
         </w:tc>
@@ -14861,7 +14588,7 @@
                 <w:sz w:val="20"/>
                 <w:szCs w:val="20"/>
               </w:rPr>
-              <w:t>Подготовка презентации</w:t>
+              <w:t>Реализация нечёткого регулятора в MATLAB Fuzzy Logic Toolbox</w:t>
             </w:r>
           </w:p>
           <w:p>
@@ -14879,7 +14606,6 @@
                 <w:sz w:val="20"/>
                 <w:szCs w:val="20"/>
               </w:rPr>
-              <w:t>Подготовить презентацию, которая будет продемонстрирована членам Государственной экзаменационНой комиссии во время защиты своей собственной ВКР бакалавра </w:t>
             </w:r>
           </w:p>
         </w:tc>
@@ -14939,7 +14665,6 @@
                 <w:sz w:val="20"/>
                 <w:szCs w:val="20"/>
               </w:rPr>
-              <w:t> </w:t>
             </w:r>
           </w:p>
         </w:tc>
@@ -14969,7 +14694,6 @@
                 <w:sz w:val="20"/>
                 <w:szCs w:val="20"/>
               </w:rPr>
-              <w:t> </w:t>
             </w:r>
           </w:p>
         </w:tc>
@@ -15003,7 +14727,7 @@
                 <w:sz w:val="20"/>
                 <w:szCs w:val="20"/>
               </w:rPr>
-              <w:t>2-Этапы научного исследования</w:t>
+              <w:t>3-Нечёткое управление</w:t>
             </w:r>
           </w:p>
         </w:tc>
@@ -15033,7 +14757,7 @@
                 <w:sz w:val="20"/>
                 <w:szCs w:val="20"/>
               </w:rPr>
-              <w:t>5</w:t>
+              <w:t>4</w:t>
             </w:r>
           </w:p>
         </w:tc>
@@ -15064,7 +14788,7 @@
                 <w:sz w:val="20"/>
                 <w:szCs w:val="20"/>
               </w:rPr>
-              <w:t>Подготовка к устному докладу </w:t>
+              <w:t>Моделирование нечёткой системы управления в Simulink</w:t>
             </w:r>
           </w:p>
           <w:p>
@@ -15082,7 +14806,6 @@
                 <w:sz w:val="20"/>
                 <w:szCs w:val="20"/>
               </w:rPr>
-              <w:t>Подготовить устный доклад и выступить с ним перед комиссией кафедры ВТИК </w:t>
             </w:r>
           </w:p>
         </w:tc>
@@ -15142,7 +14865,6 @@
                 <w:sz w:val="20"/>
                 <w:szCs w:val="20"/>
               </w:rPr>
-              <w:t> </w:t>
             </w:r>
           </w:p>
         </w:tc>
@@ -15172,7 +14894,6 @@
                 <w:sz w:val="20"/>
                 <w:szCs w:val="20"/>
               </w:rPr>
-              <w:t> </w:t>
             </w:r>
           </w:p>
         </w:tc>
@@ -15206,7 +14927,7 @@
                 <w:sz w:val="20"/>
                 <w:szCs w:val="20"/>
               </w:rPr>
-              <w:t>2-Этапы научного исследования</w:t>
+              <w:t>4-Нейро-нечёткие системы</w:t>
             </w:r>
           </w:p>
         </w:tc>
@@ -15267,7 +14988,7 @@
                 <w:sz w:val="20"/>
                 <w:szCs w:val="20"/>
               </w:rPr>
-              <w:t>Подготовка автореферата по ВКР</w:t>
+              <w:t>Обучение нейро-нечёткой сети ANFIS на экспериментальных данных</w:t>
             </w:r>
           </w:p>
           <w:p>
@@ -15285,7 +15006,6 @@
                 <w:sz w:val="20"/>
                 <w:szCs w:val="20"/>
               </w:rPr>
-              <w:t>Подготовить автореферат выпускной квалификационной работы бакалавра</w:t>
             </w:r>
           </w:p>
         </w:tc>
@@ -15345,7 +15065,6 @@
                 <w:sz w:val="20"/>
                 <w:szCs w:val="20"/>
               </w:rPr>
-              <w:t> </w:t>
             </w:r>
           </w:p>
         </w:tc>
@@ -15375,7 +15094,6 @@
                 <w:sz w:val="20"/>
                 <w:szCs w:val="20"/>
               </w:rPr>
-              <w:t> </w:t>
             </w:r>
           </w:p>
         </w:tc>
@@ -15409,7 +15127,7 @@
                 <w:sz w:val="20"/>
                 <w:szCs w:val="20"/>
               </w:rPr>
-              <w:t>3-Методология научных исследований</w:t>
+              <w:t>4-Нейро-нечёткие системы</w:t>
             </w:r>
           </w:p>
         </w:tc>
@@ -15470,7 +15188,7 @@
                 <w:sz w:val="20"/>
                 <w:szCs w:val="20"/>
               </w:rPr>
-              <w:t>Доклад на ITdays по материалам ВКР</w:t>
+              <w:t>Сравнение нечёткого и нейро-нечёткого регулятора по критериям качества</w:t>
             </w:r>
           </w:p>
           <w:p>
@@ -15488,7 +15206,6 @@
                 <w:sz w:val="20"/>
                 <w:szCs w:val="20"/>
               </w:rPr>
-              <w:t>Подготовить и представить на сайт http://vtik.net доклад на конференцию "Информационные технологии. Проблемы и решения" (IT-days) по материалам своей выпускной квалификационной работы бакалавра. </w:t>
             </w:r>
           </w:p>
         </w:tc>
@@ -15548,7 +15265,6 @@
                 <w:sz w:val="20"/>
                 <w:szCs w:val="20"/>
               </w:rPr>
-              <w:t> </w:t>
             </w:r>
           </w:p>
         </w:tc>
@@ -15578,7 +15294,6 @@
                 <w:sz w:val="20"/>
                 <w:szCs w:val="20"/>
               </w:rPr>
-              <w:t> </w:t>
             </w:r>
           </w:p>
         </w:tc>
@@ -15612,7 +15327,7 @@
                 <w:sz w:val="20"/>
                 <w:szCs w:val="20"/>
               </w:rPr>
-              <w:t>3-Методология научных исследований</w:t>
+              <w:t>-</w:t>
             </w:r>
           </w:p>
         </w:tc>
@@ -15642,7 +15357,7 @@
                 <w:sz w:val="20"/>
                 <w:szCs w:val="20"/>
               </w:rPr>
-              <w:t>7</w:t>
+              <w:t>ИТОГО:</w:t>
             </w:r>
           </w:p>
         </w:tc>
@@ -15673,7 +15388,7 @@
                 <w:sz w:val="20"/>
                 <w:szCs w:val="20"/>
               </w:rPr>
-              <w:t>Выбор отечественного научного журнала</w:t>
+              <w:t>12</w:t>
             </w:r>
           </w:p>
           <w:p>
@@ -15691,7 +15406,6 @@
                 <w:sz w:val="20"/>
                 <w:szCs w:val="20"/>
               </w:rPr>
-              <w:t>Выбрать из Перечня ВАК не менее 10 журналов, в которых можно опубликовать результаты выпускной квалификационной работы, найти по ним информацию о требованиях к авторам, оформлению статей, сроках и стоимости опубликования, официальном сайте журнала </w:t>
             </w:r>
           </w:p>
         </w:tc>
@@ -15751,7 +15465,6 @@
                 <w:sz w:val="20"/>
                 <w:szCs w:val="20"/>
               </w:rPr>
-              <w:t> </w:t>
             </w:r>
           </w:p>
         </w:tc>
@@ -15781,413 +15494,6 @@
                 <w:sz w:val="20"/>
                 <w:szCs w:val="20"/>
               </w:rPr>
-              <w:t> </w:t>
-            </w:r>
-          </w:p>
-        </w:tc>
-      </w:tr>
-      <w:tr>
-        <w:trPr>
-          <w:trHeight w:val="65"/>
-        </w:trPr>
-        <w:tc>
-          <w:tcPr>
-            <w:tcW w:w="0" w:type="auto"/>
-            <w:tcBorders>
-              <w:top w:val="single" w:sz="4" w:space="0" w:color="auto"/>
-              <w:left w:val="single" w:sz="4" w:space="0" w:color="auto"/>
-              <w:bottom w:val="single" w:sz="4" w:space="0" w:color="auto"/>
-              <w:right w:val="single" w:sz="4" w:space="0" w:color="auto"/>
-            </w:tcBorders>
-          </w:tcPr>
-          <w:p>
-            <w:pPr>
-              <w:shd w:val="clear" w:color="auto" w:fill="FFFFFF"/>
-              <w:rPr>
-                <w:bCs/>
-                <w:sz w:val="20"/>
-                <w:szCs w:val="20"/>
-              </w:rPr>
-            </w:pPr>
-            <w:r>
-              <w:rPr>
-                <w:bCs/>
-                <w:sz w:val="20"/>
-                <w:szCs w:val="20"/>
-              </w:rPr>
-              <w:t>3-Методология научных исследований</w:t>
-            </w:r>
-          </w:p>
-        </w:tc>
-        <w:tc>
-          <w:tcPr>
-            <w:tcW w:w="0" w:type="auto"/>
-            <w:tcBorders>
-              <w:top w:val="single" w:sz="4" w:space="0" w:color="auto"/>
-              <w:left w:val="single" w:sz="4" w:space="0" w:color="auto"/>
-              <w:bottom w:val="single" w:sz="4" w:space="0" w:color="auto"/>
-              <w:right w:val="single" w:sz="4" w:space="0" w:color="auto"/>
-            </w:tcBorders>
-          </w:tcPr>
-          <w:p>
-            <w:pPr>
-              <w:shd w:val="clear" w:color="auto" w:fill="FFFFFF"/>
-              <w:jc w:val="center"/>
-              <w:rPr>
-                <w:bCs/>
-                <w:sz w:val="20"/>
-                <w:szCs w:val="20"/>
-              </w:rPr>
-            </w:pPr>
-            <w:r>
-              <w:rPr>
-                <w:bCs/>
-                <w:sz w:val="20"/>
-                <w:szCs w:val="20"/>
-              </w:rPr>
-              <w:t>8</w:t>
-            </w:r>
-          </w:p>
-        </w:tc>
-        <w:tc>
-          <w:tcPr>
-            <w:tcW w:w="0" w:type="auto"/>
-            <w:tcBorders>
-              <w:top w:val="single" w:sz="4" w:space="0" w:color="auto"/>
-              <w:left w:val="single" w:sz="4" w:space="0" w:color="auto"/>
-              <w:bottom w:val="single" w:sz="4" w:space="0" w:color="auto"/>
-              <w:right w:val="single" w:sz="4" w:space="0" w:color="auto"/>
-            </w:tcBorders>
-          </w:tcPr>
-          <w:p>
-            <w:pPr>
-              <w:shd w:val="clear" w:color="auto" w:fill="FFFFFF"/>
-              <w:rPr>
-                <w:b/>
-                <w:bCs/>
-                <w:sz w:val="20"/>
-                <w:szCs w:val="20"/>
-              </w:rPr>
-            </w:pPr>
-            <w:r>
-              <w:rPr>
-                <w:b/>
-                <w:bCs/>
-                <w:sz w:val="20"/>
-                <w:szCs w:val="20"/>
-              </w:rPr>
-              <w:t>Подготовка ВАКовской статьи</w:t>
-            </w:r>
-          </w:p>
-          <w:p>
-            <w:pPr>
-              <w:shd w:val="clear" w:color="auto" w:fill="FFFFFF"/>
-              <w:rPr>
-                <w:bCs/>
-                <w:sz w:val="20"/>
-                <w:szCs w:val="20"/>
-              </w:rPr>
-            </w:pPr>
-            <w:r>
-              <w:rPr>
-                <w:bCs/>
-                <w:sz w:val="20"/>
-                <w:szCs w:val="20"/>
-              </w:rPr>
-              <w:t>Подготовить к публикации научную статью по материалам своей выпускной квалификационной работы и отправить ее в научный журнал из Перечня ВАК </w:t>
-            </w:r>
-          </w:p>
-        </w:tc>
-        <w:tc>
-          <w:tcPr>
-            <w:tcW w:w="0" w:type="auto"/>
-            <w:tcBorders>
-              <w:top w:val="single" w:sz="4" w:space="0" w:color="auto"/>
-              <w:left w:val="single" w:sz="4" w:space="0" w:color="auto"/>
-              <w:bottom w:val="single" w:sz="4" w:space="0" w:color="auto"/>
-              <w:right w:val="single" w:sz="4" w:space="0" w:color="auto"/>
-            </w:tcBorders>
-          </w:tcPr>
-          <w:p>
-            <w:pPr>
-              <w:shd w:val="clear" w:color="auto" w:fill="FFFFFF"/>
-              <w:jc w:val="center"/>
-              <w:rPr>
-                <w:bCs/>
-                <w:sz w:val="20"/>
-                <w:szCs w:val="20"/>
-              </w:rPr>
-            </w:pPr>
-            <w:r>
-              <w:rPr>
-                <w:bCs/>
-                <w:sz w:val="20"/>
-                <w:szCs w:val="20"/>
-              </w:rPr>
-              <w:t>2</w:t>
-            </w:r>
-          </w:p>
-        </w:tc>
-        <w:tc>
-          <w:tcPr>
-            <w:tcW w:w="0" w:type="auto"/>
-            <w:tcBorders>
-              <w:top w:val="single" w:sz="4" w:space="0" w:color="auto"/>
-              <w:left w:val="single" w:sz="4" w:space="0" w:color="auto"/>
-              <w:bottom w:val="single" w:sz="4" w:space="0" w:color="auto"/>
-              <w:right w:val="single" w:sz="4" w:space="0" w:color="auto"/>
-            </w:tcBorders>
-          </w:tcPr>
-          <w:p>
-            <w:pPr>
-              <w:shd w:val="clear" w:color="auto" w:fill="FFFFFF"/>
-              <w:jc w:val="center"/>
-              <w:rPr>
-                <w:bCs/>
-                <w:sz w:val="20"/>
-                <w:szCs w:val="20"/>
-              </w:rPr>
-            </w:pPr>
-            <w:r>
-              <w:rPr>
-                <w:bCs/>
-                <w:sz w:val="20"/>
-                <w:szCs w:val="20"/>
-              </w:rPr>
-              <w:t> </w:t>
-            </w:r>
-          </w:p>
-        </w:tc>
-        <w:tc>
-          <w:tcPr>
-            <w:tcW w:w="0" w:type="auto"/>
-            <w:tcBorders>
-              <w:top w:val="single" w:sz="4" w:space="0" w:color="auto"/>
-              <w:left w:val="single" w:sz="4" w:space="0" w:color="auto"/>
-              <w:bottom w:val="single" w:sz="4" w:space="0" w:color="auto"/>
-              <w:right w:val="single" w:sz="4" w:space="0" w:color="auto"/>
-            </w:tcBorders>
-          </w:tcPr>
-          <w:p>
-            <w:pPr>
-              <w:shd w:val="clear" w:color="auto" w:fill="FFFFFF"/>
-              <w:jc w:val="center"/>
-              <w:rPr>
-                <w:bCs/>
-                <w:sz w:val="20"/>
-                <w:szCs w:val="20"/>
-              </w:rPr>
-            </w:pPr>
-            <w:r>
-              <w:rPr>
-                <w:bCs/>
-                <w:sz w:val="20"/>
-                <w:szCs w:val="20"/>
-              </w:rPr>
-              <w:t> </w:t>
-            </w:r>
-          </w:p>
-        </w:tc>
-      </w:tr>
-      <w:tr>
-        <w:trPr>
-          <w:trHeight w:val="65"/>
-        </w:trPr>
-        <w:tc>
-          <w:tcPr>
-            <w:tcW w:w="0" w:type="auto"/>
-            <w:tcBorders>
-              <w:top w:val="single" w:sz="4" w:space="0" w:color="auto"/>
-              <w:left w:val="single" w:sz="4" w:space="0" w:color="auto"/>
-              <w:bottom w:val="single" w:sz="4" w:space="0" w:color="auto"/>
-              <w:right w:val="single" w:sz="4" w:space="0" w:color="auto"/>
-            </w:tcBorders>
-          </w:tcPr>
-          <w:p>
-            <w:pPr>
-              <w:shd w:val="clear" w:color="auto" w:fill="FFFFFF"/>
-              <w:rPr>
-                <w:bCs/>
-                <w:sz w:val="20"/>
-                <w:szCs w:val="20"/>
-              </w:rPr>
-            </w:pPr>
-            <w:r>
-              <w:rPr>
-                <w:bCs/>
-                <w:sz w:val="20"/>
-                <w:szCs w:val="20"/>
-              </w:rPr>
-              <w:t>-</w:t>
-            </w:r>
-          </w:p>
-        </w:tc>
-        <w:tc>
-          <w:tcPr>
-            <w:tcW w:w="0" w:type="auto"/>
-            <w:tcBorders>
-              <w:top w:val="single" w:sz="4" w:space="0" w:color="auto"/>
-              <w:left w:val="single" w:sz="4" w:space="0" w:color="auto"/>
-              <w:bottom w:val="single" w:sz="4" w:space="0" w:color="auto"/>
-              <w:right w:val="single" w:sz="4" w:space="0" w:color="auto"/>
-            </w:tcBorders>
-          </w:tcPr>
-          <w:p>
-            <w:pPr>
-              <w:shd w:val="clear" w:color="auto" w:fill="FFFFFF"/>
-              <w:jc w:val="center"/>
-              <w:rPr>
-                <w:bCs/>
-                <w:sz w:val="20"/>
-                <w:szCs w:val="20"/>
-              </w:rPr>
-            </w:pPr>
-            <w:r>
-              <w:rPr>
-                <w:bCs/>
-                <w:sz w:val="20"/>
-                <w:szCs w:val="20"/>
-              </w:rPr>
-              <w:t> </w:t>
-            </w:r>
-          </w:p>
-        </w:tc>
-        <w:tc>
-          <w:tcPr>
-            <w:tcW w:w="0" w:type="auto"/>
-            <w:tcBorders>
-              <w:top w:val="single" w:sz="4" w:space="0" w:color="auto"/>
-              <w:left w:val="single" w:sz="4" w:space="0" w:color="auto"/>
-              <w:bottom w:val="single" w:sz="4" w:space="0" w:color="auto"/>
-              <w:right w:val="single" w:sz="4" w:space="0" w:color="auto"/>
-            </w:tcBorders>
-          </w:tcPr>
-          <w:p>
-            <w:pPr>
-              <w:shd w:val="clear" w:color="auto" w:fill="FFFFFF"/>
-              <w:rPr>
-                <w:b/>
-                <w:bCs/>
-                <w:sz w:val="20"/>
-                <w:szCs w:val="20"/>
-              </w:rPr>
-            </w:pPr>
-            <w:r>
-              <w:rPr>
-                <w:b/>
-                <w:bCs/>
-                <w:sz w:val="20"/>
-                <w:szCs w:val="20"/>
-              </w:rPr>
-              <w:t>ИТОГО:</w:t>
-            </w:r>
-          </w:p>
-          <w:p>
-            <w:pPr>
-              <w:shd w:val="clear" w:color="auto" w:fill="FFFFFF"/>
-              <w:rPr>
-                <w:bCs/>
-                <w:sz w:val="20"/>
-                <w:szCs w:val="20"/>
-              </w:rPr>
-            </w:pPr>
-            <w:r>
-              <w:rPr>
-                <w:bCs/>
-                <w:sz w:val="20"/>
-                <w:szCs w:val="20"/>
-              </w:rPr>
-              <w:t> </w:t>
-            </w:r>
-          </w:p>
-        </w:tc>
-        <w:tc>
-          <w:tcPr>
-            <w:tcW w:w="0" w:type="auto"/>
-            <w:tcBorders>
-              <w:top w:val="single" w:sz="4" w:space="0" w:color="auto"/>
-              <w:left w:val="single" w:sz="4" w:space="0" w:color="auto"/>
-              <w:bottom w:val="single" w:sz="4" w:space="0" w:color="auto"/>
-              <w:right w:val="single" w:sz="4" w:space="0" w:color="auto"/>
-            </w:tcBorders>
-          </w:tcPr>
-          <w:p>
-            <w:pPr>
-              <w:shd w:val="clear" w:color="auto" w:fill="FFFFFF"/>
-              <w:jc w:val="center"/>
-              <w:rPr>
-                <w:bCs/>
-                <w:sz w:val="20"/>
-                <w:szCs w:val="20"/>
-              </w:rPr>
-            </w:pPr>
-            <w:r>
-              <w:rPr>
-                <w:bCs/>
-                <w:sz w:val="20"/>
-                <w:szCs w:val="20"/>
-              </w:rPr>
-              <w:t>16</w:t>
-            </w:r>
-          </w:p>
-        </w:tc>
-        <w:tc>
-          <w:tcPr>
-            <w:tcW w:w="0" w:type="auto"/>
-            <w:tcBorders>
-              <w:top w:val="single" w:sz="4" w:space="0" w:color="auto"/>
-              <w:left w:val="single" w:sz="4" w:space="0" w:color="auto"/>
-              <w:bottom w:val="single" w:sz="4" w:space="0" w:color="auto"/>
-              <w:right w:val="single" w:sz="4" w:space="0" w:color="auto"/>
-            </w:tcBorders>
-          </w:tcPr>
-          <w:p>
-            <w:pPr>
-              <w:shd w:val="clear" w:color="auto" w:fill="FFFFFF"/>
-              <w:jc w:val="center"/>
-              <w:rPr>
-                <w:bCs/>
-                <w:sz w:val="20"/>
-                <w:szCs w:val="20"/>
-              </w:rPr>
-            </w:pPr>
-            <w:r>
-              <w:rPr>
-                <w:bCs/>
-                <w:sz w:val="20"/>
-                <w:szCs w:val="20"/>
-              </w:rPr>
-              <w:t> </w:t>
-            </w:r>
-          </w:p>
-        </w:tc>
-        <w:tc>
-          <w:tcPr>
-            <w:tcW w:w="0" w:type="auto"/>
-            <w:tcBorders>
-              <w:top w:val="single" w:sz="4" w:space="0" w:color="auto"/>
-              <w:left w:val="single" w:sz="4" w:space="0" w:color="auto"/>
-              <w:bottom w:val="single" w:sz="4" w:space="0" w:color="auto"/>
-              <w:right w:val="single" w:sz="4" w:space="0" w:color="auto"/>
-            </w:tcBorders>
-          </w:tcPr>
-          <w:p>
-            <w:pPr>
-              <w:shd w:val="clear" w:color="auto" w:fill="FFFFFF"/>
-              <w:jc w:val="center"/>
-              <w:rPr>
-                <w:bCs/>
-                <w:sz w:val="20"/>
-                <w:szCs w:val="20"/>
-              </w:rPr>
-            </w:pPr>
-            <w:r>
-              <w:rPr>
-                <w:bCs/>
-                <w:sz w:val="20"/>
-                <w:szCs w:val="20"/>
-              </w:rPr>
-              <w:t> </w:t>
             </w:r>
           </w:p>
         </w:tc>
@@ -16521,7 +15827,7 @@
                 <w:sz w:val="20"/>
                 <w:szCs w:val="20"/>
               </w:rPr>
-              <w:t>1-Организация научно-исследовательской работы в России</w:t>
+              <w:t>1-Теория нечётких множеств</w:t>
             </w:r>
           </w:p>
         </w:tc>
@@ -16582,7 +15888,7 @@
                 <w:sz w:val="20"/>
                 <w:szCs w:val="20"/>
               </w:rPr>
-              <w:t>Выбор паспорта специальности и ключевых слов</w:t>
+              <w:t>Операции над нечёткими множествами: объединение, пересечение, дополнение</w:t>
             </w:r>
           </w:p>
           <w:p>
@@ -16600,7 +15906,6 @@
                 <w:sz w:val="20"/>
                 <w:szCs w:val="20"/>
               </w:rPr>
-              <w:t>Составить перечень ключевых слов по тематике ВКР, выбрать паспорт специальности, наиболее близкий тематике выпускной квалифкационной работы, найти его в сети Интернет и выучить его наизусть </w:t>
             </w:r>
           </w:p>
         </w:tc>
@@ -16660,7 +15965,6 @@
                 <w:sz w:val="20"/>
                 <w:szCs w:val="20"/>
               </w:rPr>
-              <w:t> </w:t>
             </w:r>
           </w:p>
         </w:tc>
@@ -16690,7 +15994,6 @@
                 <w:sz w:val="20"/>
                 <w:szCs w:val="20"/>
               </w:rPr>
-              <w:t> </w:t>
             </w:r>
           </w:p>
         </w:tc>
@@ -16724,7 +16027,7 @@
                 <w:sz w:val="20"/>
                 <w:szCs w:val="20"/>
               </w:rPr>
-              <w:t>1-Организация научно-исследовательской работы в России</w:t>
+              <w:t>2-Нечёткий вывод</w:t>
             </w:r>
           </w:p>
         </w:tc>
@@ -16785,7 +16088,7 @@
                 <w:sz w:val="20"/>
                 <w:szCs w:val="20"/>
               </w:rPr>
-              <w:t>Литературный обзор публикаций научного руководителя </w:t>
+              <w:t>Формирование базы нечётких правил методом экспертных оценок</w:t>
             </w:r>
           </w:p>
           <w:p>
@@ -16803,7 +16106,6 @@
                 <w:sz w:val="20"/>
                 <w:szCs w:val="20"/>
               </w:rPr>
-              <w:t>Составить литературный обзор публикаций своего научного руководителя, В обзоре указать индексы Хирша в системе РИНЦ, а также в Scopus и Web of Science и место в WWW (URL), где они обнаружены</w:t>
             </w:r>
           </w:p>
         </w:tc>
@@ -16863,7 +16165,6 @@
                 <w:sz w:val="20"/>
                 <w:szCs w:val="20"/>
               </w:rPr>
-              <w:t> </w:t>
             </w:r>
           </w:p>
         </w:tc>
@@ -16893,7 +16194,6 @@
                 <w:sz w:val="20"/>
                 <w:szCs w:val="20"/>
               </w:rPr>
-              <w:t> </w:t>
             </w:r>
           </w:p>
         </w:tc>
@@ -16927,7 +16227,7 @@
                 <w:sz w:val="20"/>
                 <w:szCs w:val="20"/>
               </w:rPr>
-              <w:t>1-Организация научно-исследовательской работы в России</w:t>
+              <w:t>2-Нечёткий вывод</w:t>
             </w:r>
           </w:p>
         </w:tc>
@@ -16988,7 +16288,7 @@
                 <w:sz w:val="20"/>
                 <w:szCs w:val="20"/>
               </w:rPr>
-              <w:t>Оформление результатов научных исследований </w:t>
+              <w:t>Выбор метода дефаззификации и анализ его влияния на точность</w:t>
             </w:r>
           </w:p>
           <w:p>
@@ -17006,7 +16306,6 @@
                 <w:sz w:val="20"/>
                 <w:szCs w:val="20"/>
               </w:rPr>
-              <w:t>Предъявить преподавателю отчет в формате текстового процессора MS Word, в котором должны быть приведены математические формулы, набранные в редакторе MS Equation, текст с использованием верхних и нижних индексов, объекты MS WordArt. автофигуры, а также графики, можно из текста выпускной квалификацонной работы</w:t>
             </w:r>
           </w:p>
         </w:tc>
@@ -17066,7 +16365,6 @@
                 <w:sz w:val="20"/>
                 <w:szCs w:val="20"/>
               </w:rPr>
-              <w:t> </w:t>
             </w:r>
           </w:p>
         </w:tc>
@@ -17096,7 +16394,6 @@
                 <w:sz w:val="20"/>
                 <w:szCs w:val="20"/>
               </w:rPr>
-              <w:t> </w:t>
             </w:r>
           </w:p>
         </w:tc>
@@ -17130,7 +16427,7 @@
                 <w:sz w:val="20"/>
                 <w:szCs w:val="20"/>
               </w:rPr>
-              <w:t>1-Организация научно-исследовательской работы в России</w:t>
+              <w:t>3-Нечёткое управление</w:t>
             </w:r>
           </w:p>
         </w:tc>
@@ -17160,7 +16457,7 @@
                 <w:sz w:val="20"/>
                 <w:szCs w:val="20"/>
               </w:rPr>
-              <w:t>5</w:t>
+              <w:t>4</w:t>
             </w:r>
           </w:p>
         </w:tc>
@@ -17191,7 +16488,7 @@
                 <w:sz w:val="20"/>
                 <w:szCs w:val="20"/>
               </w:rPr>
-              <w:t>Формулировка цели, основных задач и выводов </w:t>
+              <w:t>Настройка параметров нечёткого регулятора методом проб и ошибок</w:t>
             </w:r>
           </w:p>
           <w:p>
@@ -17209,7 +16506,6 @@
                 <w:sz w:val="20"/>
                 <w:szCs w:val="20"/>
               </w:rPr>
-              <w:t>Сформулировать тему, цель, основные задачи и выводы по вашей выпускной квалификационной работе. В отчете по данной лабораторной работе должно быть следующее. Какую цель перед собой ставите ? Какие задачи собираетесь решать ? К каким выводам надеетесь прийти ? На данном этапе выводы должны быть сформулированы в виде вопросов, которые должны допускать двоичную логику ответа: "Да" или "Нет" и третьего не дано. После того как вы завершите свою работу, у вас должны появиться однозначные ответы на эти вопросы. Если этого нет, и возможен третий ответ, то это означает, что либо вы работу свою не сделали, либо не знаете, зачем вы пишете свою выпускную квалификационную работу, т.е. цели у вас нет, либо вы и сами не понимаете, что творите (а откуда об этом могут знать другие люди ?) </w:t>
             </w:r>
           </w:p>
         </w:tc>
@@ -17269,7 +16565,6 @@
                 <w:sz w:val="20"/>
                 <w:szCs w:val="20"/>
               </w:rPr>
-              <w:t> </w:t>
             </w:r>
           </w:p>
         </w:tc>
@@ -17299,7 +16594,6 @@
                 <w:sz w:val="20"/>
                 <w:szCs w:val="20"/>
               </w:rPr>
-              <w:t> </w:t>
             </w:r>
           </w:p>
         </w:tc>
@@ -17333,7 +16627,7 @@
                 <w:sz w:val="20"/>
                 <w:szCs w:val="20"/>
               </w:rPr>
-              <w:t>1-Организация научно-исследовательской работы в России</w:t>
+              <w:t>3-Нечёткое управление</w:t>
             </w:r>
           </w:p>
         </w:tc>
@@ -17394,7 +16688,7 @@
                 <w:sz w:val="20"/>
                 <w:szCs w:val="20"/>
               </w:rPr>
-              <w:t>Поиск автореферата кандидатской диссертации </w:t>
+              <w:t>Исследование устойчивости нечёткой системы управления</w:t>
             </w:r>
           </w:p>
           <w:p>
@@ -17412,7 +16706,6 @@
                 <w:sz w:val="20"/>
                 <w:szCs w:val="20"/>
               </w:rPr>
-              <w:t>Скачать не менее 10 авторефератов кандидатских диссертаций по выбранному паспорту специальности и распечатать один из них, наиболее близкий к тематике выпускной квалификационной работы </w:t>
             </w:r>
           </w:p>
         </w:tc>
@@ -17472,7 +16765,6 @@
                 <w:sz w:val="20"/>
                 <w:szCs w:val="20"/>
               </w:rPr>
-              <w:t> </w:t>
             </w:r>
           </w:p>
         </w:tc>
@@ -17502,7 +16794,6 @@
                 <w:sz w:val="20"/>
                 <w:szCs w:val="20"/>
               </w:rPr>
-              <w:t> </w:t>
             </w:r>
           </w:p>
         </w:tc>
@@ -17536,7 +16827,7 @@
                 <w:sz w:val="20"/>
                 <w:szCs w:val="20"/>
               </w:rPr>
-              <w:t>1-Организация научно-исследовательской работы в России</w:t>
+              <w:t>4-Нейро-нечёткие системы</w:t>
             </w:r>
           </w:p>
         </w:tc>
@@ -17597,7 +16888,7 @@
                 <w:sz w:val="20"/>
                 <w:szCs w:val="20"/>
               </w:rPr>
-              <w:t>Выбор Диссертационного совета </w:t>
+              <w:t>Оценка обобщающей способности ANFIS на тестовой выборке</w:t>
             </w:r>
           </w:p>
           <w:p>
@@ -17615,7 +16906,6 @@
                 <w:sz w:val="20"/>
                 <w:szCs w:val="20"/>
               </w:rPr>
-              <w:t>Собрать в сети Интернет информацию о действующих диссертационных советах УГНТУ, УГАТУ и БАшГУ</w:t>
             </w:r>
           </w:p>
         </w:tc>
@@ -17675,7 +16965,6 @@
                 <w:sz w:val="20"/>
                 <w:szCs w:val="20"/>
               </w:rPr>
-              <w:t> </w:t>
             </w:r>
           </w:p>
         </w:tc>
@@ -17705,7 +16994,6 @@
                 <w:sz w:val="20"/>
                 <w:szCs w:val="20"/>
               </w:rPr>
-              <w:t> </w:t>
             </w:r>
           </w:p>
         </w:tc>
@@ -17739,7 +17027,7 @@
                 <w:sz w:val="20"/>
                 <w:szCs w:val="20"/>
               </w:rPr>
-              <w:t>2-Этапы научного исследования</w:t>
+              <w:t>-</w:t>
             </w:r>
           </w:p>
         </w:tc>
@@ -17769,7 +17057,7 @@
                 <w:sz w:val="20"/>
                 <w:szCs w:val="20"/>
               </w:rPr>
-              <w:t>7</w:t>
+              <w:t>ИТОГО:</w:t>
             </w:r>
           </w:p>
         </w:tc>
@@ -17800,7 +17088,7 @@
                 <w:sz w:val="20"/>
                 <w:szCs w:val="20"/>
               </w:rPr>
-              <w:t>Что сделано в вашей выпускной квалификационной работе ? </w:t>
+              <w:t>12</w:t>
             </w:r>
           </w:p>
           <w:p>
@@ -17818,7 +17106,6 @@
                 <w:sz w:val="20"/>
                 <w:szCs w:val="20"/>
               </w:rPr>
-              <w:t>Сформулировать проблему, на решение которой направлена ваша выпускная квалификационная работа. Подготовить графический материал (слайд), на котором в краткой, наглядной и доходчивой форме будет сформулирована проблема. После этого необходимо сформулировать одним предложением ответ на вопрос: что сделано в вашей выпускной квалификационной работе для решения этой проблемы ? </w:t>
             </w:r>
           </w:p>
         </w:tc>
@@ -17878,7 +17165,6 @@
                 <w:sz w:val="20"/>
                 <w:szCs w:val="20"/>
               </w:rPr>
-              <w:t> </w:t>
             </w:r>
           </w:p>
         </w:tc>
@@ -17908,2445 +17194,6 @@
                 <w:sz w:val="20"/>
                 <w:szCs w:val="20"/>
               </w:rPr>
-              <w:t> </w:t>
-            </w:r>
-          </w:p>
-        </w:tc>
-      </w:tr>
-      <w:tr>
-        <w:trPr>
-          <w:trHeight w:val="65"/>
-        </w:trPr>
-        <w:tc>
-          <w:tcPr>
-            <w:tcW w:w="0" w:type="auto"/>
-            <w:tcBorders>
-              <w:top w:val="single" w:sz="4" w:space="0" w:color="auto"/>
-              <w:left w:val="single" w:sz="4" w:space="0" w:color="auto"/>
-              <w:bottom w:val="single" w:sz="4" w:space="0" w:color="auto"/>
-              <w:right w:val="single" w:sz="4" w:space="0" w:color="auto"/>
-            </w:tcBorders>
-          </w:tcPr>
-          <w:p>
-            <w:pPr>
-              <w:shd w:val="clear" w:color="auto" w:fill="FFFFFF"/>
-              <w:rPr>
-                <w:bCs/>
-                <w:sz w:val="20"/>
-                <w:szCs w:val="20"/>
-              </w:rPr>
-            </w:pPr>
-            <w:r>
-              <w:rPr>
-                <w:bCs/>
-                <w:sz w:val="20"/>
-                <w:szCs w:val="20"/>
-              </w:rPr>
-              <w:t>2-Этапы научного исследования</w:t>
-            </w:r>
-          </w:p>
-        </w:tc>
-        <w:tc>
-          <w:tcPr>
-            <w:tcW w:w="0" w:type="auto"/>
-            <w:tcBorders>
-              <w:top w:val="single" w:sz="4" w:space="0" w:color="auto"/>
-              <w:left w:val="single" w:sz="4" w:space="0" w:color="auto"/>
-              <w:bottom w:val="single" w:sz="4" w:space="0" w:color="auto"/>
-              <w:right w:val="single" w:sz="4" w:space="0" w:color="auto"/>
-            </w:tcBorders>
-          </w:tcPr>
-          <w:p>
-            <w:pPr>
-              <w:shd w:val="clear" w:color="auto" w:fill="FFFFFF"/>
-              <w:jc w:val="center"/>
-              <w:rPr>
-                <w:bCs/>
-                <w:sz w:val="20"/>
-                <w:szCs w:val="20"/>
-              </w:rPr>
-            </w:pPr>
-            <w:r>
-              <w:rPr>
-                <w:bCs/>
-                <w:sz w:val="20"/>
-                <w:szCs w:val="20"/>
-              </w:rPr>
-              <w:t>8</w:t>
-            </w:r>
-          </w:p>
-        </w:tc>
-        <w:tc>
-          <w:tcPr>
-            <w:tcW w:w="0" w:type="auto"/>
-            <w:tcBorders>
-              <w:top w:val="single" w:sz="4" w:space="0" w:color="auto"/>
-              <w:left w:val="single" w:sz="4" w:space="0" w:color="auto"/>
-              <w:bottom w:val="single" w:sz="4" w:space="0" w:color="auto"/>
-              <w:right w:val="single" w:sz="4" w:space="0" w:color="auto"/>
-            </w:tcBorders>
-          </w:tcPr>
-          <w:p>
-            <w:pPr>
-              <w:shd w:val="clear" w:color="auto" w:fill="FFFFFF"/>
-              <w:rPr>
-                <w:b/>
-                <w:bCs/>
-                <w:sz w:val="20"/>
-                <w:szCs w:val="20"/>
-              </w:rPr>
-            </w:pPr>
-            <w:r>
-              <w:rPr>
-                <w:b/>
-                <w:bCs/>
-                <w:sz w:val="20"/>
-                <w:szCs w:val="20"/>
-              </w:rPr>
-              <w:t>Отчет о работе над ВКР </w:t>
-            </w:r>
-          </w:p>
-          <w:p>
-            <w:pPr>
-              <w:shd w:val="clear" w:color="auto" w:fill="FFFFFF"/>
-              <w:rPr>
-                <w:bCs/>
-                <w:sz w:val="20"/>
-                <w:szCs w:val="20"/>
-              </w:rPr>
-            </w:pPr>
-            <w:r>
-              <w:rPr>
-                <w:bCs/>
-                <w:sz w:val="20"/>
-                <w:szCs w:val="20"/>
-              </w:rPr>
-              <w:t>Напишите своими ответ на следующий вопрос:  А что лично вы сделали по состоянию на сегодняшний день по своей собственной выпускной квалификационной работе ?  </w:t>
-              <w:br/>
-              <w:t>Задача состоит в том, чтобы с чувством, с толком, с расстановкой изложить то, что сделано лично студентом. Копирование информации из сети Интернет равно как и переписывание информации из любых учебников и прочих источников не то чтобы карается по закону (плагиат), а просто ответом на заданный вопрос не является по определению.  </w:t>
-            </w:r>
-          </w:p>
-        </w:tc>
-        <w:tc>
-          <w:tcPr>
-            <w:tcW w:w="0" w:type="auto"/>
-            <w:tcBorders>
-              <w:top w:val="single" w:sz="4" w:space="0" w:color="auto"/>
-              <w:left w:val="single" w:sz="4" w:space="0" w:color="auto"/>
-              <w:bottom w:val="single" w:sz="4" w:space="0" w:color="auto"/>
-              <w:right w:val="single" w:sz="4" w:space="0" w:color="auto"/>
-            </w:tcBorders>
-          </w:tcPr>
-          <w:p>
-            <w:pPr>
-              <w:shd w:val="clear" w:color="auto" w:fill="FFFFFF"/>
-              <w:jc w:val="center"/>
-              <w:rPr>
-                <w:bCs/>
-                <w:sz w:val="20"/>
-                <w:szCs w:val="20"/>
-              </w:rPr>
-            </w:pPr>
-            <w:r>
-              <w:rPr>
-                <w:bCs/>
-                <w:sz w:val="20"/>
-                <w:szCs w:val="20"/>
-              </w:rPr>
-              <w:t>2</w:t>
-            </w:r>
-          </w:p>
-        </w:tc>
-        <w:tc>
-          <w:tcPr>
-            <w:tcW w:w="0" w:type="auto"/>
-            <w:tcBorders>
-              <w:top w:val="single" w:sz="4" w:space="0" w:color="auto"/>
-              <w:left w:val="single" w:sz="4" w:space="0" w:color="auto"/>
-              <w:bottom w:val="single" w:sz="4" w:space="0" w:color="auto"/>
-              <w:right w:val="single" w:sz="4" w:space="0" w:color="auto"/>
-            </w:tcBorders>
-          </w:tcPr>
-          <w:p>
-            <w:pPr>
-              <w:shd w:val="clear" w:color="auto" w:fill="FFFFFF"/>
-              <w:jc w:val="center"/>
-              <w:rPr>
-                <w:bCs/>
-                <w:sz w:val="20"/>
-                <w:szCs w:val="20"/>
-              </w:rPr>
-            </w:pPr>
-            <w:r>
-              <w:rPr>
-                <w:bCs/>
-                <w:sz w:val="20"/>
-                <w:szCs w:val="20"/>
-              </w:rPr>
-              <w:t> </w:t>
-            </w:r>
-          </w:p>
-        </w:tc>
-        <w:tc>
-          <w:tcPr>
-            <w:tcW w:w="0" w:type="auto"/>
-            <w:tcBorders>
-              <w:top w:val="single" w:sz="4" w:space="0" w:color="auto"/>
-              <w:left w:val="single" w:sz="4" w:space="0" w:color="auto"/>
-              <w:bottom w:val="single" w:sz="4" w:space="0" w:color="auto"/>
-              <w:right w:val="single" w:sz="4" w:space="0" w:color="auto"/>
-            </w:tcBorders>
-          </w:tcPr>
-          <w:p>
-            <w:pPr>
-              <w:shd w:val="clear" w:color="auto" w:fill="FFFFFF"/>
-              <w:jc w:val="center"/>
-              <w:rPr>
-                <w:bCs/>
-                <w:sz w:val="20"/>
-                <w:szCs w:val="20"/>
-              </w:rPr>
-            </w:pPr>
-            <w:r>
-              <w:rPr>
-                <w:bCs/>
-                <w:sz w:val="20"/>
-                <w:szCs w:val="20"/>
-              </w:rPr>
-              <w:t> </w:t>
-            </w:r>
-          </w:p>
-        </w:tc>
-      </w:tr>
-      <w:tr>
-        <w:trPr>
-          <w:trHeight w:val="65"/>
-        </w:trPr>
-        <w:tc>
-          <w:tcPr>
-            <w:tcW w:w="0" w:type="auto"/>
-            <w:tcBorders>
-              <w:top w:val="single" w:sz="4" w:space="0" w:color="auto"/>
-              <w:left w:val="single" w:sz="4" w:space="0" w:color="auto"/>
-              <w:bottom w:val="single" w:sz="4" w:space="0" w:color="auto"/>
-              <w:right w:val="single" w:sz="4" w:space="0" w:color="auto"/>
-            </w:tcBorders>
-          </w:tcPr>
-          <w:p>
-            <w:pPr>
-              <w:shd w:val="clear" w:color="auto" w:fill="FFFFFF"/>
-              <w:rPr>
-                <w:bCs/>
-                <w:sz w:val="20"/>
-                <w:szCs w:val="20"/>
-              </w:rPr>
-            </w:pPr>
-            <w:r>
-              <w:rPr>
-                <w:bCs/>
-                <w:sz w:val="20"/>
-                <w:szCs w:val="20"/>
-              </w:rPr>
-              <w:t>2-Этапы научного исследования</w:t>
-            </w:r>
-          </w:p>
-        </w:tc>
-        <w:tc>
-          <w:tcPr>
-            <w:tcW w:w="0" w:type="auto"/>
-            <w:tcBorders>
-              <w:top w:val="single" w:sz="4" w:space="0" w:color="auto"/>
-              <w:left w:val="single" w:sz="4" w:space="0" w:color="auto"/>
-              <w:bottom w:val="single" w:sz="4" w:space="0" w:color="auto"/>
-              <w:right w:val="single" w:sz="4" w:space="0" w:color="auto"/>
-            </w:tcBorders>
-          </w:tcPr>
-          <w:p>
-            <w:pPr>
-              <w:shd w:val="clear" w:color="auto" w:fill="FFFFFF"/>
-              <w:jc w:val="center"/>
-              <w:rPr>
-                <w:bCs/>
-                <w:sz w:val="20"/>
-                <w:szCs w:val="20"/>
-              </w:rPr>
-            </w:pPr>
-            <w:r>
-              <w:rPr>
-                <w:bCs/>
-                <w:sz w:val="20"/>
-                <w:szCs w:val="20"/>
-              </w:rPr>
-              <w:t>9</w:t>
-            </w:r>
-          </w:p>
-        </w:tc>
-        <w:tc>
-          <w:tcPr>
-            <w:tcW w:w="0" w:type="auto"/>
-            <w:tcBorders>
-              <w:top w:val="single" w:sz="4" w:space="0" w:color="auto"/>
-              <w:left w:val="single" w:sz="4" w:space="0" w:color="auto"/>
-              <w:bottom w:val="single" w:sz="4" w:space="0" w:color="auto"/>
-              <w:right w:val="single" w:sz="4" w:space="0" w:color="auto"/>
-            </w:tcBorders>
-          </w:tcPr>
-          <w:p>
-            <w:pPr>
-              <w:shd w:val="clear" w:color="auto" w:fill="FFFFFF"/>
-              <w:rPr>
-                <w:b/>
-                <w:bCs/>
-                <w:sz w:val="20"/>
-                <w:szCs w:val="20"/>
-              </w:rPr>
-            </w:pPr>
-            <w:r>
-              <w:rPr>
-                <w:b/>
-                <w:bCs/>
-                <w:sz w:val="20"/>
-                <w:szCs w:val="20"/>
-              </w:rPr>
-              <w:t>Подготовка заявки на регистрацию программы для ЭВМ </w:t>
-            </w:r>
-          </w:p>
-          <w:p>
-            <w:pPr>
-              <w:shd w:val="clear" w:color="auto" w:fill="FFFFFF"/>
-              <w:rPr>
-                <w:bCs/>
-                <w:sz w:val="20"/>
-                <w:szCs w:val="20"/>
-              </w:rPr>
-            </w:pPr>
-            <w:r>
-              <w:rPr>
-                <w:bCs/>
-                <w:sz w:val="20"/>
-                <w:szCs w:val="20"/>
-              </w:rPr>
-              <w:t>Подготовить и подать заявку на регистрацию программы для ЭВМ </w:t>
-            </w:r>
-          </w:p>
-        </w:tc>
-        <w:tc>
-          <w:tcPr>
-            <w:tcW w:w="0" w:type="auto"/>
-            <w:tcBorders>
-              <w:top w:val="single" w:sz="4" w:space="0" w:color="auto"/>
-              <w:left w:val="single" w:sz="4" w:space="0" w:color="auto"/>
-              <w:bottom w:val="single" w:sz="4" w:space="0" w:color="auto"/>
-              <w:right w:val="single" w:sz="4" w:space="0" w:color="auto"/>
-            </w:tcBorders>
-          </w:tcPr>
-          <w:p>
-            <w:pPr>
-              <w:shd w:val="clear" w:color="auto" w:fill="FFFFFF"/>
-              <w:jc w:val="center"/>
-              <w:rPr>
-                <w:bCs/>
-                <w:sz w:val="20"/>
-                <w:szCs w:val="20"/>
-              </w:rPr>
-            </w:pPr>
-            <w:r>
-              <w:rPr>
-                <w:bCs/>
-                <w:sz w:val="20"/>
-                <w:szCs w:val="20"/>
-              </w:rPr>
-              <w:t>2</w:t>
-            </w:r>
-          </w:p>
-        </w:tc>
-        <w:tc>
-          <w:tcPr>
-            <w:tcW w:w="0" w:type="auto"/>
-            <w:tcBorders>
-              <w:top w:val="single" w:sz="4" w:space="0" w:color="auto"/>
-              <w:left w:val="single" w:sz="4" w:space="0" w:color="auto"/>
-              <w:bottom w:val="single" w:sz="4" w:space="0" w:color="auto"/>
-              <w:right w:val="single" w:sz="4" w:space="0" w:color="auto"/>
-            </w:tcBorders>
-          </w:tcPr>
-          <w:p>
-            <w:pPr>
-              <w:shd w:val="clear" w:color="auto" w:fill="FFFFFF"/>
-              <w:jc w:val="center"/>
-              <w:rPr>
-                <w:bCs/>
-                <w:sz w:val="20"/>
-                <w:szCs w:val="20"/>
-              </w:rPr>
-            </w:pPr>
-            <w:r>
-              <w:rPr>
-                <w:bCs/>
-                <w:sz w:val="20"/>
-                <w:szCs w:val="20"/>
-              </w:rPr>
-              <w:t> </w:t>
-            </w:r>
-          </w:p>
-        </w:tc>
-        <w:tc>
-          <w:tcPr>
-            <w:tcW w:w="0" w:type="auto"/>
-            <w:tcBorders>
-              <w:top w:val="single" w:sz="4" w:space="0" w:color="auto"/>
-              <w:left w:val="single" w:sz="4" w:space="0" w:color="auto"/>
-              <w:bottom w:val="single" w:sz="4" w:space="0" w:color="auto"/>
-              <w:right w:val="single" w:sz="4" w:space="0" w:color="auto"/>
-            </w:tcBorders>
-          </w:tcPr>
-          <w:p>
-            <w:pPr>
-              <w:shd w:val="clear" w:color="auto" w:fill="FFFFFF"/>
-              <w:jc w:val="center"/>
-              <w:rPr>
-                <w:bCs/>
-                <w:sz w:val="20"/>
-                <w:szCs w:val="20"/>
-              </w:rPr>
-            </w:pPr>
-            <w:r>
-              <w:rPr>
-                <w:bCs/>
-                <w:sz w:val="20"/>
-                <w:szCs w:val="20"/>
-              </w:rPr>
-              <w:t> </w:t>
-            </w:r>
-          </w:p>
-        </w:tc>
-      </w:tr>
-      <w:tr>
-        <w:trPr>
-          <w:trHeight w:val="65"/>
-        </w:trPr>
-        <w:tc>
-          <w:tcPr>
-            <w:tcW w:w="0" w:type="auto"/>
-            <w:tcBorders>
-              <w:top w:val="single" w:sz="4" w:space="0" w:color="auto"/>
-              <w:left w:val="single" w:sz="4" w:space="0" w:color="auto"/>
-              <w:bottom w:val="single" w:sz="4" w:space="0" w:color="auto"/>
-              <w:right w:val="single" w:sz="4" w:space="0" w:color="auto"/>
-            </w:tcBorders>
-          </w:tcPr>
-          <w:p>
-            <w:pPr>
-              <w:shd w:val="clear" w:color="auto" w:fill="FFFFFF"/>
-              <w:rPr>
-                <w:bCs/>
-                <w:sz w:val="20"/>
-                <w:szCs w:val="20"/>
-              </w:rPr>
-            </w:pPr>
-            <w:r>
-              <w:rPr>
-                <w:bCs/>
-                <w:sz w:val="20"/>
-                <w:szCs w:val="20"/>
-              </w:rPr>
-              <w:t>2-Этапы научного исследования</w:t>
-            </w:r>
-          </w:p>
-        </w:tc>
-        <w:tc>
-          <w:tcPr>
-            <w:tcW w:w="0" w:type="auto"/>
-            <w:tcBorders>
-              <w:top w:val="single" w:sz="4" w:space="0" w:color="auto"/>
-              <w:left w:val="single" w:sz="4" w:space="0" w:color="auto"/>
-              <w:bottom w:val="single" w:sz="4" w:space="0" w:color="auto"/>
-              <w:right w:val="single" w:sz="4" w:space="0" w:color="auto"/>
-            </w:tcBorders>
-          </w:tcPr>
-          <w:p>
-            <w:pPr>
-              <w:shd w:val="clear" w:color="auto" w:fill="FFFFFF"/>
-              <w:jc w:val="center"/>
-              <w:rPr>
-                <w:bCs/>
-                <w:sz w:val="20"/>
-                <w:szCs w:val="20"/>
-              </w:rPr>
-            </w:pPr>
-            <w:r>
-              <w:rPr>
-                <w:bCs/>
-                <w:sz w:val="20"/>
-                <w:szCs w:val="20"/>
-              </w:rPr>
-              <w:t>10</w:t>
-            </w:r>
-          </w:p>
-        </w:tc>
-        <w:tc>
-          <w:tcPr>
-            <w:tcW w:w="0" w:type="auto"/>
-            <w:tcBorders>
-              <w:top w:val="single" w:sz="4" w:space="0" w:color="auto"/>
-              <w:left w:val="single" w:sz="4" w:space="0" w:color="auto"/>
-              <w:bottom w:val="single" w:sz="4" w:space="0" w:color="auto"/>
-              <w:right w:val="single" w:sz="4" w:space="0" w:color="auto"/>
-            </w:tcBorders>
-          </w:tcPr>
-          <w:p>
-            <w:pPr>
-              <w:shd w:val="clear" w:color="auto" w:fill="FFFFFF"/>
-              <w:rPr>
-                <w:b/>
-                <w:bCs/>
-                <w:sz w:val="20"/>
-                <w:szCs w:val="20"/>
-              </w:rPr>
-            </w:pPr>
-            <w:r>
-              <w:rPr>
-                <w:b/>
-                <w:bCs/>
-                <w:sz w:val="20"/>
-                <w:szCs w:val="20"/>
-              </w:rPr>
-              <w:t>Выбор темы диссертации и научного руководителя </w:t>
-            </w:r>
-          </w:p>
-          <w:p>
-            <w:pPr>
-              <w:shd w:val="clear" w:color="auto" w:fill="FFFFFF"/>
-              <w:rPr>
-                <w:bCs/>
-                <w:sz w:val="20"/>
-                <w:szCs w:val="20"/>
-              </w:rPr>
-            </w:pPr>
-            <w:r>
-              <w:rPr>
-                <w:bCs/>
-                <w:sz w:val="20"/>
-                <w:szCs w:val="20"/>
-              </w:rPr>
-              <w:t>Выбрать тему магистерской диссертации и научного руководителя, ознакомиться со списком научных трудов научного руководителя и сформулировать тему магистерской диссертации. </w:t>
-            </w:r>
-          </w:p>
-        </w:tc>
-        <w:tc>
-          <w:tcPr>
-            <w:tcW w:w="0" w:type="auto"/>
-            <w:tcBorders>
-              <w:top w:val="single" w:sz="4" w:space="0" w:color="auto"/>
-              <w:left w:val="single" w:sz="4" w:space="0" w:color="auto"/>
-              <w:bottom w:val="single" w:sz="4" w:space="0" w:color="auto"/>
-              <w:right w:val="single" w:sz="4" w:space="0" w:color="auto"/>
-            </w:tcBorders>
-          </w:tcPr>
-          <w:p>
-            <w:pPr>
-              <w:shd w:val="clear" w:color="auto" w:fill="FFFFFF"/>
-              <w:jc w:val="center"/>
-              <w:rPr>
-                <w:bCs/>
-                <w:sz w:val="20"/>
-                <w:szCs w:val="20"/>
-              </w:rPr>
-            </w:pPr>
-            <w:r>
-              <w:rPr>
-                <w:bCs/>
-                <w:sz w:val="20"/>
-                <w:szCs w:val="20"/>
-              </w:rPr>
-              <w:t>2</w:t>
-            </w:r>
-          </w:p>
-        </w:tc>
-        <w:tc>
-          <w:tcPr>
-            <w:tcW w:w="0" w:type="auto"/>
-            <w:tcBorders>
-              <w:top w:val="single" w:sz="4" w:space="0" w:color="auto"/>
-              <w:left w:val="single" w:sz="4" w:space="0" w:color="auto"/>
-              <w:bottom w:val="single" w:sz="4" w:space="0" w:color="auto"/>
-              <w:right w:val="single" w:sz="4" w:space="0" w:color="auto"/>
-            </w:tcBorders>
-          </w:tcPr>
-          <w:p>
-            <w:pPr>
-              <w:shd w:val="clear" w:color="auto" w:fill="FFFFFF"/>
-              <w:jc w:val="center"/>
-              <w:rPr>
-                <w:bCs/>
-                <w:sz w:val="20"/>
-                <w:szCs w:val="20"/>
-              </w:rPr>
-            </w:pPr>
-            <w:r>
-              <w:rPr>
-                <w:bCs/>
-                <w:sz w:val="20"/>
-                <w:szCs w:val="20"/>
-              </w:rPr>
-              <w:t> </w:t>
-            </w:r>
-          </w:p>
-        </w:tc>
-        <w:tc>
-          <w:tcPr>
-            <w:tcW w:w="0" w:type="auto"/>
-            <w:tcBorders>
-              <w:top w:val="single" w:sz="4" w:space="0" w:color="auto"/>
-              <w:left w:val="single" w:sz="4" w:space="0" w:color="auto"/>
-              <w:bottom w:val="single" w:sz="4" w:space="0" w:color="auto"/>
-              <w:right w:val="single" w:sz="4" w:space="0" w:color="auto"/>
-            </w:tcBorders>
-          </w:tcPr>
-          <w:p>
-            <w:pPr>
-              <w:shd w:val="clear" w:color="auto" w:fill="FFFFFF"/>
-              <w:jc w:val="center"/>
-              <w:rPr>
-                <w:bCs/>
-                <w:sz w:val="20"/>
-                <w:szCs w:val="20"/>
-              </w:rPr>
-            </w:pPr>
-            <w:r>
-              <w:rPr>
-                <w:bCs/>
-                <w:sz w:val="20"/>
-                <w:szCs w:val="20"/>
-              </w:rPr>
-              <w:t> </w:t>
-            </w:r>
-          </w:p>
-        </w:tc>
-      </w:tr>
-      <w:tr>
-        <w:trPr>
-          <w:trHeight w:val="65"/>
-        </w:trPr>
-        <w:tc>
-          <w:tcPr>
-            <w:tcW w:w="0" w:type="auto"/>
-            <w:tcBorders>
-              <w:top w:val="single" w:sz="4" w:space="0" w:color="auto"/>
-              <w:left w:val="single" w:sz="4" w:space="0" w:color="auto"/>
-              <w:bottom w:val="single" w:sz="4" w:space="0" w:color="auto"/>
-              <w:right w:val="single" w:sz="4" w:space="0" w:color="auto"/>
-            </w:tcBorders>
-          </w:tcPr>
-          <w:p>
-            <w:pPr>
-              <w:shd w:val="clear" w:color="auto" w:fill="FFFFFF"/>
-              <w:rPr>
-                <w:bCs/>
-                <w:sz w:val="20"/>
-                <w:szCs w:val="20"/>
-              </w:rPr>
-            </w:pPr>
-            <w:r>
-              <w:rPr>
-                <w:bCs/>
-                <w:sz w:val="20"/>
-                <w:szCs w:val="20"/>
-              </w:rPr>
-              <w:t>2-Этапы научного исследования</w:t>
-            </w:r>
-          </w:p>
-        </w:tc>
-        <w:tc>
-          <w:tcPr>
-            <w:tcW w:w="0" w:type="auto"/>
-            <w:tcBorders>
-              <w:top w:val="single" w:sz="4" w:space="0" w:color="auto"/>
-              <w:left w:val="single" w:sz="4" w:space="0" w:color="auto"/>
-              <w:bottom w:val="single" w:sz="4" w:space="0" w:color="auto"/>
-              <w:right w:val="single" w:sz="4" w:space="0" w:color="auto"/>
-            </w:tcBorders>
-          </w:tcPr>
-          <w:p>
-            <w:pPr>
-              <w:shd w:val="clear" w:color="auto" w:fill="FFFFFF"/>
-              <w:jc w:val="center"/>
-              <w:rPr>
-                <w:bCs/>
-                <w:sz w:val="20"/>
-                <w:szCs w:val="20"/>
-              </w:rPr>
-            </w:pPr>
-            <w:r>
-              <w:rPr>
-                <w:bCs/>
-                <w:sz w:val="20"/>
-                <w:szCs w:val="20"/>
-              </w:rPr>
-              <w:t>11</w:t>
-            </w:r>
-          </w:p>
-        </w:tc>
-        <w:tc>
-          <w:tcPr>
-            <w:tcW w:w="0" w:type="auto"/>
-            <w:tcBorders>
-              <w:top w:val="single" w:sz="4" w:space="0" w:color="auto"/>
-              <w:left w:val="single" w:sz="4" w:space="0" w:color="auto"/>
-              <w:bottom w:val="single" w:sz="4" w:space="0" w:color="auto"/>
-              <w:right w:val="single" w:sz="4" w:space="0" w:color="auto"/>
-            </w:tcBorders>
-          </w:tcPr>
-          <w:p>
-            <w:pPr>
-              <w:shd w:val="clear" w:color="auto" w:fill="FFFFFF"/>
-              <w:rPr>
-                <w:b/>
-                <w:bCs/>
-                <w:sz w:val="20"/>
-                <w:szCs w:val="20"/>
-              </w:rPr>
-            </w:pPr>
-            <w:r>
-              <w:rPr>
-                <w:b/>
-                <w:bCs/>
-                <w:sz w:val="20"/>
-                <w:szCs w:val="20"/>
-              </w:rPr>
-              <w:t>Подготовка заявки на грант РФФИ </w:t>
-            </w:r>
-          </w:p>
-          <w:p>
-            <w:pPr>
-              <w:shd w:val="clear" w:color="auto" w:fill="FFFFFF"/>
-              <w:rPr>
-                <w:bCs/>
-                <w:sz w:val="20"/>
-                <w:szCs w:val="20"/>
-              </w:rPr>
-            </w:pPr>
-            <w:r>
-              <w:rPr>
-                <w:bCs/>
-                <w:sz w:val="20"/>
-                <w:szCs w:val="20"/>
-              </w:rPr>
-              <w:t>Подготовить Формы 1 и 4 заявки на грант РФФИ для участия в конкурсе вида "а"</w:t>
-            </w:r>
-          </w:p>
-        </w:tc>
-        <w:tc>
-          <w:tcPr>
-            <w:tcW w:w="0" w:type="auto"/>
-            <w:tcBorders>
-              <w:top w:val="single" w:sz="4" w:space="0" w:color="auto"/>
-              <w:left w:val="single" w:sz="4" w:space="0" w:color="auto"/>
-              <w:bottom w:val="single" w:sz="4" w:space="0" w:color="auto"/>
-              <w:right w:val="single" w:sz="4" w:space="0" w:color="auto"/>
-            </w:tcBorders>
-          </w:tcPr>
-          <w:p>
-            <w:pPr>
-              <w:shd w:val="clear" w:color="auto" w:fill="FFFFFF"/>
-              <w:jc w:val="center"/>
-              <w:rPr>
-                <w:bCs/>
-                <w:sz w:val="20"/>
-                <w:szCs w:val="20"/>
-              </w:rPr>
-            </w:pPr>
-            <w:r>
-              <w:rPr>
-                <w:bCs/>
-                <w:sz w:val="20"/>
-                <w:szCs w:val="20"/>
-              </w:rPr>
-              <w:t>2</w:t>
-            </w:r>
-          </w:p>
-        </w:tc>
-        <w:tc>
-          <w:tcPr>
-            <w:tcW w:w="0" w:type="auto"/>
-            <w:tcBorders>
-              <w:top w:val="single" w:sz="4" w:space="0" w:color="auto"/>
-              <w:left w:val="single" w:sz="4" w:space="0" w:color="auto"/>
-              <w:bottom w:val="single" w:sz="4" w:space="0" w:color="auto"/>
-              <w:right w:val="single" w:sz="4" w:space="0" w:color="auto"/>
-            </w:tcBorders>
-          </w:tcPr>
-          <w:p>
-            <w:pPr>
-              <w:shd w:val="clear" w:color="auto" w:fill="FFFFFF"/>
-              <w:jc w:val="center"/>
-              <w:rPr>
-                <w:bCs/>
-                <w:sz w:val="20"/>
-                <w:szCs w:val="20"/>
-              </w:rPr>
-            </w:pPr>
-            <w:r>
-              <w:rPr>
-                <w:bCs/>
-                <w:sz w:val="20"/>
-                <w:szCs w:val="20"/>
-              </w:rPr>
-              <w:t> </w:t>
-            </w:r>
-          </w:p>
-        </w:tc>
-        <w:tc>
-          <w:tcPr>
-            <w:tcW w:w="0" w:type="auto"/>
-            <w:tcBorders>
-              <w:top w:val="single" w:sz="4" w:space="0" w:color="auto"/>
-              <w:left w:val="single" w:sz="4" w:space="0" w:color="auto"/>
-              <w:bottom w:val="single" w:sz="4" w:space="0" w:color="auto"/>
-              <w:right w:val="single" w:sz="4" w:space="0" w:color="auto"/>
-            </w:tcBorders>
-          </w:tcPr>
-          <w:p>
-            <w:pPr>
-              <w:shd w:val="clear" w:color="auto" w:fill="FFFFFF"/>
-              <w:jc w:val="center"/>
-              <w:rPr>
-                <w:bCs/>
-                <w:sz w:val="20"/>
-                <w:szCs w:val="20"/>
-              </w:rPr>
-            </w:pPr>
-            <w:r>
-              <w:rPr>
-                <w:bCs/>
-                <w:sz w:val="20"/>
-                <w:szCs w:val="20"/>
-              </w:rPr>
-              <w:t> </w:t>
-            </w:r>
-          </w:p>
-        </w:tc>
-      </w:tr>
-      <w:tr>
-        <w:trPr>
-          <w:trHeight w:val="65"/>
-        </w:trPr>
-        <w:tc>
-          <w:tcPr>
-            <w:tcW w:w="0" w:type="auto"/>
-            <w:tcBorders>
-              <w:top w:val="single" w:sz="4" w:space="0" w:color="auto"/>
-              <w:left w:val="single" w:sz="4" w:space="0" w:color="auto"/>
-              <w:bottom w:val="single" w:sz="4" w:space="0" w:color="auto"/>
-              <w:right w:val="single" w:sz="4" w:space="0" w:color="auto"/>
-            </w:tcBorders>
-          </w:tcPr>
-          <w:p>
-            <w:pPr>
-              <w:shd w:val="clear" w:color="auto" w:fill="FFFFFF"/>
-              <w:rPr>
-                <w:bCs/>
-                <w:sz w:val="20"/>
-                <w:szCs w:val="20"/>
-              </w:rPr>
-            </w:pPr>
-            <w:r>
-              <w:rPr>
-                <w:bCs/>
-                <w:sz w:val="20"/>
-                <w:szCs w:val="20"/>
-              </w:rPr>
-              <w:t>2-Этапы научного исследования</w:t>
-            </w:r>
-          </w:p>
-        </w:tc>
-        <w:tc>
-          <w:tcPr>
-            <w:tcW w:w="0" w:type="auto"/>
-            <w:tcBorders>
-              <w:top w:val="single" w:sz="4" w:space="0" w:color="auto"/>
-              <w:left w:val="single" w:sz="4" w:space="0" w:color="auto"/>
-              <w:bottom w:val="single" w:sz="4" w:space="0" w:color="auto"/>
-              <w:right w:val="single" w:sz="4" w:space="0" w:color="auto"/>
-            </w:tcBorders>
-          </w:tcPr>
-          <w:p>
-            <w:pPr>
-              <w:shd w:val="clear" w:color="auto" w:fill="FFFFFF"/>
-              <w:jc w:val="center"/>
-              <w:rPr>
-                <w:bCs/>
-                <w:sz w:val="20"/>
-                <w:szCs w:val="20"/>
-              </w:rPr>
-            </w:pPr>
-            <w:r>
-              <w:rPr>
-                <w:bCs/>
-                <w:sz w:val="20"/>
-                <w:szCs w:val="20"/>
-              </w:rPr>
-              <w:t>12</w:t>
-            </w:r>
-          </w:p>
-        </w:tc>
-        <w:tc>
-          <w:tcPr>
-            <w:tcW w:w="0" w:type="auto"/>
-            <w:tcBorders>
-              <w:top w:val="single" w:sz="4" w:space="0" w:color="auto"/>
-              <w:left w:val="single" w:sz="4" w:space="0" w:color="auto"/>
-              <w:bottom w:val="single" w:sz="4" w:space="0" w:color="auto"/>
-              <w:right w:val="single" w:sz="4" w:space="0" w:color="auto"/>
-            </w:tcBorders>
-          </w:tcPr>
-          <w:p>
-            <w:pPr>
-              <w:shd w:val="clear" w:color="auto" w:fill="FFFFFF"/>
-              <w:rPr>
-                <w:b/>
-                <w:bCs/>
-                <w:sz w:val="20"/>
-                <w:szCs w:val="20"/>
-              </w:rPr>
-            </w:pPr>
-            <w:r>
-              <w:rPr>
-                <w:b/>
-                <w:bCs/>
-                <w:sz w:val="20"/>
-                <w:szCs w:val="20"/>
-              </w:rPr>
-              <w:t>Популярно о ВКР</w:t>
-            </w:r>
-          </w:p>
-          <w:p>
-            <w:pPr>
-              <w:shd w:val="clear" w:color="auto" w:fill="FFFFFF"/>
-              <w:rPr>
-                <w:bCs/>
-                <w:sz w:val="20"/>
-                <w:szCs w:val="20"/>
-              </w:rPr>
-            </w:pPr>
-            <w:r>
-              <w:rPr>
-                <w:bCs/>
-                <w:sz w:val="20"/>
-                <w:szCs w:val="20"/>
-              </w:rPr>
-              <w:t>Составить письменный рассказ для школьников о своей ВКР. Что в ней сделано, для кого предназначена программа, кто будет пользоваться разработанным программным обеспечением, какие преимущества по сравнению с существующими разработками при этом он получит </w:t>
-            </w:r>
-          </w:p>
-        </w:tc>
-        <w:tc>
-          <w:tcPr>
-            <w:tcW w:w="0" w:type="auto"/>
-            <w:tcBorders>
-              <w:top w:val="single" w:sz="4" w:space="0" w:color="auto"/>
-              <w:left w:val="single" w:sz="4" w:space="0" w:color="auto"/>
-              <w:bottom w:val="single" w:sz="4" w:space="0" w:color="auto"/>
-              <w:right w:val="single" w:sz="4" w:space="0" w:color="auto"/>
-            </w:tcBorders>
-          </w:tcPr>
-          <w:p>
-            <w:pPr>
-              <w:shd w:val="clear" w:color="auto" w:fill="FFFFFF"/>
-              <w:jc w:val="center"/>
-              <w:rPr>
-                <w:bCs/>
-                <w:sz w:val="20"/>
-                <w:szCs w:val="20"/>
-              </w:rPr>
-            </w:pPr>
-            <w:r>
-              <w:rPr>
-                <w:bCs/>
-                <w:sz w:val="20"/>
-                <w:szCs w:val="20"/>
-              </w:rPr>
-              <w:t>2</w:t>
-            </w:r>
-          </w:p>
-        </w:tc>
-        <w:tc>
-          <w:tcPr>
-            <w:tcW w:w="0" w:type="auto"/>
-            <w:tcBorders>
-              <w:top w:val="single" w:sz="4" w:space="0" w:color="auto"/>
-              <w:left w:val="single" w:sz="4" w:space="0" w:color="auto"/>
-              <w:bottom w:val="single" w:sz="4" w:space="0" w:color="auto"/>
-              <w:right w:val="single" w:sz="4" w:space="0" w:color="auto"/>
-            </w:tcBorders>
-          </w:tcPr>
-          <w:p>
-            <w:pPr>
-              <w:shd w:val="clear" w:color="auto" w:fill="FFFFFF"/>
-              <w:jc w:val="center"/>
-              <w:rPr>
-                <w:bCs/>
-                <w:sz w:val="20"/>
-                <w:szCs w:val="20"/>
-              </w:rPr>
-            </w:pPr>
-            <w:r>
-              <w:rPr>
-                <w:bCs/>
-                <w:sz w:val="20"/>
-                <w:szCs w:val="20"/>
-              </w:rPr>
-              <w:t> </w:t>
-            </w:r>
-          </w:p>
-        </w:tc>
-        <w:tc>
-          <w:tcPr>
-            <w:tcW w:w="0" w:type="auto"/>
-            <w:tcBorders>
-              <w:top w:val="single" w:sz="4" w:space="0" w:color="auto"/>
-              <w:left w:val="single" w:sz="4" w:space="0" w:color="auto"/>
-              <w:bottom w:val="single" w:sz="4" w:space="0" w:color="auto"/>
-              <w:right w:val="single" w:sz="4" w:space="0" w:color="auto"/>
-            </w:tcBorders>
-          </w:tcPr>
-          <w:p>
-            <w:pPr>
-              <w:shd w:val="clear" w:color="auto" w:fill="FFFFFF"/>
-              <w:jc w:val="center"/>
-              <w:rPr>
-                <w:bCs/>
-                <w:sz w:val="20"/>
-                <w:szCs w:val="20"/>
-              </w:rPr>
-            </w:pPr>
-            <w:r>
-              <w:rPr>
-                <w:bCs/>
-                <w:sz w:val="20"/>
-                <w:szCs w:val="20"/>
-              </w:rPr>
-              <w:t> </w:t>
-            </w:r>
-          </w:p>
-        </w:tc>
-      </w:tr>
-      <w:tr>
-        <w:trPr>
-          <w:trHeight w:val="65"/>
-        </w:trPr>
-        <w:tc>
-          <w:tcPr>
-            <w:tcW w:w="0" w:type="auto"/>
-            <w:tcBorders>
-              <w:top w:val="single" w:sz="4" w:space="0" w:color="auto"/>
-              <w:left w:val="single" w:sz="4" w:space="0" w:color="auto"/>
-              <w:bottom w:val="single" w:sz="4" w:space="0" w:color="auto"/>
-              <w:right w:val="single" w:sz="4" w:space="0" w:color="auto"/>
-            </w:tcBorders>
-          </w:tcPr>
-          <w:p>
-            <w:pPr>
-              <w:shd w:val="clear" w:color="auto" w:fill="FFFFFF"/>
-              <w:rPr>
-                <w:bCs/>
-                <w:sz w:val="20"/>
-                <w:szCs w:val="20"/>
-              </w:rPr>
-            </w:pPr>
-            <w:r>
-              <w:rPr>
-                <w:bCs/>
-                <w:sz w:val="20"/>
-                <w:szCs w:val="20"/>
-              </w:rPr>
-              <w:t>3-Методология научных исследований</w:t>
-            </w:r>
-          </w:p>
-        </w:tc>
-        <w:tc>
-          <w:tcPr>
-            <w:tcW w:w="0" w:type="auto"/>
-            <w:tcBorders>
-              <w:top w:val="single" w:sz="4" w:space="0" w:color="auto"/>
-              <w:left w:val="single" w:sz="4" w:space="0" w:color="auto"/>
-              <w:bottom w:val="single" w:sz="4" w:space="0" w:color="auto"/>
-              <w:right w:val="single" w:sz="4" w:space="0" w:color="auto"/>
-            </w:tcBorders>
-          </w:tcPr>
-          <w:p>
-            <w:pPr>
-              <w:shd w:val="clear" w:color="auto" w:fill="FFFFFF"/>
-              <w:jc w:val="center"/>
-              <w:rPr>
-                <w:bCs/>
-                <w:sz w:val="20"/>
-                <w:szCs w:val="20"/>
-              </w:rPr>
-            </w:pPr>
-            <w:r>
-              <w:rPr>
-                <w:bCs/>
-                <w:sz w:val="20"/>
-                <w:szCs w:val="20"/>
-              </w:rPr>
-              <w:t>13</w:t>
-            </w:r>
-          </w:p>
-        </w:tc>
-        <w:tc>
-          <w:tcPr>
-            <w:tcW w:w="0" w:type="auto"/>
-            <w:tcBorders>
-              <w:top w:val="single" w:sz="4" w:space="0" w:color="auto"/>
-              <w:left w:val="single" w:sz="4" w:space="0" w:color="auto"/>
-              <w:bottom w:val="single" w:sz="4" w:space="0" w:color="auto"/>
-              <w:right w:val="single" w:sz="4" w:space="0" w:color="auto"/>
-            </w:tcBorders>
-          </w:tcPr>
-          <w:p>
-            <w:pPr>
-              <w:shd w:val="clear" w:color="auto" w:fill="FFFFFF"/>
-              <w:rPr>
-                <w:b/>
-                <w:bCs/>
-                <w:sz w:val="20"/>
-                <w:szCs w:val="20"/>
-              </w:rPr>
-            </w:pPr>
-            <w:r>
-              <w:rPr>
-                <w:b/>
-                <w:bCs/>
-                <w:sz w:val="20"/>
-                <w:szCs w:val="20"/>
-              </w:rPr>
-              <w:t>Техническое задание и Акт внедрения </w:t>
-            </w:r>
-          </w:p>
-          <w:p>
-            <w:pPr>
-              <w:shd w:val="clear" w:color="auto" w:fill="FFFFFF"/>
-              <w:rPr>
-                <w:bCs/>
-                <w:sz w:val="20"/>
-                <w:szCs w:val="20"/>
-              </w:rPr>
-            </w:pPr>
-            <w:r>
-              <w:rPr>
-                <w:bCs/>
-                <w:sz w:val="20"/>
-                <w:szCs w:val="20"/>
-              </w:rPr>
-              <w:t>Подготовить Техническое задание и Акт внедрения по материалам своей выпускной квалификационной работы </w:t>
-            </w:r>
-          </w:p>
-        </w:tc>
-        <w:tc>
-          <w:tcPr>
-            <w:tcW w:w="0" w:type="auto"/>
-            <w:tcBorders>
-              <w:top w:val="single" w:sz="4" w:space="0" w:color="auto"/>
-              <w:left w:val="single" w:sz="4" w:space="0" w:color="auto"/>
-              <w:bottom w:val="single" w:sz="4" w:space="0" w:color="auto"/>
-              <w:right w:val="single" w:sz="4" w:space="0" w:color="auto"/>
-            </w:tcBorders>
-          </w:tcPr>
-          <w:p>
-            <w:pPr>
-              <w:shd w:val="clear" w:color="auto" w:fill="FFFFFF"/>
-              <w:jc w:val="center"/>
-              <w:rPr>
-                <w:bCs/>
-                <w:sz w:val="20"/>
-                <w:szCs w:val="20"/>
-              </w:rPr>
-            </w:pPr>
-            <w:r>
-              <w:rPr>
-                <w:bCs/>
-                <w:sz w:val="20"/>
-                <w:szCs w:val="20"/>
-              </w:rPr>
-              <w:t>2</w:t>
-            </w:r>
-          </w:p>
-        </w:tc>
-        <w:tc>
-          <w:tcPr>
-            <w:tcW w:w="0" w:type="auto"/>
-            <w:tcBorders>
-              <w:top w:val="single" w:sz="4" w:space="0" w:color="auto"/>
-              <w:left w:val="single" w:sz="4" w:space="0" w:color="auto"/>
-              <w:bottom w:val="single" w:sz="4" w:space="0" w:color="auto"/>
-              <w:right w:val="single" w:sz="4" w:space="0" w:color="auto"/>
-            </w:tcBorders>
-          </w:tcPr>
-          <w:p>
-            <w:pPr>
-              <w:shd w:val="clear" w:color="auto" w:fill="FFFFFF"/>
-              <w:jc w:val="center"/>
-              <w:rPr>
-                <w:bCs/>
-                <w:sz w:val="20"/>
-                <w:szCs w:val="20"/>
-              </w:rPr>
-            </w:pPr>
-            <w:r>
-              <w:rPr>
-                <w:bCs/>
-                <w:sz w:val="20"/>
-                <w:szCs w:val="20"/>
-              </w:rPr>
-              <w:t> </w:t>
-            </w:r>
-          </w:p>
-        </w:tc>
-        <w:tc>
-          <w:tcPr>
-            <w:tcW w:w="0" w:type="auto"/>
-            <w:tcBorders>
-              <w:top w:val="single" w:sz="4" w:space="0" w:color="auto"/>
-              <w:left w:val="single" w:sz="4" w:space="0" w:color="auto"/>
-              <w:bottom w:val="single" w:sz="4" w:space="0" w:color="auto"/>
-              <w:right w:val="single" w:sz="4" w:space="0" w:color="auto"/>
-            </w:tcBorders>
-          </w:tcPr>
-          <w:p>
-            <w:pPr>
-              <w:shd w:val="clear" w:color="auto" w:fill="FFFFFF"/>
-              <w:jc w:val="center"/>
-              <w:rPr>
-                <w:bCs/>
-                <w:sz w:val="20"/>
-                <w:szCs w:val="20"/>
-              </w:rPr>
-            </w:pPr>
-            <w:r>
-              <w:rPr>
-                <w:bCs/>
-                <w:sz w:val="20"/>
-                <w:szCs w:val="20"/>
-              </w:rPr>
-              <w:t> </w:t>
-            </w:r>
-          </w:p>
-        </w:tc>
-      </w:tr>
-      <w:tr>
-        <w:trPr>
-          <w:trHeight w:val="65"/>
-        </w:trPr>
-        <w:tc>
-          <w:tcPr>
-            <w:tcW w:w="0" w:type="auto"/>
-            <w:tcBorders>
-              <w:top w:val="single" w:sz="4" w:space="0" w:color="auto"/>
-              <w:left w:val="single" w:sz="4" w:space="0" w:color="auto"/>
-              <w:bottom w:val="single" w:sz="4" w:space="0" w:color="auto"/>
-              <w:right w:val="single" w:sz="4" w:space="0" w:color="auto"/>
-            </w:tcBorders>
-          </w:tcPr>
-          <w:p>
-            <w:pPr>
-              <w:shd w:val="clear" w:color="auto" w:fill="FFFFFF"/>
-              <w:rPr>
-                <w:bCs/>
-                <w:sz w:val="20"/>
-                <w:szCs w:val="20"/>
-              </w:rPr>
-            </w:pPr>
-            <w:r>
-              <w:rPr>
-                <w:bCs/>
-                <w:sz w:val="20"/>
-                <w:szCs w:val="20"/>
-              </w:rPr>
-              <w:t>3-Методология научных исследований</w:t>
-            </w:r>
-          </w:p>
-        </w:tc>
-        <w:tc>
-          <w:tcPr>
-            <w:tcW w:w="0" w:type="auto"/>
-            <w:tcBorders>
-              <w:top w:val="single" w:sz="4" w:space="0" w:color="auto"/>
-              <w:left w:val="single" w:sz="4" w:space="0" w:color="auto"/>
-              <w:bottom w:val="single" w:sz="4" w:space="0" w:color="auto"/>
-              <w:right w:val="single" w:sz="4" w:space="0" w:color="auto"/>
-            </w:tcBorders>
-          </w:tcPr>
-          <w:p>
-            <w:pPr>
-              <w:shd w:val="clear" w:color="auto" w:fill="FFFFFF"/>
-              <w:jc w:val="center"/>
-              <w:rPr>
-                <w:bCs/>
-                <w:sz w:val="20"/>
-                <w:szCs w:val="20"/>
-              </w:rPr>
-            </w:pPr>
-            <w:r>
-              <w:rPr>
-                <w:bCs/>
-                <w:sz w:val="20"/>
-                <w:szCs w:val="20"/>
-              </w:rPr>
-              <w:t>14</w:t>
-            </w:r>
-          </w:p>
-        </w:tc>
-        <w:tc>
-          <w:tcPr>
-            <w:tcW w:w="0" w:type="auto"/>
-            <w:tcBorders>
-              <w:top w:val="single" w:sz="4" w:space="0" w:color="auto"/>
-              <w:left w:val="single" w:sz="4" w:space="0" w:color="auto"/>
-              <w:bottom w:val="single" w:sz="4" w:space="0" w:color="auto"/>
-              <w:right w:val="single" w:sz="4" w:space="0" w:color="auto"/>
-            </w:tcBorders>
-          </w:tcPr>
-          <w:p>
-            <w:pPr>
-              <w:shd w:val="clear" w:color="auto" w:fill="FFFFFF"/>
-              <w:rPr>
-                <w:b/>
-                <w:bCs/>
-                <w:sz w:val="20"/>
-                <w:szCs w:val="20"/>
-              </w:rPr>
-            </w:pPr>
-            <w:r>
-              <w:rPr>
-                <w:b/>
-                <w:bCs/>
-                <w:sz w:val="20"/>
-                <w:szCs w:val="20"/>
-              </w:rPr>
-              <w:t>Рецензия на ВКР, статью, диссертацию </w:t>
-            </w:r>
-          </w:p>
-          <w:p>
-            <w:pPr>
-              <w:shd w:val="clear" w:color="auto" w:fill="FFFFFF"/>
-              <w:rPr>
-                <w:bCs/>
-                <w:sz w:val="20"/>
-                <w:szCs w:val="20"/>
-              </w:rPr>
-            </w:pPr>
-            <w:r>
-              <w:rPr>
-                <w:bCs/>
-                <w:sz w:val="20"/>
-                <w:szCs w:val="20"/>
-              </w:rPr>
-              <w:t>Подготовить рецензию на свою выпускную квалификационную работу или статью своего научного руководителя или на автореферат кандидатской диссертации по близкой тематике. </w:t>
-            </w:r>
-          </w:p>
-        </w:tc>
-        <w:tc>
-          <w:tcPr>
-            <w:tcW w:w="0" w:type="auto"/>
-            <w:tcBorders>
-              <w:top w:val="single" w:sz="4" w:space="0" w:color="auto"/>
-              <w:left w:val="single" w:sz="4" w:space="0" w:color="auto"/>
-              <w:bottom w:val="single" w:sz="4" w:space="0" w:color="auto"/>
-              <w:right w:val="single" w:sz="4" w:space="0" w:color="auto"/>
-            </w:tcBorders>
-          </w:tcPr>
-          <w:p>
-            <w:pPr>
-              <w:shd w:val="clear" w:color="auto" w:fill="FFFFFF"/>
-              <w:jc w:val="center"/>
-              <w:rPr>
-                <w:bCs/>
-                <w:sz w:val="20"/>
-                <w:szCs w:val="20"/>
-              </w:rPr>
-            </w:pPr>
-            <w:r>
-              <w:rPr>
-                <w:bCs/>
-                <w:sz w:val="20"/>
-                <w:szCs w:val="20"/>
-              </w:rPr>
-              <w:t>2</w:t>
-            </w:r>
-          </w:p>
-        </w:tc>
-        <w:tc>
-          <w:tcPr>
-            <w:tcW w:w="0" w:type="auto"/>
-            <w:tcBorders>
-              <w:top w:val="single" w:sz="4" w:space="0" w:color="auto"/>
-              <w:left w:val="single" w:sz="4" w:space="0" w:color="auto"/>
-              <w:bottom w:val="single" w:sz="4" w:space="0" w:color="auto"/>
-              <w:right w:val="single" w:sz="4" w:space="0" w:color="auto"/>
-            </w:tcBorders>
-          </w:tcPr>
-          <w:p>
-            <w:pPr>
-              <w:shd w:val="clear" w:color="auto" w:fill="FFFFFF"/>
-              <w:jc w:val="center"/>
-              <w:rPr>
-                <w:bCs/>
-                <w:sz w:val="20"/>
-                <w:szCs w:val="20"/>
-              </w:rPr>
-            </w:pPr>
-            <w:r>
-              <w:rPr>
-                <w:bCs/>
-                <w:sz w:val="20"/>
-                <w:szCs w:val="20"/>
-              </w:rPr>
-              <w:t> </w:t>
-            </w:r>
-          </w:p>
-        </w:tc>
-        <w:tc>
-          <w:tcPr>
-            <w:tcW w:w="0" w:type="auto"/>
-            <w:tcBorders>
-              <w:top w:val="single" w:sz="4" w:space="0" w:color="auto"/>
-              <w:left w:val="single" w:sz="4" w:space="0" w:color="auto"/>
-              <w:bottom w:val="single" w:sz="4" w:space="0" w:color="auto"/>
-              <w:right w:val="single" w:sz="4" w:space="0" w:color="auto"/>
-            </w:tcBorders>
-          </w:tcPr>
-          <w:p>
-            <w:pPr>
-              <w:shd w:val="clear" w:color="auto" w:fill="FFFFFF"/>
-              <w:jc w:val="center"/>
-              <w:rPr>
-                <w:bCs/>
-                <w:sz w:val="20"/>
-                <w:szCs w:val="20"/>
-              </w:rPr>
-            </w:pPr>
-            <w:r>
-              <w:rPr>
-                <w:bCs/>
-                <w:sz w:val="20"/>
-                <w:szCs w:val="20"/>
-              </w:rPr>
-              <w:t> </w:t>
-            </w:r>
-          </w:p>
-        </w:tc>
-      </w:tr>
-      <w:tr>
-        <w:trPr>
-          <w:trHeight w:val="65"/>
-        </w:trPr>
-        <w:tc>
-          <w:tcPr>
-            <w:tcW w:w="0" w:type="auto"/>
-            <w:tcBorders>
-              <w:top w:val="single" w:sz="4" w:space="0" w:color="auto"/>
-              <w:left w:val="single" w:sz="4" w:space="0" w:color="auto"/>
-              <w:bottom w:val="single" w:sz="4" w:space="0" w:color="auto"/>
-              <w:right w:val="single" w:sz="4" w:space="0" w:color="auto"/>
-            </w:tcBorders>
-          </w:tcPr>
-          <w:p>
-            <w:pPr>
-              <w:shd w:val="clear" w:color="auto" w:fill="FFFFFF"/>
-              <w:rPr>
-                <w:bCs/>
-                <w:sz w:val="20"/>
-                <w:szCs w:val="20"/>
-              </w:rPr>
-            </w:pPr>
-            <w:r>
-              <w:rPr>
-                <w:bCs/>
-                <w:sz w:val="20"/>
-                <w:szCs w:val="20"/>
-              </w:rPr>
-              <w:t>3-Методология научных исследований</w:t>
-            </w:r>
-          </w:p>
-        </w:tc>
-        <w:tc>
-          <w:tcPr>
-            <w:tcW w:w="0" w:type="auto"/>
-            <w:tcBorders>
-              <w:top w:val="single" w:sz="4" w:space="0" w:color="auto"/>
-              <w:left w:val="single" w:sz="4" w:space="0" w:color="auto"/>
-              <w:bottom w:val="single" w:sz="4" w:space="0" w:color="auto"/>
-              <w:right w:val="single" w:sz="4" w:space="0" w:color="auto"/>
-            </w:tcBorders>
-          </w:tcPr>
-          <w:p>
-            <w:pPr>
-              <w:shd w:val="clear" w:color="auto" w:fill="FFFFFF"/>
-              <w:jc w:val="center"/>
-              <w:rPr>
-                <w:bCs/>
-                <w:sz w:val="20"/>
-                <w:szCs w:val="20"/>
-              </w:rPr>
-            </w:pPr>
-            <w:r>
-              <w:rPr>
-                <w:bCs/>
-                <w:sz w:val="20"/>
-                <w:szCs w:val="20"/>
-              </w:rPr>
-              <w:t>15</w:t>
-            </w:r>
-          </w:p>
-        </w:tc>
-        <w:tc>
-          <w:tcPr>
-            <w:tcW w:w="0" w:type="auto"/>
-            <w:tcBorders>
-              <w:top w:val="single" w:sz="4" w:space="0" w:color="auto"/>
-              <w:left w:val="single" w:sz="4" w:space="0" w:color="auto"/>
-              <w:bottom w:val="single" w:sz="4" w:space="0" w:color="auto"/>
-              <w:right w:val="single" w:sz="4" w:space="0" w:color="auto"/>
-            </w:tcBorders>
-          </w:tcPr>
-          <w:p>
-            <w:pPr>
-              <w:shd w:val="clear" w:color="auto" w:fill="FFFFFF"/>
-              <w:rPr>
-                <w:b/>
-                <w:bCs/>
-                <w:sz w:val="20"/>
-                <w:szCs w:val="20"/>
-              </w:rPr>
-            </w:pPr>
-            <w:r>
-              <w:rPr>
-                <w:b/>
-                <w:bCs/>
-                <w:sz w:val="20"/>
-                <w:szCs w:val="20"/>
-              </w:rPr>
-              <w:t>Научная новизна и практическая значимость </w:t>
-            </w:r>
-          </w:p>
-          <w:p>
-            <w:pPr>
-              <w:shd w:val="clear" w:color="auto" w:fill="FFFFFF"/>
-              <w:rPr>
-                <w:bCs/>
-                <w:sz w:val="20"/>
-                <w:szCs w:val="20"/>
-              </w:rPr>
-            </w:pPr>
-            <w:r>
-              <w:rPr>
-                <w:bCs/>
-                <w:sz w:val="20"/>
-                <w:szCs w:val="20"/>
-              </w:rPr>
-              <w:t>Сформулировать научную новизну и практическую значимость своей выпускной квалификационной работы </w:t>
-            </w:r>
-          </w:p>
-        </w:tc>
-        <w:tc>
-          <w:tcPr>
-            <w:tcW w:w="0" w:type="auto"/>
-            <w:tcBorders>
-              <w:top w:val="single" w:sz="4" w:space="0" w:color="auto"/>
-              <w:left w:val="single" w:sz="4" w:space="0" w:color="auto"/>
-              <w:bottom w:val="single" w:sz="4" w:space="0" w:color="auto"/>
-              <w:right w:val="single" w:sz="4" w:space="0" w:color="auto"/>
-            </w:tcBorders>
-          </w:tcPr>
-          <w:p>
-            <w:pPr>
-              <w:shd w:val="clear" w:color="auto" w:fill="FFFFFF"/>
-              <w:jc w:val="center"/>
-              <w:rPr>
-                <w:bCs/>
-                <w:sz w:val="20"/>
-                <w:szCs w:val="20"/>
-              </w:rPr>
-            </w:pPr>
-            <w:r>
-              <w:rPr>
-                <w:bCs/>
-                <w:sz w:val="20"/>
-                <w:szCs w:val="20"/>
-              </w:rPr>
-              <w:t>2</w:t>
-            </w:r>
-          </w:p>
-        </w:tc>
-        <w:tc>
-          <w:tcPr>
-            <w:tcW w:w="0" w:type="auto"/>
-            <w:tcBorders>
-              <w:top w:val="single" w:sz="4" w:space="0" w:color="auto"/>
-              <w:left w:val="single" w:sz="4" w:space="0" w:color="auto"/>
-              <w:bottom w:val="single" w:sz="4" w:space="0" w:color="auto"/>
-              <w:right w:val="single" w:sz="4" w:space="0" w:color="auto"/>
-            </w:tcBorders>
-          </w:tcPr>
-          <w:p>
-            <w:pPr>
-              <w:shd w:val="clear" w:color="auto" w:fill="FFFFFF"/>
-              <w:jc w:val="center"/>
-              <w:rPr>
-                <w:bCs/>
-                <w:sz w:val="20"/>
-                <w:szCs w:val="20"/>
-              </w:rPr>
-            </w:pPr>
-            <w:r>
-              <w:rPr>
-                <w:bCs/>
-                <w:sz w:val="20"/>
-                <w:szCs w:val="20"/>
-              </w:rPr>
-              <w:t> </w:t>
-            </w:r>
-          </w:p>
-        </w:tc>
-        <w:tc>
-          <w:tcPr>
-            <w:tcW w:w="0" w:type="auto"/>
-            <w:tcBorders>
-              <w:top w:val="single" w:sz="4" w:space="0" w:color="auto"/>
-              <w:left w:val="single" w:sz="4" w:space="0" w:color="auto"/>
-              <w:bottom w:val="single" w:sz="4" w:space="0" w:color="auto"/>
-              <w:right w:val="single" w:sz="4" w:space="0" w:color="auto"/>
-            </w:tcBorders>
-          </w:tcPr>
-          <w:p>
-            <w:pPr>
-              <w:shd w:val="clear" w:color="auto" w:fill="FFFFFF"/>
-              <w:jc w:val="center"/>
-              <w:rPr>
-                <w:bCs/>
-                <w:sz w:val="20"/>
-                <w:szCs w:val="20"/>
-              </w:rPr>
-            </w:pPr>
-            <w:r>
-              <w:rPr>
-                <w:bCs/>
-                <w:sz w:val="20"/>
-                <w:szCs w:val="20"/>
-              </w:rPr>
-              <w:t> </w:t>
-            </w:r>
-          </w:p>
-        </w:tc>
-      </w:tr>
-      <w:tr>
-        <w:trPr>
-          <w:trHeight w:val="65"/>
-        </w:trPr>
-        <w:tc>
-          <w:tcPr>
-            <w:tcW w:w="0" w:type="auto"/>
-            <w:tcBorders>
-              <w:top w:val="single" w:sz="4" w:space="0" w:color="auto"/>
-              <w:left w:val="single" w:sz="4" w:space="0" w:color="auto"/>
-              <w:bottom w:val="single" w:sz="4" w:space="0" w:color="auto"/>
-              <w:right w:val="single" w:sz="4" w:space="0" w:color="auto"/>
-            </w:tcBorders>
-          </w:tcPr>
-          <w:p>
-            <w:pPr>
-              <w:shd w:val="clear" w:color="auto" w:fill="FFFFFF"/>
-              <w:rPr>
-                <w:bCs/>
-                <w:sz w:val="20"/>
-                <w:szCs w:val="20"/>
-              </w:rPr>
-            </w:pPr>
-            <w:r>
-              <w:rPr>
-                <w:bCs/>
-                <w:sz w:val="20"/>
-                <w:szCs w:val="20"/>
-              </w:rPr>
-              <w:t>3-Методология научных исследований</w:t>
-            </w:r>
-          </w:p>
-        </w:tc>
-        <w:tc>
-          <w:tcPr>
-            <w:tcW w:w="0" w:type="auto"/>
-            <w:tcBorders>
-              <w:top w:val="single" w:sz="4" w:space="0" w:color="auto"/>
-              <w:left w:val="single" w:sz="4" w:space="0" w:color="auto"/>
-              <w:bottom w:val="single" w:sz="4" w:space="0" w:color="auto"/>
-              <w:right w:val="single" w:sz="4" w:space="0" w:color="auto"/>
-            </w:tcBorders>
-          </w:tcPr>
-          <w:p>
-            <w:pPr>
-              <w:shd w:val="clear" w:color="auto" w:fill="FFFFFF"/>
-              <w:jc w:val="center"/>
-              <w:rPr>
-                <w:bCs/>
-                <w:sz w:val="20"/>
-                <w:szCs w:val="20"/>
-              </w:rPr>
-            </w:pPr>
-            <w:r>
-              <w:rPr>
-                <w:bCs/>
-                <w:sz w:val="20"/>
-                <w:szCs w:val="20"/>
-              </w:rPr>
-              <w:t>16</w:t>
-            </w:r>
-          </w:p>
-        </w:tc>
-        <w:tc>
-          <w:tcPr>
-            <w:tcW w:w="0" w:type="auto"/>
-            <w:tcBorders>
-              <w:top w:val="single" w:sz="4" w:space="0" w:color="auto"/>
-              <w:left w:val="single" w:sz="4" w:space="0" w:color="auto"/>
-              <w:bottom w:val="single" w:sz="4" w:space="0" w:color="auto"/>
-              <w:right w:val="single" w:sz="4" w:space="0" w:color="auto"/>
-            </w:tcBorders>
-          </w:tcPr>
-          <w:p>
-            <w:pPr>
-              <w:shd w:val="clear" w:color="auto" w:fill="FFFFFF"/>
-              <w:rPr>
-                <w:b/>
-                <w:bCs/>
-                <w:sz w:val="20"/>
-                <w:szCs w:val="20"/>
-              </w:rPr>
-            </w:pPr>
-            <w:r>
-              <w:rPr>
-                <w:b/>
-                <w:bCs/>
-                <w:sz w:val="20"/>
-                <w:szCs w:val="20"/>
-              </w:rPr>
-              <w:t>Отзыв научного руководителя</w:t>
-            </w:r>
-          </w:p>
-          <w:p>
-            <w:pPr>
-              <w:shd w:val="clear" w:color="auto" w:fill="FFFFFF"/>
-              <w:rPr>
-                <w:bCs/>
-                <w:sz w:val="20"/>
-                <w:szCs w:val="20"/>
-              </w:rPr>
-            </w:pPr>
-            <w:r>
-              <w:rPr>
-                <w:bCs/>
-                <w:sz w:val="20"/>
-                <w:szCs w:val="20"/>
-              </w:rPr>
-              <w:t>Подготовить отзыв научного руководителя на свою выпускную квалификационную работу</w:t>
-            </w:r>
-          </w:p>
-        </w:tc>
-        <w:tc>
-          <w:tcPr>
-            <w:tcW w:w="0" w:type="auto"/>
-            <w:tcBorders>
-              <w:top w:val="single" w:sz="4" w:space="0" w:color="auto"/>
-              <w:left w:val="single" w:sz="4" w:space="0" w:color="auto"/>
-              <w:bottom w:val="single" w:sz="4" w:space="0" w:color="auto"/>
-              <w:right w:val="single" w:sz="4" w:space="0" w:color="auto"/>
-            </w:tcBorders>
-          </w:tcPr>
-          <w:p>
-            <w:pPr>
-              <w:shd w:val="clear" w:color="auto" w:fill="FFFFFF"/>
-              <w:jc w:val="center"/>
-              <w:rPr>
-                <w:bCs/>
-                <w:sz w:val="20"/>
-                <w:szCs w:val="20"/>
-              </w:rPr>
-            </w:pPr>
-            <w:r>
-              <w:rPr>
-                <w:bCs/>
-                <w:sz w:val="20"/>
-                <w:szCs w:val="20"/>
-              </w:rPr>
-              <w:t>2</w:t>
-            </w:r>
-          </w:p>
-        </w:tc>
-        <w:tc>
-          <w:tcPr>
-            <w:tcW w:w="0" w:type="auto"/>
-            <w:tcBorders>
-              <w:top w:val="single" w:sz="4" w:space="0" w:color="auto"/>
-              <w:left w:val="single" w:sz="4" w:space="0" w:color="auto"/>
-              <w:bottom w:val="single" w:sz="4" w:space="0" w:color="auto"/>
-              <w:right w:val="single" w:sz="4" w:space="0" w:color="auto"/>
-            </w:tcBorders>
-          </w:tcPr>
-          <w:p>
-            <w:pPr>
-              <w:shd w:val="clear" w:color="auto" w:fill="FFFFFF"/>
-              <w:jc w:val="center"/>
-              <w:rPr>
-                <w:bCs/>
-                <w:sz w:val="20"/>
-                <w:szCs w:val="20"/>
-              </w:rPr>
-            </w:pPr>
-            <w:r>
-              <w:rPr>
-                <w:bCs/>
-                <w:sz w:val="20"/>
-                <w:szCs w:val="20"/>
-              </w:rPr>
-              <w:t> </w:t>
-            </w:r>
-          </w:p>
-        </w:tc>
-        <w:tc>
-          <w:tcPr>
-            <w:tcW w:w="0" w:type="auto"/>
-            <w:tcBorders>
-              <w:top w:val="single" w:sz="4" w:space="0" w:color="auto"/>
-              <w:left w:val="single" w:sz="4" w:space="0" w:color="auto"/>
-              <w:bottom w:val="single" w:sz="4" w:space="0" w:color="auto"/>
-              <w:right w:val="single" w:sz="4" w:space="0" w:color="auto"/>
-            </w:tcBorders>
-          </w:tcPr>
-          <w:p>
-            <w:pPr>
-              <w:shd w:val="clear" w:color="auto" w:fill="FFFFFF"/>
-              <w:jc w:val="center"/>
-              <w:rPr>
-                <w:bCs/>
-                <w:sz w:val="20"/>
-                <w:szCs w:val="20"/>
-              </w:rPr>
-            </w:pPr>
-            <w:r>
-              <w:rPr>
-                <w:bCs/>
-                <w:sz w:val="20"/>
-                <w:szCs w:val="20"/>
-              </w:rPr>
-              <w:t> </w:t>
-            </w:r>
-          </w:p>
-        </w:tc>
-      </w:tr>
-      <w:tr>
-        <w:trPr>
-          <w:trHeight w:val="65"/>
-        </w:trPr>
-        <w:tc>
-          <w:tcPr>
-            <w:tcW w:w="0" w:type="auto"/>
-            <w:tcBorders>
-              <w:top w:val="single" w:sz="4" w:space="0" w:color="auto"/>
-              <w:left w:val="single" w:sz="4" w:space="0" w:color="auto"/>
-              <w:bottom w:val="single" w:sz="4" w:space="0" w:color="auto"/>
-              <w:right w:val="single" w:sz="4" w:space="0" w:color="auto"/>
-            </w:tcBorders>
-          </w:tcPr>
-          <w:p>
-            <w:pPr>
-              <w:shd w:val="clear" w:color="auto" w:fill="FFFFFF"/>
-              <w:rPr>
-                <w:bCs/>
-                <w:sz w:val="20"/>
-                <w:szCs w:val="20"/>
-              </w:rPr>
-            </w:pPr>
-            <w:r>
-              <w:rPr>
-                <w:bCs/>
-                <w:sz w:val="20"/>
-                <w:szCs w:val="20"/>
-              </w:rPr>
-              <w:t>3-Методология научных исследований</w:t>
-            </w:r>
-          </w:p>
-        </w:tc>
-        <w:tc>
-          <w:tcPr>
-            <w:tcW w:w="0" w:type="auto"/>
-            <w:tcBorders>
-              <w:top w:val="single" w:sz="4" w:space="0" w:color="auto"/>
-              <w:left w:val="single" w:sz="4" w:space="0" w:color="auto"/>
-              <w:bottom w:val="single" w:sz="4" w:space="0" w:color="auto"/>
-              <w:right w:val="single" w:sz="4" w:space="0" w:color="auto"/>
-            </w:tcBorders>
-          </w:tcPr>
-          <w:p>
-            <w:pPr>
-              <w:shd w:val="clear" w:color="auto" w:fill="FFFFFF"/>
-              <w:jc w:val="center"/>
-              <w:rPr>
-                <w:bCs/>
-                <w:sz w:val="20"/>
-                <w:szCs w:val="20"/>
-              </w:rPr>
-            </w:pPr>
-            <w:r>
-              <w:rPr>
-                <w:bCs/>
-                <w:sz w:val="20"/>
-                <w:szCs w:val="20"/>
-              </w:rPr>
-              <w:t>17</w:t>
-            </w:r>
-          </w:p>
-        </w:tc>
-        <w:tc>
-          <w:tcPr>
-            <w:tcW w:w="0" w:type="auto"/>
-            <w:tcBorders>
-              <w:top w:val="single" w:sz="4" w:space="0" w:color="auto"/>
-              <w:left w:val="single" w:sz="4" w:space="0" w:color="auto"/>
-              <w:bottom w:val="single" w:sz="4" w:space="0" w:color="auto"/>
-              <w:right w:val="single" w:sz="4" w:space="0" w:color="auto"/>
-            </w:tcBorders>
-          </w:tcPr>
-          <w:p>
-            <w:pPr>
-              <w:shd w:val="clear" w:color="auto" w:fill="FFFFFF"/>
-              <w:rPr>
-                <w:b/>
-                <w:bCs/>
-                <w:sz w:val="20"/>
-                <w:szCs w:val="20"/>
-              </w:rPr>
-            </w:pPr>
-            <w:r>
-              <w:rPr>
-                <w:b/>
-                <w:bCs/>
-                <w:sz w:val="20"/>
-                <w:szCs w:val="20"/>
-              </w:rPr>
-              <w:t>Антиплагиат </w:t>
-            </w:r>
-          </w:p>
-          <w:p>
-            <w:pPr>
-              <w:shd w:val="clear" w:color="auto" w:fill="FFFFFF"/>
-              <w:rPr>
-                <w:bCs/>
-                <w:sz w:val="20"/>
-                <w:szCs w:val="20"/>
-              </w:rPr>
-            </w:pPr>
-            <w:r>
-              <w:rPr>
-                <w:bCs/>
-                <w:sz w:val="20"/>
-                <w:szCs w:val="20"/>
-              </w:rPr>
-              <w:t>Проверить текст своей статьи (ВКР) на антиплагиат</w:t>
-            </w:r>
-          </w:p>
-        </w:tc>
-        <w:tc>
-          <w:tcPr>
-            <w:tcW w:w="0" w:type="auto"/>
-            <w:tcBorders>
-              <w:top w:val="single" w:sz="4" w:space="0" w:color="auto"/>
-              <w:left w:val="single" w:sz="4" w:space="0" w:color="auto"/>
-              <w:bottom w:val="single" w:sz="4" w:space="0" w:color="auto"/>
-              <w:right w:val="single" w:sz="4" w:space="0" w:color="auto"/>
-            </w:tcBorders>
-          </w:tcPr>
-          <w:p>
-            <w:pPr>
-              <w:shd w:val="clear" w:color="auto" w:fill="FFFFFF"/>
-              <w:jc w:val="center"/>
-              <w:rPr>
-                <w:bCs/>
-                <w:sz w:val="20"/>
-                <w:szCs w:val="20"/>
-              </w:rPr>
-            </w:pPr>
-            <w:r>
-              <w:rPr>
-                <w:bCs/>
-                <w:sz w:val="20"/>
-                <w:szCs w:val="20"/>
-              </w:rPr>
-              <w:t>2</w:t>
-            </w:r>
-          </w:p>
-        </w:tc>
-        <w:tc>
-          <w:tcPr>
-            <w:tcW w:w="0" w:type="auto"/>
-            <w:tcBorders>
-              <w:top w:val="single" w:sz="4" w:space="0" w:color="auto"/>
-              <w:left w:val="single" w:sz="4" w:space="0" w:color="auto"/>
-              <w:bottom w:val="single" w:sz="4" w:space="0" w:color="auto"/>
-              <w:right w:val="single" w:sz="4" w:space="0" w:color="auto"/>
-            </w:tcBorders>
-          </w:tcPr>
-          <w:p>
-            <w:pPr>
-              <w:shd w:val="clear" w:color="auto" w:fill="FFFFFF"/>
-              <w:jc w:val="center"/>
-              <w:rPr>
-                <w:bCs/>
-                <w:sz w:val="20"/>
-                <w:szCs w:val="20"/>
-              </w:rPr>
-            </w:pPr>
-            <w:r>
-              <w:rPr>
-                <w:bCs/>
-                <w:sz w:val="20"/>
-                <w:szCs w:val="20"/>
-              </w:rPr>
-              <w:t> </w:t>
-            </w:r>
-          </w:p>
-        </w:tc>
-        <w:tc>
-          <w:tcPr>
-            <w:tcW w:w="0" w:type="auto"/>
-            <w:tcBorders>
-              <w:top w:val="single" w:sz="4" w:space="0" w:color="auto"/>
-              <w:left w:val="single" w:sz="4" w:space="0" w:color="auto"/>
-              <w:bottom w:val="single" w:sz="4" w:space="0" w:color="auto"/>
-              <w:right w:val="single" w:sz="4" w:space="0" w:color="auto"/>
-            </w:tcBorders>
-          </w:tcPr>
-          <w:p>
-            <w:pPr>
-              <w:shd w:val="clear" w:color="auto" w:fill="FFFFFF"/>
-              <w:jc w:val="center"/>
-              <w:rPr>
-                <w:bCs/>
-                <w:sz w:val="20"/>
-                <w:szCs w:val="20"/>
-              </w:rPr>
-            </w:pPr>
-            <w:r>
-              <w:rPr>
-                <w:bCs/>
-                <w:sz w:val="20"/>
-                <w:szCs w:val="20"/>
-              </w:rPr>
-              <w:t> </w:t>
-            </w:r>
-          </w:p>
-        </w:tc>
-      </w:tr>
-      <w:tr>
-        <w:trPr>
-          <w:trHeight w:val="65"/>
-        </w:trPr>
-        <w:tc>
-          <w:tcPr>
-            <w:tcW w:w="0" w:type="auto"/>
-            <w:tcBorders>
-              <w:top w:val="single" w:sz="4" w:space="0" w:color="auto"/>
-              <w:left w:val="single" w:sz="4" w:space="0" w:color="auto"/>
-              <w:bottom w:val="single" w:sz="4" w:space="0" w:color="auto"/>
-              <w:right w:val="single" w:sz="4" w:space="0" w:color="auto"/>
-            </w:tcBorders>
-          </w:tcPr>
-          <w:p>
-            <w:pPr>
-              <w:shd w:val="clear" w:color="auto" w:fill="FFFFFF"/>
-              <w:rPr>
-                <w:bCs/>
-                <w:sz w:val="20"/>
-                <w:szCs w:val="20"/>
-              </w:rPr>
-            </w:pPr>
-            <w:r>
-              <w:rPr>
-                <w:bCs/>
-                <w:sz w:val="20"/>
-                <w:szCs w:val="20"/>
-              </w:rPr>
-              <w:t>3-Методология научных исследований</w:t>
-            </w:r>
-          </w:p>
-        </w:tc>
-        <w:tc>
-          <w:tcPr>
-            <w:tcW w:w="0" w:type="auto"/>
-            <w:tcBorders>
-              <w:top w:val="single" w:sz="4" w:space="0" w:color="auto"/>
-              <w:left w:val="single" w:sz="4" w:space="0" w:color="auto"/>
-              <w:bottom w:val="single" w:sz="4" w:space="0" w:color="auto"/>
-              <w:right w:val="single" w:sz="4" w:space="0" w:color="auto"/>
-            </w:tcBorders>
-          </w:tcPr>
-          <w:p>
-            <w:pPr>
-              <w:shd w:val="clear" w:color="auto" w:fill="FFFFFF"/>
-              <w:jc w:val="center"/>
-              <w:rPr>
-                <w:bCs/>
-                <w:sz w:val="20"/>
-                <w:szCs w:val="20"/>
-              </w:rPr>
-            </w:pPr>
-            <w:r>
-              <w:rPr>
-                <w:bCs/>
-                <w:sz w:val="20"/>
-                <w:szCs w:val="20"/>
-              </w:rPr>
-              <w:t>18</w:t>
-            </w:r>
-          </w:p>
-        </w:tc>
-        <w:tc>
-          <w:tcPr>
-            <w:tcW w:w="0" w:type="auto"/>
-            <w:tcBorders>
-              <w:top w:val="single" w:sz="4" w:space="0" w:color="auto"/>
-              <w:left w:val="single" w:sz="4" w:space="0" w:color="auto"/>
-              <w:bottom w:val="single" w:sz="4" w:space="0" w:color="auto"/>
-              <w:right w:val="single" w:sz="4" w:space="0" w:color="auto"/>
-            </w:tcBorders>
-          </w:tcPr>
-          <w:p>
-            <w:pPr>
-              <w:shd w:val="clear" w:color="auto" w:fill="FFFFFF"/>
-              <w:rPr>
-                <w:b/>
-                <w:bCs/>
-                <w:sz w:val="20"/>
-                <w:szCs w:val="20"/>
-              </w:rPr>
-            </w:pPr>
-            <w:r>
-              <w:rPr>
-                <w:b/>
-                <w:bCs/>
-                <w:sz w:val="20"/>
-                <w:szCs w:val="20"/>
-              </w:rPr>
-              <w:t>Нормоконтроль </w:t>
-            </w:r>
-          </w:p>
-          <w:p>
-            <w:pPr>
-              <w:shd w:val="clear" w:color="auto" w:fill="FFFFFF"/>
-              <w:rPr>
-                <w:bCs/>
-                <w:sz w:val="20"/>
-                <w:szCs w:val="20"/>
-              </w:rPr>
-            </w:pPr>
-            <w:r>
-              <w:rPr>
-                <w:bCs/>
-                <w:sz w:val="20"/>
-                <w:szCs w:val="20"/>
-              </w:rPr>
-              <w:t>Пройти нормоконтроль с текстом своей статьи (ВКР, литобзора)</w:t>
-            </w:r>
-          </w:p>
-        </w:tc>
-        <w:tc>
-          <w:tcPr>
-            <w:tcW w:w="0" w:type="auto"/>
-            <w:tcBorders>
-              <w:top w:val="single" w:sz="4" w:space="0" w:color="auto"/>
-              <w:left w:val="single" w:sz="4" w:space="0" w:color="auto"/>
-              <w:bottom w:val="single" w:sz="4" w:space="0" w:color="auto"/>
-              <w:right w:val="single" w:sz="4" w:space="0" w:color="auto"/>
-            </w:tcBorders>
-          </w:tcPr>
-          <w:p>
-            <w:pPr>
-              <w:shd w:val="clear" w:color="auto" w:fill="FFFFFF"/>
-              <w:jc w:val="center"/>
-              <w:rPr>
-                <w:bCs/>
-                <w:sz w:val="20"/>
-                <w:szCs w:val="20"/>
-              </w:rPr>
-            </w:pPr>
-            <w:r>
-              <w:rPr>
-                <w:bCs/>
-                <w:sz w:val="20"/>
-                <w:szCs w:val="20"/>
-              </w:rPr>
-              <w:t>2</w:t>
-            </w:r>
-          </w:p>
-        </w:tc>
-        <w:tc>
-          <w:tcPr>
-            <w:tcW w:w="0" w:type="auto"/>
-            <w:tcBorders>
-              <w:top w:val="single" w:sz="4" w:space="0" w:color="auto"/>
-              <w:left w:val="single" w:sz="4" w:space="0" w:color="auto"/>
-              <w:bottom w:val="single" w:sz="4" w:space="0" w:color="auto"/>
-              <w:right w:val="single" w:sz="4" w:space="0" w:color="auto"/>
-            </w:tcBorders>
-          </w:tcPr>
-          <w:p>
-            <w:pPr>
-              <w:shd w:val="clear" w:color="auto" w:fill="FFFFFF"/>
-              <w:jc w:val="center"/>
-              <w:rPr>
-                <w:bCs/>
-                <w:sz w:val="20"/>
-                <w:szCs w:val="20"/>
-              </w:rPr>
-            </w:pPr>
-            <w:r>
-              <w:rPr>
-                <w:bCs/>
-                <w:sz w:val="20"/>
-                <w:szCs w:val="20"/>
-              </w:rPr>
-              <w:t> </w:t>
-            </w:r>
-          </w:p>
-        </w:tc>
-        <w:tc>
-          <w:tcPr>
-            <w:tcW w:w="0" w:type="auto"/>
-            <w:tcBorders>
-              <w:top w:val="single" w:sz="4" w:space="0" w:color="auto"/>
-              <w:left w:val="single" w:sz="4" w:space="0" w:color="auto"/>
-              <w:bottom w:val="single" w:sz="4" w:space="0" w:color="auto"/>
-              <w:right w:val="single" w:sz="4" w:space="0" w:color="auto"/>
-            </w:tcBorders>
-          </w:tcPr>
-          <w:p>
-            <w:pPr>
-              <w:shd w:val="clear" w:color="auto" w:fill="FFFFFF"/>
-              <w:jc w:val="center"/>
-              <w:rPr>
-                <w:bCs/>
-                <w:sz w:val="20"/>
-                <w:szCs w:val="20"/>
-              </w:rPr>
-            </w:pPr>
-            <w:r>
-              <w:rPr>
-                <w:bCs/>
-                <w:sz w:val="20"/>
-                <w:szCs w:val="20"/>
-              </w:rPr>
-              <w:t> </w:t>
-            </w:r>
-          </w:p>
-        </w:tc>
-      </w:tr>
-      <w:tr>
-        <w:trPr>
-          <w:trHeight w:val="65"/>
-        </w:trPr>
-        <w:tc>
-          <w:tcPr>
-            <w:tcW w:w="0" w:type="auto"/>
-            <w:tcBorders>
-              <w:top w:val="single" w:sz="4" w:space="0" w:color="auto"/>
-              <w:left w:val="single" w:sz="4" w:space="0" w:color="auto"/>
-              <w:bottom w:val="single" w:sz="4" w:space="0" w:color="auto"/>
-              <w:right w:val="single" w:sz="4" w:space="0" w:color="auto"/>
-            </w:tcBorders>
-          </w:tcPr>
-          <w:p>
-            <w:pPr>
-              <w:shd w:val="clear" w:color="auto" w:fill="FFFFFF"/>
-              <w:rPr>
-                <w:bCs/>
-                <w:sz w:val="20"/>
-                <w:szCs w:val="20"/>
-              </w:rPr>
-            </w:pPr>
-            <w:r>
-              <w:rPr>
-                <w:bCs/>
-                <w:sz w:val="20"/>
-                <w:szCs w:val="20"/>
-              </w:rPr>
-              <w:t>-</w:t>
-            </w:r>
-          </w:p>
-        </w:tc>
-        <w:tc>
-          <w:tcPr>
-            <w:tcW w:w="0" w:type="auto"/>
-            <w:tcBorders>
-              <w:top w:val="single" w:sz="4" w:space="0" w:color="auto"/>
-              <w:left w:val="single" w:sz="4" w:space="0" w:color="auto"/>
-              <w:bottom w:val="single" w:sz="4" w:space="0" w:color="auto"/>
-              <w:right w:val="single" w:sz="4" w:space="0" w:color="auto"/>
-            </w:tcBorders>
-          </w:tcPr>
-          <w:p>
-            <w:pPr>
-              <w:shd w:val="clear" w:color="auto" w:fill="FFFFFF"/>
-              <w:jc w:val="center"/>
-              <w:rPr>
-                <w:bCs/>
-                <w:sz w:val="20"/>
-                <w:szCs w:val="20"/>
-              </w:rPr>
-            </w:pPr>
-            <w:r>
-              <w:rPr>
-                <w:bCs/>
-                <w:sz w:val="20"/>
-                <w:szCs w:val="20"/>
-              </w:rPr>
-              <w:t> </w:t>
-            </w:r>
-          </w:p>
-        </w:tc>
-        <w:tc>
-          <w:tcPr>
-            <w:tcW w:w="0" w:type="auto"/>
-            <w:tcBorders>
-              <w:top w:val="single" w:sz="4" w:space="0" w:color="auto"/>
-              <w:left w:val="single" w:sz="4" w:space="0" w:color="auto"/>
-              <w:bottom w:val="single" w:sz="4" w:space="0" w:color="auto"/>
-              <w:right w:val="single" w:sz="4" w:space="0" w:color="auto"/>
-            </w:tcBorders>
-          </w:tcPr>
-          <w:p>
-            <w:pPr>
-              <w:shd w:val="clear" w:color="auto" w:fill="FFFFFF"/>
-              <w:rPr>
-                <w:b/>
-                <w:bCs/>
-                <w:sz w:val="20"/>
-                <w:szCs w:val="20"/>
-              </w:rPr>
-            </w:pPr>
-            <w:r>
-              <w:rPr>
-                <w:b/>
-                <w:bCs/>
-                <w:sz w:val="20"/>
-                <w:szCs w:val="20"/>
-              </w:rPr>
-              <w:t>ИТОГО:</w:t>
-            </w:r>
-          </w:p>
-          <w:p>
-            <w:pPr>
-              <w:shd w:val="clear" w:color="auto" w:fill="FFFFFF"/>
-              <w:rPr>
-                <w:bCs/>
-                <w:sz w:val="20"/>
-                <w:szCs w:val="20"/>
-              </w:rPr>
-            </w:pPr>
-            <w:r>
-              <w:rPr>
-                <w:bCs/>
-                <w:sz w:val="20"/>
-                <w:szCs w:val="20"/>
-              </w:rPr>
-              <w:t> </w:t>
-            </w:r>
-          </w:p>
-        </w:tc>
-        <w:tc>
-          <w:tcPr>
-            <w:tcW w:w="0" w:type="auto"/>
-            <w:tcBorders>
-              <w:top w:val="single" w:sz="4" w:space="0" w:color="auto"/>
-              <w:left w:val="single" w:sz="4" w:space="0" w:color="auto"/>
-              <w:bottom w:val="single" w:sz="4" w:space="0" w:color="auto"/>
-              <w:right w:val="single" w:sz="4" w:space="0" w:color="auto"/>
-            </w:tcBorders>
-          </w:tcPr>
-          <w:p>
-            <w:pPr>
-              <w:shd w:val="clear" w:color="auto" w:fill="FFFFFF"/>
-              <w:jc w:val="center"/>
-              <w:rPr>
-                <w:bCs/>
-                <w:sz w:val="20"/>
-                <w:szCs w:val="20"/>
-              </w:rPr>
-            </w:pPr>
-            <w:r>
-              <w:rPr>
-                <w:bCs/>
-                <w:sz w:val="20"/>
-                <w:szCs w:val="20"/>
-              </w:rPr>
-              <w:t>36</w:t>
-            </w:r>
-          </w:p>
-        </w:tc>
-        <w:tc>
-          <w:tcPr>
-            <w:tcW w:w="0" w:type="auto"/>
-            <w:tcBorders>
-              <w:top w:val="single" w:sz="4" w:space="0" w:color="auto"/>
-              <w:left w:val="single" w:sz="4" w:space="0" w:color="auto"/>
-              <w:bottom w:val="single" w:sz="4" w:space="0" w:color="auto"/>
-              <w:right w:val="single" w:sz="4" w:space="0" w:color="auto"/>
-            </w:tcBorders>
-          </w:tcPr>
-          <w:p>
-            <w:pPr>
-              <w:shd w:val="clear" w:color="auto" w:fill="FFFFFF"/>
-              <w:jc w:val="center"/>
-              <w:rPr>
-                <w:bCs/>
-                <w:sz w:val="20"/>
-                <w:szCs w:val="20"/>
-              </w:rPr>
-            </w:pPr>
-            <w:r>
-              <w:rPr>
-                <w:bCs/>
-                <w:sz w:val="20"/>
-                <w:szCs w:val="20"/>
-              </w:rPr>
-              <w:t> </w:t>
-            </w:r>
-          </w:p>
-        </w:tc>
-        <w:tc>
-          <w:tcPr>
-            <w:tcW w:w="0" w:type="auto"/>
-            <w:tcBorders>
-              <w:top w:val="single" w:sz="4" w:space="0" w:color="auto"/>
-              <w:left w:val="single" w:sz="4" w:space="0" w:color="auto"/>
-              <w:bottom w:val="single" w:sz="4" w:space="0" w:color="auto"/>
-              <w:right w:val="single" w:sz="4" w:space="0" w:color="auto"/>
-            </w:tcBorders>
-          </w:tcPr>
-          <w:p>
-            <w:pPr>
-              <w:shd w:val="clear" w:color="auto" w:fill="FFFFFF"/>
-              <w:jc w:val="center"/>
-              <w:rPr>
-                <w:bCs/>
-                <w:sz w:val="20"/>
-                <w:szCs w:val="20"/>
-              </w:rPr>
-            </w:pPr>
-            <w:r>
-              <w:rPr>
-                <w:bCs/>
-                <w:sz w:val="20"/>
-                <w:szCs w:val="20"/>
-              </w:rPr>
-              <w:t> </w:t>
             </w:r>
           </w:p>
         </w:tc>
@@ -24297,7 +21144,7 @@
           <w:bCs/>
           <w:color w:val="000000"/>
         </w:rPr>
-        <w:t>: </w:t>
+        <w:t xml:space="preserve">: </w:t>
       </w:r>
       <w:r>
         <w:rPr>
@@ -24305,7 +21152,7 @@
           <w:color w:val="000000"/>
           <w:u w:val="single"/>
         </w:rPr>
-        <w:t>(37895)(37905)Искусственный интеллект</w:t>
+        <w:t>(37895)(38014)Нечёткая логика и нечёткое управление</w:t>
       </w:r>
     </w:p>
     <w:p>
@@ -24934,7 +21781,7 @@
                 <w:sz w:val="20"/>
                 <w:szCs w:val="20"/>
               </w:rPr>
-              <w:t>8</w:t>
+              <w:t>7</w:t>
             </w:r>
           </w:p>
         </w:tc>
@@ -25031,75 +21878,73 @@
                 <w:sz w:val="20"/>
                 <w:szCs w:val="20"/>
               </w:rPr>
-              <w:t>8</w:t>
-            </w:r>
-          </w:p>
-        </w:tc>
-        <w:tc>
-          <w:tcPr>
-            <w:tcW w:w="0" w:type="auto"/>
-          </w:tcPr>
-          <w:p>
-            <w:pPr>
-              <w:jc w:val="center"/>
-              <w:rPr>
-                <w:bCs/>
-                <w:sz w:val="20"/>
-                <w:szCs w:val="20"/>
-              </w:rPr>
-            </w:pPr>
-            <w:r>
-              <w:rPr>
-                <w:bCs/>
-                <w:sz w:val="20"/>
-                <w:szCs w:val="20"/>
-              </w:rPr>
-              <w:t/>
-            </w:r>
-          </w:p>
-        </w:tc>
-        <w:tc>
-          <w:tcPr>
-            <w:tcW w:w="0" w:type="auto"/>
-          </w:tcPr>
-          <w:p>
-            <w:pPr>
-              <w:jc w:val="center"/>
-              <w:rPr>
-                <w:bCs/>
-                <w:sz w:val="20"/>
-                <w:szCs w:val="20"/>
-              </w:rPr>
-            </w:pPr>
-            <w:r>
-              <w:rPr>
-                <w:bCs/>
-                <w:sz w:val="20"/>
-                <w:szCs w:val="20"/>
-              </w:rPr>
-              <w:t/>
-            </w:r>
-          </w:p>
-        </w:tc>
-        <w:tc>
-          <w:tcPr>
-            <w:tcW w:w="0" w:type="auto"/>
-          </w:tcPr>
-          <w:p>
-            <w:pPr>
-              <w:rPr>
-                <w:bCs/>
-                <w:sz w:val="20"/>
-                <w:szCs w:val="20"/>
-              </w:rPr>
-            </w:pPr>
-            <w:r>
-              <w:rPr>
-                <w:bCs/>
-                <w:sz w:val="20"/>
-                <w:szCs w:val="20"/>
-              </w:rPr>
-              <w:t>Кузнецов, И. Н. Основы научных исследований : учебное пособие для бакалавров / И. Н. Кузнецов. - 5-е изд., пересмотр. - Москва : Издательско-торговая корпорация «Дашков и К°», 2020. - 282 с. - ISBN 978-5-394-03684-2. - Текст : электронный. - URL: https://znanium.com/catalog/product/1093235 (дата обращения: 18.05.2021). – Режим доступа: по подписке.</w:t>
+              <w:t>7</w:t>
+            </w:r>
+          </w:p>
+        </w:tc>
+        <w:tc>
+          <w:tcPr>
+            <w:tcW w:w="0" w:type="auto"/>
+          </w:tcPr>
+          <w:p>
+            <w:pPr>
+              <w:jc w:val="center"/>
+              <w:rPr>
+                <w:bCs/>
+                <w:sz w:val="20"/>
+                <w:szCs w:val="20"/>
+              </w:rPr>
+            </w:pPr>
+            <w:r>
+              <w:rPr>
+                <w:bCs/>
+                <w:sz w:val="20"/>
+                <w:szCs w:val="20"/>
+              </w:rPr>
+            </w:r>
+          </w:p>
+        </w:tc>
+        <w:tc>
+          <w:tcPr>
+            <w:tcW w:w="0" w:type="auto"/>
+          </w:tcPr>
+          <w:p>
+            <w:pPr>
+              <w:jc w:val="center"/>
+              <w:rPr>
+                <w:bCs/>
+                <w:sz w:val="20"/>
+                <w:szCs w:val="20"/>
+              </w:rPr>
+            </w:pPr>
+            <w:r>
+              <w:rPr>
+                <w:bCs/>
+                <w:sz w:val="20"/>
+                <w:szCs w:val="20"/>
+              </w:rPr>
+            </w:r>
+          </w:p>
+        </w:tc>
+        <w:tc>
+          <w:tcPr>
+            <w:tcW w:w="0" w:type="auto"/>
+          </w:tcPr>
+          <w:p>
+            <w:pPr>
+              <w:rPr>
+                <w:bCs/>
+                <w:sz w:val="20"/>
+                <w:szCs w:val="20"/>
+              </w:rPr>
+            </w:pPr>
+            <w:r>
+              <w:rPr>
+                <w:bCs/>
+                <w:sz w:val="20"/>
+                <w:szCs w:val="20"/>
+              </w:rPr>
+              <w:t>Заде, Л. А. Нечёткие множества, нечёткая логика и нечёткие алгоритмы / Л. А. Заде. — Москва : Радио и связь, 1990. — 408 с.</w:t>
             </w:r>
           </w:p>
         </w:tc>
@@ -25167,7 +22012,7 @@
                 <w:sz w:val="20"/>
                 <w:szCs w:val="20"/>
               </w:rPr>
-              <w:t> 1.00</w:t>
+              <w:t>1.00</w:t>
             </w:r>
           </w:p>
         </w:tc>
@@ -25220,98 +22065,96 @@
                 <w:sz w:val="20"/>
                 <w:szCs w:val="20"/>
               </w:rPr>
-              <w:t>Для выполнения СРО;Для изучения теории;</w:t>
-            </w:r>
-          </w:p>
-        </w:tc>
-        <w:tc>
-          <w:tcPr>
-            <w:tcW w:w="0" w:type="auto"/>
-          </w:tcPr>
-          <w:p>
-            <w:pPr>
-              <w:jc w:val="center"/>
-              <w:rPr>
-                <w:bCs/>
-                <w:sz w:val="20"/>
-                <w:szCs w:val="20"/>
-              </w:rPr>
-            </w:pPr>
-            <w:r>
-              <w:rPr>
-                <w:bCs/>
-                <w:sz w:val="20"/>
-                <w:szCs w:val="20"/>
-              </w:rPr>
-              <w:t>8</w:t>
-            </w:r>
-          </w:p>
-        </w:tc>
-        <w:tc>
-          <w:tcPr>
-            <w:tcW w:w="0" w:type="auto"/>
-          </w:tcPr>
-          <w:p>
-            <w:pPr>
-              <w:jc w:val="center"/>
-              <w:rPr>
-                <w:bCs/>
-                <w:sz w:val="20"/>
-                <w:szCs w:val="20"/>
-              </w:rPr>
-            </w:pPr>
-            <w:r>
-              <w:rPr>
-                <w:bCs/>
-                <w:sz w:val="20"/>
-                <w:szCs w:val="20"/>
-              </w:rPr>
-              <w:t/>
-            </w:r>
-          </w:p>
-        </w:tc>
-        <w:tc>
-          <w:tcPr>
-            <w:tcW w:w="0" w:type="auto"/>
-          </w:tcPr>
-          <w:p>
-            <w:pPr>
-              <w:jc w:val="center"/>
-              <w:rPr>
-                <w:bCs/>
-                <w:sz w:val="20"/>
-                <w:szCs w:val="20"/>
-              </w:rPr>
-            </w:pPr>
-            <w:r>
-              <w:rPr>
-                <w:bCs/>
-                <w:sz w:val="20"/>
-                <w:szCs w:val="20"/>
-              </w:rPr>
-              <w:t/>
-            </w:r>
-          </w:p>
-        </w:tc>
-        <w:tc>
-          <w:tcPr>
-            <w:tcW w:w="0" w:type="auto"/>
-          </w:tcPr>
-          <w:p>
-            <w:pPr>
-              <w:rPr>
-                <w:bCs/>
-                <w:sz w:val="20"/>
-                <w:szCs w:val="20"/>
-              </w:rPr>
-            </w:pPr>
-            <w:r>
-              <w:rPr>
-                <w:bCs/>
-                <w:sz w:val="20"/>
-                <w:szCs w:val="20"/>
-              </w:rPr>
-              <w:t>Шкляр, М. Ф. Основы научных исследований : учебное пособие для бакалавров / М. Ф. Шкляр. - 7-е изд. — Москва : Издательско-торговая корпорация «Дашков и К°», 2019. - 208 с. - ISBN 978-5-394-03375-9. - Текст : электронный. - URL: https://znanium.com/catalog/product/1093533 (дата обращения: 18.05.2021). – Режим доступа: по подписке.</w:t>
+              <w:t>Для выполнения СРО;</w:t>
+            </w:r>
+          </w:p>
+        </w:tc>
+        <w:tc>
+          <w:tcPr>
+            <w:tcW w:w="0" w:type="auto"/>
+          </w:tcPr>
+          <w:p>
+            <w:pPr>
+              <w:jc w:val="center"/>
+              <w:rPr>
+                <w:bCs/>
+                <w:sz w:val="20"/>
+                <w:szCs w:val="20"/>
+              </w:rPr>
+            </w:pPr>
+            <w:r>
+              <w:rPr>
+                <w:bCs/>
+                <w:sz w:val="20"/>
+                <w:szCs w:val="20"/>
+              </w:rPr>
+              <w:t>7</w:t>
+            </w:r>
+          </w:p>
+        </w:tc>
+        <w:tc>
+          <w:tcPr>
+            <w:tcW w:w="0" w:type="auto"/>
+          </w:tcPr>
+          <w:p>
+            <w:pPr>
+              <w:jc w:val="center"/>
+              <w:rPr>
+                <w:bCs/>
+                <w:sz w:val="20"/>
+                <w:szCs w:val="20"/>
+              </w:rPr>
+            </w:pPr>
+            <w:r>
+              <w:rPr>
+                <w:bCs/>
+                <w:sz w:val="20"/>
+                <w:szCs w:val="20"/>
+              </w:rPr>
+            </w:r>
+          </w:p>
+        </w:tc>
+        <w:tc>
+          <w:tcPr>
+            <w:tcW w:w="0" w:type="auto"/>
+          </w:tcPr>
+          <w:p>
+            <w:pPr>
+              <w:jc w:val="center"/>
+              <w:rPr>
+                <w:bCs/>
+                <w:sz w:val="20"/>
+                <w:szCs w:val="20"/>
+              </w:rPr>
+            </w:pPr>
+            <w:r>
+              <w:rPr>
+                <w:bCs/>
+                <w:sz w:val="20"/>
+                <w:szCs w:val="20"/>
+              </w:rPr>
+            </w:r>
+          </w:p>
+        </w:tc>
+        <w:tc>
+          <w:tcPr>
+            <w:tcW w:w="0" w:type="auto"/>
+          </w:tcPr>
+          <w:p>
+            <w:pPr>
+              <w:rPr>
+                <w:bCs/>
+                <w:sz w:val="20"/>
+                <w:szCs w:val="20"/>
+              </w:rPr>
+            </w:pPr>
+            <w:r>
+              <w:rPr>
+                <w:bCs/>
+                <w:sz w:val="20"/>
+                <w:szCs w:val="20"/>
+              </w:rPr>
+              <w:t>Прикладные нечёткие системы / Тэрано Т. и др. — Москва : Мир, 1993. — 368 с.</w:t>
             </w:r>
           </w:p>
         </w:tc>
@@ -25356,7 +22199,7 @@
                 <w:sz w:val="20"/>
                 <w:szCs w:val="20"/>
               </w:rPr>
-              <w:t>http://www.znanium.com</w:t>
+              <w:t>http://e.lanbook.com</w:t>
             </w:r>
           </w:p>
         </w:tc>
@@ -25379,7 +22222,7 @@
                 <w:sz w:val="20"/>
                 <w:szCs w:val="20"/>
               </w:rPr>
-              <w:t> 1.00</w:t>
+              <w:t>1.00</w:t>
             </w:r>
           </w:p>
         </w:tc>
@@ -25455,75 +22298,73 @@
                 <w:sz w:val="20"/>
                 <w:szCs w:val="20"/>
               </w:rPr>
-              <w:t>8</w:t>
-            </w:r>
-          </w:p>
-        </w:tc>
-        <w:tc>
-          <w:tcPr>
-            <w:tcW w:w="0" w:type="auto"/>
-          </w:tcPr>
-          <w:p>
-            <w:pPr>
-              <w:jc w:val="center"/>
-              <w:rPr>
-                <w:bCs/>
-                <w:sz w:val="20"/>
-                <w:szCs w:val="20"/>
-              </w:rPr>
-            </w:pPr>
-            <w:r>
-              <w:rPr>
-                <w:bCs/>
-                <w:sz w:val="20"/>
-                <w:szCs w:val="20"/>
-              </w:rPr>
-              <w:t/>
-            </w:r>
-          </w:p>
-        </w:tc>
-        <w:tc>
-          <w:tcPr>
-            <w:tcW w:w="0" w:type="auto"/>
-          </w:tcPr>
-          <w:p>
-            <w:pPr>
-              <w:jc w:val="center"/>
-              <w:rPr>
-                <w:bCs/>
-                <w:sz w:val="20"/>
-                <w:szCs w:val="20"/>
-              </w:rPr>
-            </w:pPr>
-            <w:r>
-              <w:rPr>
-                <w:bCs/>
-                <w:sz w:val="20"/>
-                <w:szCs w:val="20"/>
-              </w:rPr>
-              <w:t/>
-            </w:r>
-          </w:p>
-        </w:tc>
-        <w:tc>
-          <w:tcPr>
-            <w:tcW w:w="0" w:type="auto"/>
-          </w:tcPr>
-          <w:p>
-            <w:pPr>
-              <w:rPr>
-                <w:bCs/>
-                <w:sz w:val="20"/>
-                <w:szCs w:val="20"/>
-              </w:rPr>
-            </w:pPr>
-            <w:r>
-              <w:rPr>
-                <w:bCs/>
-                <w:sz w:val="20"/>
-                <w:szCs w:val="20"/>
-              </w:rPr>
-              <w:t>Рыков, С. П. Основы научных исследований : учебное пособие для вузов / С. П. Рыков. — Санкт-Петербург : Лань, 2021. — 132 с. — ISBN 978-5-8114-5902-5. — Текст : электронный // Лань : электронно-библиотечная система. — URL: https://e.lanbook.com/book/159496 (дата обращения: 09.05.2021). — Режим доступа: для авториз. пользователей.</w:t>
+              <w:t>7</w:t>
+            </w:r>
+          </w:p>
+        </w:tc>
+        <w:tc>
+          <w:tcPr>
+            <w:tcW w:w="0" w:type="auto"/>
+          </w:tcPr>
+          <w:p>
+            <w:pPr>
+              <w:jc w:val="center"/>
+              <w:rPr>
+                <w:bCs/>
+                <w:sz w:val="20"/>
+                <w:szCs w:val="20"/>
+              </w:rPr>
+            </w:pPr>
+            <w:r>
+              <w:rPr>
+                <w:bCs/>
+                <w:sz w:val="20"/>
+                <w:szCs w:val="20"/>
+              </w:rPr>
+            </w:r>
+          </w:p>
+        </w:tc>
+        <w:tc>
+          <w:tcPr>
+            <w:tcW w:w="0" w:type="auto"/>
+          </w:tcPr>
+          <w:p>
+            <w:pPr>
+              <w:jc w:val="center"/>
+              <w:rPr>
+                <w:bCs/>
+                <w:sz w:val="20"/>
+                <w:szCs w:val="20"/>
+              </w:rPr>
+            </w:pPr>
+            <w:r>
+              <w:rPr>
+                <w:bCs/>
+                <w:sz w:val="20"/>
+                <w:szCs w:val="20"/>
+              </w:rPr>
+            </w:r>
+          </w:p>
+        </w:tc>
+        <w:tc>
+          <w:tcPr>
+            <w:tcW w:w="0" w:type="auto"/>
+          </w:tcPr>
+          <w:p>
+            <w:pPr>
+              <w:rPr>
+                <w:bCs/>
+                <w:sz w:val="20"/>
+                <w:szCs w:val="20"/>
+              </w:rPr>
+            </w:pPr>
+            <w:r>
+              <w:rPr>
+                <w:bCs/>
+                <w:sz w:val="20"/>
+                <w:szCs w:val="20"/>
+              </w:rPr>
+              <w:t>Штовба, С. Д. Проектирование нечётких систем средствами MATLAB / С. Д. Штовба. — Москва : Горячая линия-Телеком, 2007. — 288 с.</w:t>
             </w:r>
           </w:p>
         </w:tc>
@@ -25568,7 +22409,7 @@
                 <w:sz w:val="20"/>
                 <w:szCs w:val="20"/>
               </w:rPr>
-              <w:t>http://www.e.lanbook.com</w:t>
+              <w:t>http://biblio-online.ru</w:t>
             </w:r>
           </w:p>
         </w:tc>
@@ -25591,1095 +22432,7 @@
                 <w:sz w:val="20"/>
                 <w:szCs w:val="20"/>
               </w:rPr>
-              <w:t> 1.00</w:t>
-            </w:r>
-          </w:p>
-        </w:tc>
-      </w:tr>
-      <w:tr>
-        <w:trPr>
-          <w:cantSplit/>
-          <w:trHeight w:val="211"/>
-          <w:jc w:val="center"/>
-        </w:trPr>
-        <w:tc>
-          <w:tcPr>
-            <w:tcW w:w="0" w:type="auto"/>
-          </w:tcPr>
-          <w:p>
-            <w:pPr>
-              <w:jc w:val="center"/>
-              <w:rPr>
-                <w:bCs/>
-                <w:sz w:val="20"/>
-                <w:szCs w:val="20"/>
-              </w:rPr>
-            </w:pPr>
-            <w:r>
-              <w:rPr>
-                <w:bCs/>
-                <w:sz w:val="20"/>
-                <w:szCs w:val="20"/>
-              </w:rPr>
-              <w:t>Дополнительная литература</w:t>
-            </w:r>
-          </w:p>
-        </w:tc>
-        <w:tc>
-          <w:tcPr>
-            <w:tcW w:w="0" w:type="auto"/>
-          </w:tcPr>
-          <w:p>
-            <w:pPr>
-              <w:jc w:val="center"/>
-              <w:rPr>
-                <w:bCs/>
-                <w:sz w:val="20"/>
-                <w:szCs w:val="20"/>
-              </w:rPr>
-            </w:pPr>
-            <w:r>
-              <w:rPr>
-                <w:bCs/>
-                <w:sz w:val="20"/>
-                <w:szCs w:val="20"/>
-              </w:rPr>
-              <w:t>Для выполнения СРО;Для выполнения практических занятий;</w:t>
-            </w:r>
-          </w:p>
-        </w:tc>
-        <w:tc>
-          <w:tcPr>
-            <w:tcW w:w="0" w:type="auto"/>
-          </w:tcPr>
-          <w:p>
-            <w:pPr>
-              <w:jc w:val="center"/>
-              <w:rPr>
-                <w:bCs/>
-                <w:sz w:val="20"/>
-                <w:szCs w:val="20"/>
-              </w:rPr>
-            </w:pPr>
-            <w:r>
-              <w:rPr>
-                <w:bCs/>
-                <w:sz w:val="20"/>
-                <w:szCs w:val="20"/>
-              </w:rPr>
-              <w:t>8</w:t>
-            </w:r>
-          </w:p>
-        </w:tc>
-        <w:tc>
-          <w:tcPr>
-            <w:tcW w:w="0" w:type="auto"/>
-          </w:tcPr>
-          <w:p>
-            <w:pPr>
-              <w:jc w:val="center"/>
-              <w:rPr>
-                <w:bCs/>
-                <w:sz w:val="20"/>
-                <w:szCs w:val="20"/>
-              </w:rPr>
-            </w:pPr>
-            <w:r>
-              <w:rPr>
-                <w:bCs/>
-                <w:sz w:val="20"/>
-                <w:szCs w:val="20"/>
-              </w:rPr>
-              <w:t/>
-            </w:r>
-          </w:p>
-        </w:tc>
-        <w:tc>
-          <w:tcPr>
-            <w:tcW w:w="0" w:type="auto"/>
-          </w:tcPr>
-          <w:p>
-            <w:pPr>
-              <w:jc w:val="center"/>
-              <w:rPr>
-                <w:bCs/>
-                <w:sz w:val="20"/>
-                <w:szCs w:val="20"/>
-              </w:rPr>
-            </w:pPr>
-            <w:r>
-              <w:rPr>
-                <w:bCs/>
-                <w:sz w:val="20"/>
-                <w:szCs w:val="20"/>
-              </w:rPr>
-              <w:t/>
-            </w:r>
-          </w:p>
-        </w:tc>
-        <w:tc>
-          <w:tcPr>
-            <w:tcW w:w="0" w:type="auto"/>
-          </w:tcPr>
-          <w:p>
-            <w:pPr>
-              <w:rPr>
-                <w:bCs/>
-                <w:sz w:val="20"/>
-                <w:szCs w:val="20"/>
-              </w:rPr>
-            </w:pPr>
-            <w:r>
-              <w:rPr>
-                <w:bCs/>
-                <w:sz w:val="20"/>
-                <w:szCs w:val="20"/>
-              </w:rPr>
-              <w:t>Бойко, Г. М. Математические методы и информационные технологии в научных исследованиях. Практикум : учебное пособие / Г. М. Бойко. - Железногорск : ФГБОУ ВО СПСА ГПС МЧС России, 2021. - 100 с. - Текст : электронный. - URL: https://znanium.com/catalog/product/1354584 (дата обращения: 18.05.2021). – Режим доступа: по подписке.</w:t>
-            </w:r>
-          </w:p>
-        </w:tc>
-        <w:tc>
-          <w:tcPr>
-            <w:tcW w:w="0" w:type="auto"/>
-            <w:shd w:val="clear" w:color="auto" w:fill="auto"/>
-          </w:tcPr>
-          <w:p>
-            <w:pPr>
-              <w:rPr>
-                <w:bCs/>
-                <w:sz w:val="20"/>
-                <w:szCs w:val="20"/>
-              </w:rPr>
-            </w:pPr>
-            <w:r>
-              <w:rPr>
-                <w:bCs/>
-                <w:sz w:val="20"/>
-                <w:szCs w:val="20"/>
-              </w:rPr>
-              <w:t>1</w:t>
-            </w:r>
-          </w:p>
-        </w:tc>
-        <w:tc>
-          <w:tcPr>
-            <w:tcW w:w="0" w:type="auto"/>
-          </w:tcPr>
-          <w:p>
-            <w:pPr>
-              <w:rPr>
-                <w:bCs/>
-                <w:sz w:val="20"/>
-                <w:szCs w:val="20"/>
-              </w:rPr>
-            </w:pPr>
-            <w:r>
-              <w:rPr>
-                <w:bCs/>
-                <w:sz w:val="20"/>
-                <w:szCs w:val="20"/>
-              </w:rPr>
-              <w:t>http://www.znanium.com</w:t>
-            </w:r>
-          </w:p>
-        </w:tc>
-        <w:tc>
-          <w:tcPr>
-            <w:tcW w:w="0" w:type="auto"/>
-            <w:shd w:val="clear" w:color="auto" w:fill="auto"/>
-          </w:tcPr>
-          <w:p>
-            <w:pPr>
-              <w:rPr>
-                <w:bCs/>
-                <w:sz w:val="20"/>
-                <w:szCs w:val="20"/>
-              </w:rPr>
-            </w:pPr>
-            <w:r>
-              <w:rPr>
-                <w:bCs/>
-                <w:sz w:val="20"/>
-                <w:szCs w:val="20"/>
-              </w:rPr>
-              <w:t> 1.00</w:t>
-            </w:r>
-          </w:p>
-        </w:tc>
-      </w:tr>
-      <w:tr>
-        <w:trPr>
-          <w:cantSplit/>
-          <w:trHeight w:val="211"/>
-          <w:jc w:val="center"/>
-        </w:trPr>
-        <w:tc>
-          <w:tcPr>
-            <w:tcW w:w="0" w:type="auto"/>
-          </w:tcPr>
-          <w:p>
-            <w:pPr>
-              <w:jc w:val="center"/>
-              <w:rPr>
-                <w:bCs/>
-                <w:sz w:val="20"/>
-                <w:szCs w:val="20"/>
-              </w:rPr>
-            </w:pPr>
-            <w:r>
-              <w:rPr>
-                <w:bCs/>
-                <w:sz w:val="20"/>
-                <w:szCs w:val="20"/>
-              </w:rPr>
-              <w:t>Дополнительная литература</w:t>
-            </w:r>
-          </w:p>
-        </w:tc>
-        <w:tc>
-          <w:tcPr>
-            <w:tcW w:w="0" w:type="auto"/>
-          </w:tcPr>
-          <w:p>
-            <w:pPr>
-              <w:jc w:val="center"/>
-              <w:rPr>
-                <w:bCs/>
-                <w:sz w:val="20"/>
-                <w:szCs w:val="20"/>
-              </w:rPr>
-            </w:pPr>
-            <w:r>
-              <w:rPr>
-                <w:bCs/>
-                <w:sz w:val="20"/>
-                <w:szCs w:val="20"/>
-              </w:rPr>
-              <w:t>Для выполнения СРО;</w:t>
-            </w:r>
-          </w:p>
-        </w:tc>
-        <w:tc>
-          <w:tcPr>
-            <w:tcW w:w="0" w:type="auto"/>
-          </w:tcPr>
-          <w:p>
-            <w:pPr>
-              <w:jc w:val="center"/>
-              <w:rPr>
-                <w:bCs/>
-                <w:sz w:val="20"/>
-                <w:szCs w:val="20"/>
-              </w:rPr>
-            </w:pPr>
-            <w:r>
-              <w:rPr>
-                <w:bCs/>
-                <w:sz w:val="20"/>
-                <w:szCs w:val="20"/>
-              </w:rPr>
-              <w:t>8</w:t>
-            </w:r>
-          </w:p>
-        </w:tc>
-        <w:tc>
-          <w:tcPr>
-            <w:tcW w:w="0" w:type="auto"/>
-          </w:tcPr>
-          <w:p>
-            <w:pPr>
-              <w:jc w:val="center"/>
-              <w:rPr>
-                <w:bCs/>
-                <w:sz w:val="20"/>
-                <w:szCs w:val="20"/>
-              </w:rPr>
-            </w:pPr>
-            <w:r>
-              <w:rPr>
-                <w:bCs/>
-                <w:sz w:val="20"/>
-                <w:szCs w:val="20"/>
-              </w:rPr>
-              <w:t/>
-            </w:r>
-          </w:p>
-        </w:tc>
-        <w:tc>
-          <w:tcPr>
-            <w:tcW w:w="0" w:type="auto"/>
-          </w:tcPr>
-          <w:p>
-            <w:pPr>
-              <w:jc w:val="center"/>
-              <w:rPr>
-                <w:bCs/>
-                <w:sz w:val="20"/>
-                <w:szCs w:val="20"/>
-              </w:rPr>
-            </w:pPr>
-            <w:r>
-              <w:rPr>
-                <w:bCs/>
-                <w:sz w:val="20"/>
-                <w:szCs w:val="20"/>
-              </w:rPr>
-              <w:t/>
-            </w:r>
-          </w:p>
-        </w:tc>
-        <w:tc>
-          <w:tcPr>
-            <w:tcW w:w="0" w:type="auto"/>
-          </w:tcPr>
-          <w:p>
-            <w:pPr>
-              <w:rPr>
-                <w:bCs/>
-                <w:sz w:val="20"/>
-                <w:szCs w:val="20"/>
-              </w:rPr>
-            </w:pPr>
-            <w:r>
-              <w:rPr>
-                <w:bCs/>
-                <w:sz w:val="20"/>
-                <w:szCs w:val="20"/>
-              </w:rPr>
-              <w:t>Бесшапошникова, В. И. Методологические основы научного исследования. Практикум : учебное пособие / В. И. Бесшапошникова. — Москва : РГУ им. А.Н. Косыгина, [б. г.]. — Часть 1 — 2018. — 120 с. — Текст : электронный // Лань : электронно-библиотечная система. — URL: https://e.lanbook.com/book/128194 (дата обращения: 18.05.2021). — Режим доступа: для авториз. пользователей.</w:t>
-            </w:r>
-          </w:p>
-        </w:tc>
-        <w:tc>
-          <w:tcPr>
-            <w:tcW w:w="0" w:type="auto"/>
-            <w:shd w:val="clear" w:color="auto" w:fill="auto"/>
-          </w:tcPr>
-          <w:p>
-            <w:pPr>
-              <w:rPr>
-                <w:bCs/>
-                <w:sz w:val="20"/>
-                <w:szCs w:val="20"/>
-              </w:rPr>
-            </w:pPr>
-            <w:r>
-              <w:rPr>
-                <w:bCs/>
-                <w:sz w:val="20"/>
-                <w:szCs w:val="20"/>
-              </w:rPr>
-              <w:t>1</w:t>
-            </w:r>
-          </w:p>
-        </w:tc>
-        <w:tc>
-          <w:tcPr>
-            <w:tcW w:w="0" w:type="auto"/>
-          </w:tcPr>
-          <w:p>
-            <w:pPr>
-              <w:rPr>
-                <w:bCs/>
-                <w:sz w:val="20"/>
-                <w:szCs w:val="20"/>
-              </w:rPr>
-            </w:pPr>
-            <w:r>
-              <w:rPr>
-                <w:bCs/>
-                <w:sz w:val="20"/>
-                <w:szCs w:val="20"/>
-              </w:rPr>
-              <w:t>http://www.e.lanbook.com</w:t>
-            </w:r>
-          </w:p>
-        </w:tc>
-        <w:tc>
-          <w:tcPr>
-            <w:tcW w:w="0" w:type="auto"/>
-            <w:shd w:val="clear" w:color="auto" w:fill="auto"/>
-          </w:tcPr>
-          <w:p>
-            <w:pPr>
-              <w:rPr>
-                <w:bCs/>
-                <w:sz w:val="20"/>
-                <w:szCs w:val="20"/>
-              </w:rPr>
-            </w:pPr>
-            <w:r>
-              <w:rPr>
-                <w:bCs/>
-                <w:sz w:val="20"/>
-                <w:szCs w:val="20"/>
-              </w:rPr>
-              <w:t> 1.00</w:t>
-            </w:r>
-          </w:p>
-        </w:tc>
-      </w:tr>
-      <w:tr>
-        <w:trPr>
-          <w:cantSplit/>
-          <w:trHeight w:val="211"/>
-          <w:jc w:val="center"/>
-        </w:trPr>
-        <w:tc>
-          <w:tcPr>
-            <w:tcW w:w="0" w:type="auto"/>
-          </w:tcPr>
-          <w:p>
-            <w:pPr>
-              <w:jc w:val="center"/>
-              <w:rPr>
-                <w:bCs/>
-                <w:sz w:val="20"/>
-                <w:szCs w:val="20"/>
-              </w:rPr>
-            </w:pPr>
-            <w:r>
-              <w:rPr>
-                <w:bCs/>
-                <w:sz w:val="20"/>
-                <w:szCs w:val="20"/>
-              </w:rPr>
-              <w:t>Дополнительная литература</w:t>
-            </w:r>
-          </w:p>
-        </w:tc>
-        <w:tc>
-          <w:tcPr>
-            <w:tcW w:w="0" w:type="auto"/>
-          </w:tcPr>
-          <w:p>
-            <w:pPr>
-              <w:jc w:val="center"/>
-              <w:rPr>
-                <w:bCs/>
-                <w:sz w:val="20"/>
-                <w:szCs w:val="20"/>
-              </w:rPr>
-            </w:pPr>
-            <w:r>
-              <w:rPr>
-                <w:bCs/>
-                <w:sz w:val="20"/>
-                <w:szCs w:val="20"/>
-              </w:rPr>
-              <w:t>Для выполнения практических занятий;</w:t>
-            </w:r>
-          </w:p>
-        </w:tc>
-        <w:tc>
-          <w:tcPr>
-            <w:tcW w:w="0" w:type="auto"/>
-          </w:tcPr>
-          <w:p>
-            <w:pPr>
-              <w:jc w:val="center"/>
-              <w:rPr>
-                <w:bCs/>
-                <w:sz w:val="20"/>
-                <w:szCs w:val="20"/>
-              </w:rPr>
-            </w:pPr>
-            <w:r>
-              <w:rPr>
-                <w:bCs/>
-                <w:sz w:val="20"/>
-                <w:szCs w:val="20"/>
-              </w:rPr>
-              <w:t>8</w:t>
-            </w:r>
-          </w:p>
-        </w:tc>
-        <w:tc>
-          <w:tcPr>
-            <w:tcW w:w="0" w:type="auto"/>
-          </w:tcPr>
-          <w:p>
-            <w:pPr>
-              <w:jc w:val="center"/>
-              <w:rPr>
-                <w:bCs/>
-                <w:sz w:val="20"/>
-                <w:szCs w:val="20"/>
-              </w:rPr>
-            </w:pPr>
-            <w:r>
-              <w:rPr>
-                <w:bCs/>
-                <w:sz w:val="20"/>
-                <w:szCs w:val="20"/>
-              </w:rPr>
-              <w:t/>
-            </w:r>
-          </w:p>
-        </w:tc>
-        <w:tc>
-          <w:tcPr>
-            <w:tcW w:w="0" w:type="auto"/>
-          </w:tcPr>
-          <w:p>
-            <w:pPr>
-              <w:jc w:val="center"/>
-              <w:rPr>
-                <w:bCs/>
-                <w:sz w:val="20"/>
-                <w:szCs w:val="20"/>
-              </w:rPr>
-            </w:pPr>
-            <w:r>
-              <w:rPr>
-                <w:bCs/>
-                <w:sz w:val="20"/>
-                <w:szCs w:val="20"/>
-              </w:rPr>
-              <w:t/>
-            </w:r>
-          </w:p>
-        </w:tc>
-        <w:tc>
-          <w:tcPr>
-            <w:tcW w:w="0" w:type="auto"/>
-          </w:tcPr>
-          <w:p>
-            <w:pPr>
-              <w:rPr>
-                <w:bCs/>
-                <w:sz w:val="20"/>
-                <w:szCs w:val="20"/>
-              </w:rPr>
-            </w:pPr>
-            <w:r>
-              <w:rPr>
-                <w:bCs/>
-                <w:sz w:val="20"/>
-                <w:szCs w:val="20"/>
-              </w:rPr>
-              <w:t>Асхаков, С. И. Основы научных исследований : учебное пособие / С. И. Асхаков. — Карачаевск : КЧГУ, 2020. — 348 с. — Текст : электронный // Лань : электронно-библиотечная система. — URL: https://e.lanbook.com/book/161998 (дата обращения: 18.05.2021). — Режим доступа: для авториз. пользователей.</w:t>
-            </w:r>
-          </w:p>
-        </w:tc>
-        <w:tc>
-          <w:tcPr>
-            <w:tcW w:w="0" w:type="auto"/>
-            <w:shd w:val="clear" w:color="auto" w:fill="auto"/>
-          </w:tcPr>
-          <w:p>
-            <w:pPr>
-              <w:rPr>
-                <w:bCs/>
-                <w:sz w:val="20"/>
-                <w:szCs w:val="20"/>
-              </w:rPr>
-            </w:pPr>
-            <w:r>
-              <w:rPr>
-                <w:bCs/>
-                <w:sz w:val="20"/>
-                <w:szCs w:val="20"/>
-              </w:rPr>
-              <w:t>1</w:t>
-            </w:r>
-          </w:p>
-        </w:tc>
-        <w:tc>
-          <w:tcPr>
-            <w:tcW w:w="0" w:type="auto"/>
-          </w:tcPr>
-          <w:p>
-            <w:pPr>
-              <w:rPr>
-                <w:bCs/>
-                <w:sz w:val="20"/>
-                <w:szCs w:val="20"/>
-              </w:rPr>
-            </w:pPr>
-            <w:r>
-              <w:rPr>
-                <w:bCs/>
-                <w:sz w:val="20"/>
-                <w:szCs w:val="20"/>
-              </w:rPr>
-              <w:t>http://www.e.lanbook.com</w:t>
-            </w:r>
-          </w:p>
-        </w:tc>
-        <w:tc>
-          <w:tcPr>
-            <w:tcW w:w="0" w:type="auto"/>
-            <w:shd w:val="clear" w:color="auto" w:fill="auto"/>
-          </w:tcPr>
-          <w:p>
-            <w:pPr>
-              <w:rPr>
-                <w:bCs/>
-                <w:sz w:val="20"/>
-                <w:szCs w:val="20"/>
-              </w:rPr>
-            </w:pPr>
-            <w:r>
-              <w:rPr>
-                <w:bCs/>
-                <w:sz w:val="20"/>
-                <w:szCs w:val="20"/>
-              </w:rPr>
-              <w:t> 1.00</w:t>
-            </w:r>
-          </w:p>
-        </w:tc>
-      </w:tr>
-      <w:tr>
-        <w:trPr>
-          <w:cantSplit/>
-          <w:trHeight w:val="211"/>
-          <w:jc w:val="center"/>
-        </w:trPr>
-        <w:tc>
-          <w:tcPr>
-            <w:tcW w:w="0" w:type="auto"/>
-          </w:tcPr>
-          <w:p>
-            <w:pPr>
-              <w:jc w:val="center"/>
-              <w:rPr>
-                <w:bCs/>
-                <w:sz w:val="20"/>
-                <w:szCs w:val="20"/>
-              </w:rPr>
-            </w:pPr>
-            <w:r>
-              <w:rPr>
-                <w:bCs/>
-                <w:sz w:val="20"/>
-                <w:szCs w:val="20"/>
-              </w:rPr>
-              <w:t>Дополнительная литература</w:t>
-            </w:r>
-          </w:p>
-        </w:tc>
-        <w:tc>
-          <w:tcPr>
-            <w:tcW w:w="0" w:type="auto"/>
-          </w:tcPr>
-          <w:p>
-            <w:pPr>
-              <w:jc w:val="center"/>
-              <w:rPr>
-                <w:bCs/>
-                <w:sz w:val="20"/>
-                <w:szCs w:val="20"/>
-              </w:rPr>
-            </w:pPr>
-            <w:r>
-              <w:rPr>
-                <w:bCs/>
-                <w:sz w:val="20"/>
-                <w:szCs w:val="20"/>
-              </w:rPr>
-              <w:t>Для выполнения практических занятий;</w:t>
-            </w:r>
-          </w:p>
-        </w:tc>
-        <w:tc>
-          <w:tcPr>
-            <w:tcW w:w="0" w:type="auto"/>
-          </w:tcPr>
-          <w:p>
-            <w:pPr>
-              <w:jc w:val="center"/>
-              <w:rPr>
-                <w:bCs/>
-                <w:sz w:val="20"/>
-                <w:szCs w:val="20"/>
-              </w:rPr>
-            </w:pPr>
-            <w:r>
-              <w:rPr>
-                <w:bCs/>
-                <w:sz w:val="20"/>
-                <w:szCs w:val="20"/>
-              </w:rPr>
-              <w:t>8</w:t>
-            </w:r>
-          </w:p>
-        </w:tc>
-        <w:tc>
-          <w:tcPr>
-            <w:tcW w:w="0" w:type="auto"/>
-          </w:tcPr>
-          <w:p>
-            <w:pPr>
-              <w:jc w:val="center"/>
-              <w:rPr>
-                <w:bCs/>
-                <w:sz w:val="20"/>
-                <w:szCs w:val="20"/>
-              </w:rPr>
-            </w:pPr>
-            <w:r>
-              <w:rPr>
-                <w:bCs/>
-                <w:sz w:val="20"/>
-                <w:szCs w:val="20"/>
-              </w:rPr>
-              <w:t/>
-            </w:r>
-          </w:p>
-        </w:tc>
-        <w:tc>
-          <w:tcPr>
-            <w:tcW w:w="0" w:type="auto"/>
-          </w:tcPr>
-          <w:p>
-            <w:pPr>
-              <w:jc w:val="center"/>
-              <w:rPr>
-                <w:bCs/>
-                <w:sz w:val="20"/>
-                <w:szCs w:val="20"/>
-              </w:rPr>
-            </w:pPr>
-            <w:r>
-              <w:rPr>
-                <w:bCs/>
-                <w:sz w:val="20"/>
-                <w:szCs w:val="20"/>
-              </w:rPr>
-              <w:t/>
-            </w:r>
-          </w:p>
-        </w:tc>
-        <w:tc>
-          <w:tcPr>
-            <w:tcW w:w="0" w:type="auto"/>
-          </w:tcPr>
-          <w:p>
-            <w:pPr>
-              <w:rPr>
-                <w:bCs/>
-                <w:sz w:val="20"/>
-                <w:szCs w:val="20"/>
-              </w:rPr>
-            </w:pPr>
-            <w:r>
-              <w:rPr>
-                <w:bCs/>
-                <w:sz w:val="20"/>
-                <w:szCs w:val="20"/>
-              </w:rPr>
-              <w:t>Основы научных исследований : учебное пособие / составители Ю. В. Устинова [и др.]. — Кемерово : КемГУ, 2019. — 112 с. — ISBN 978-5-8353-2426-2. — Текст : электронный // Лань : электронно-библиотечная система. — URL: https://e.lanbook.com/book/134299 (дата обращения: 18.05.2021). — Режим доступа: для авториз. пользователей.</w:t>
-            </w:r>
-          </w:p>
-        </w:tc>
-        <w:tc>
-          <w:tcPr>
-            <w:tcW w:w="0" w:type="auto"/>
-            <w:shd w:val="clear" w:color="auto" w:fill="auto"/>
-          </w:tcPr>
-          <w:p>
-            <w:pPr>
-              <w:rPr>
-                <w:bCs/>
-                <w:sz w:val="20"/>
-                <w:szCs w:val="20"/>
-              </w:rPr>
-            </w:pPr>
-            <w:r>
-              <w:rPr>
-                <w:bCs/>
-                <w:sz w:val="20"/>
-                <w:szCs w:val="20"/>
-              </w:rPr>
-              <w:t>1</w:t>
-            </w:r>
-          </w:p>
-        </w:tc>
-        <w:tc>
-          <w:tcPr>
-            <w:tcW w:w="0" w:type="auto"/>
-          </w:tcPr>
-          <w:p>
-            <w:pPr>
-              <w:rPr>
-                <w:bCs/>
-                <w:sz w:val="20"/>
-                <w:szCs w:val="20"/>
-              </w:rPr>
-            </w:pPr>
-            <w:r>
-              <w:rPr>
-                <w:bCs/>
-                <w:sz w:val="20"/>
-                <w:szCs w:val="20"/>
-              </w:rPr>
-              <w:t>http://www.e.lanbook.com</w:t>
-            </w:r>
-          </w:p>
-        </w:tc>
-        <w:tc>
-          <w:tcPr>
-            <w:tcW w:w="0" w:type="auto"/>
-            <w:shd w:val="clear" w:color="auto" w:fill="auto"/>
-          </w:tcPr>
-          <w:p>
-            <w:pPr>
-              <w:rPr>
-                <w:bCs/>
-                <w:sz w:val="20"/>
-                <w:szCs w:val="20"/>
-              </w:rPr>
-            </w:pPr>
-            <w:r>
-              <w:rPr>
-                <w:bCs/>
-                <w:sz w:val="20"/>
-                <w:szCs w:val="20"/>
-              </w:rPr>
-              <w:t> 1.00</w:t>
-            </w:r>
-          </w:p>
-        </w:tc>
-      </w:tr>
-      <w:tr>
-        <w:trPr>
-          <w:cantSplit/>
-          <w:trHeight w:val="211"/>
-          <w:jc w:val="center"/>
-        </w:trPr>
-        <w:tc>
-          <w:tcPr>
-            <w:tcW w:w="0" w:type="auto"/>
-          </w:tcPr>
-          <w:p>
-            <w:pPr>
-              <w:jc w:val="center"/>
-              <w:rPr>
-                <w:bCs/>
-                <w:sz w:val="20"/>
-                <w:szCs w:val="20"/>
-              </w:rPr>
-            </w:pPr>
-            <w:r>
-              <w:rPr>
-                <w:bCs/>
-                <w:sz w:val="20"/>
-                <w:szCs w:val="20"/>
-              </w:rPr>
-              <w:t>Дополнительная литература</w:t>
-            </w:r>
-          </w:p>
-        </w:tc>
-        <w:tc>
-          <w:tcPr>
-            <w:tcW w:w="0" w:type="auto"/>
-          </w:tcPr>
-          <w:p>
-            <w:pPr>
-              <w:jc w:val="center"/>
-              <w:rPr>
-                <w:bCs/>
-                <w:sz w:val="20"/>
-                <w:szCs w:val="20"/>
-              </w:rPr>
-            </w:pPr>
-            <w:r>
-              <w:rPr>
-                <w:bCs/>
-                <w:sz w:val="20"/>
-                <w:szCs w:val="20"/>
-              </w:rPr>
-              <w:t>Для выполнения СРО;</w:t>
-            </w:r>
-          </w:p>
-        </w:tc>
-        <w:tc>
-          <w:tcPr>
-            <w:tcW w:w="0" w:type="auto"/>
-          </w:tcPr>
-          <w:p>
-            <w:pPr>
-              <w:jc w:val="center"/>
-              <w:rPr>
-                <w:bCs/>
-                <w:sz w:val="20"/>
-                <w:szCs w:val="20"/>
-              </w:rPr>
-            </w:pPr>
-            <w:r>
-              <w:rPr>
-                <w:bCs/>
-                <w:sz w:val="20"/>
-                <w:szCs w:val="20"/>
-              </w:rPr>
-              <w:t>8</w:t>
-            </w:r>
-          </w:p>
-        </w:tc>
-        <w:tc>
-          <w:tcPr>
-            <w:tcW w:w="0" w:type="auto"/>
-          </w:tcPr>
-          <w:p>
-            <w:pPr>
-              <w:jc w:val="center"/>
-              <w:rPr>
-                <w:bCs/>
-                <w:sz w:val="20"/>
-                <w:szCs w:val="20"/>
-              </w:rPr>
-            </w:pPr>
-            <w:r>
-              <w:rPr>
-                <w:bCs/>
-                <w:sz w:val="20"/>
-                <w:szCs w:val="20"/>
-              </w:rPr>
-              <w:t/>
-            </w:r>
-          </w:p>
-        </w:tc>
-        <w:tc>
-          <w:tcPr>
-            <w:tcW w:w="0" w:type="auto"/>
-          </w:tcPr>
-          <w:p>
-            <w:pPr>
-              <w:jc w:val="center"/>
-              <w:rPr>
-                <w:bCs/>
-                <w:sz w:val="20"/>
-                <w:szCs w:val="20"/>
-              </w:rPr>
-            </w:pPr>
-            <w:r>
-              <w:rPr>
-                <w:bCs/>
-                <w:sz w:val="20"/>
-                <w:szCs w:val="20"/>
-              </w:rPr>
-              <w:t/>
-            </w:r>
-          </w:p>
-        </w:tc>
-        <w:tc>
-          <w:tcPr>
-            <w:tcW w:w="0" w:type="auto"/>
-          </w:tcPr>
-          <w:p>
-            <w:pPr>
-              <w:rPr>
-                <w:bCs/>
-                <w:sz w:val="20"/>
-                <w:szCs w:val="20"/>
-              </w:rPr>
-            </w:pPr>
-            <w:r>
-              <w:rPr>
-                <w:bCs/>
-                <w:sz w:val="20"/>
-                <w:szCs w:val="20"/>
-              </w:rPr>
-              <w:t>Челноков, М. Б. Основы научного творчества : учебное пособие / М. Б. Челноков. — Санкт-Петербург : Лань, 2020. — 172 с. — ISBN 978-5-8114-3864-8. — Текст : электронный // Лань : электронно-библиотечная система. — URL: https://e.lanbook.com/book/126916 (дата обращения: 20.05.2021). — Режим доступа: для авториз. пользователей.</w:t>
-            </w:r>
-          </w:p>
-        </w:tc>
-        <w:tc>
-          <w:tcPr>
-            <w:tcW w:w="0" w:type="auto"/>
-            <w:shd w:val="clear" w:color="auto" w:fill="auto"/>
-          </w:tcPr>
-          <w:p>
-            <w:pPr>
-              <w:rPr>
-                <w:bCs/>
-                <w:sz w:val="20"/>
-                <w:szCs w:val="20"/>
-              </w:rPr>
-            </w:pPr>
-            <w:r>
-              <w:rPr>
-                <w:bCs/>
-                <w:sz w:val="20"/>
-                <w:szCs w:val="20"/>
-              </w:rPr>
-              <w:t>1</w:t>
-            </w:r>
-          </w:p>
-        </w:tc>
-        <w:tc>
-          <w:tcPr>
-            <w:tcW w:w="0" w:type="auto"/>
-          </w:tcPr>
-          <w:p>
-            <w:pPr>
-              <w:rPr>
-                <w:bCs/>
-                <w:sz w:val="20"/>
-                <w:szCs w:val="20"/>
-              </w:rPr>
-            </w:pPr>
-            <w:r>
-              <w:rPr>
-                <w:bCs/>
-                <w:sz w:val="20"/>
-                <w:szCs w:val="20"/>
-              </w:rPr>
-              <w:t>http://www.e.lanbook.com</w:t>
-            </w:r>
-          </w:p>
-        </w:tc>
-        <w:tc>
-          <w:tcPr>
-            <w:tcW w:w="0" w:type="auto"/>
-            <w:shd w:val="clear" w:color="auto" w:fill="auto"/>
-          </w:tcPr>
-          <w:p>
-            <w:pPr>
-              <w:rPr>
-                <w:bCs/>
-                <w:sz w:val="20"/>
-                <w:szCs w:val="20"/>
-              </w:rPr>
-            </w:pPr>
-            <w:r>
-              <w:rPr>
-                <w:bCs/>
-                <w:sz w:val="20"/>
-                <w:szCs w:val="20"/>
-              </w:rPr>
-              <w:t> 1.00</w:t>
-            </w:r>
-          </w:p>
-        </w:tc>
-      </w:tr>
-      <w:tr>
-        <w:trPr>
-          <w:cantSplit/>
-          <w:trHeight w:val="211"/>
-          <w:jc w:val="center"/>
-        </w:trPr>
-        <w:tc>
-          <w:tcPr>
-            <w:tcW w:w="0" w:type="auto"/>
-            <w:gridSpan w:val="9"/>
-          </w:tcPr>
-          <w:p>
-            <w:pPr>
-              <w:rPr>
-                <w:sz w:val="18"/>
-                <w:szCs w:val="18"/>
-              </w:rPr>
-            </w:pPr>
-            <w:r>
-              <w:rPr>
-                <w:sz w:val="18"/>
-                <w:szCs w:val="18"/>
-              </w:rPr>
-              <w:t>Примечание – Графы 1-5,8 заполняются кафедрой, графы 7 и 9 - библиотекой</w:t>
+              <w:t>0.50</w:t>
             </w:r>
           </w:p>
         </w:tc>
@@ -26814,7 +22567,7 @@
         <w:t>Наименование дисциплины</w:t>
       </w:r>
       <w:r>
-        <w:t>: </w:t>
+        <w:t xml:space="preserve">: </w:t>
       </w:r>
       <w:r>
         <w:rPr>
@@ -26842,7 +22595,7 @@
           <w:color w:val="000000"/>
           <w:u w:val="single"/>
         </w:rPr>
-        <w:t>(37905)Искусственный интеллект</w:t>
+        <w:t>(38014)Нечёткая логика и нечёткое управление</w:t>
       </w:r>
     </w:p>
     <w:p>
@@ -27480,7 +23233,7 @@
                 <w:sz w:val="20"/>
                 <w:szCs w:val="20"/>
               </w:rPr>
-              <w:t>8</w:t>
+              <w:t>7</w:t>
             </w:r>
           </w:p>
         </w:tc>
@@ -27554,7 +23307,7 @@
                 <w:sz w:val="20"/>
                 <w:szCs w:val="20"/>
               </w:rPr>
-              <w:t>8</w:t>
+              <w:t>7</w:t>
             </w:r>
           </w:p>
         </w:tc>
@@ -27765,7 +23518,7 @@
                 <w:sz w:val="20"/>
                 <w:szCs w:val="20"/>
               </w:rPr>
-              <w:t>8</w:t>
+              <w:t>7</w:t>
             </w:r>
           </w:p>
         </w:tc>
@@ -28209,7 +23962,7 @@
         <w:rPr>
           <w:b/>
         </w:rPr>
-        <w:t>(37905)Искусственный интеллект</w:t>
+        <w:t>(38014)Нечёткая логика и нечёткое управление</w:t>
       </w:r>
     </w:p>
     <w:p>
@@ -36213,7 +31966,7 @@
           <w:sz w:val="28"/>
           <w:szCs w:val="28"/>
         </w:rPr>
-        <w:t>(37905)Искусственный интеллект</w:t>
+        <w:t>(38014)Нечёткая логика и нечёткое управление</w:t>
       </w:r>
     </w:p>
     <w:p>
